--- a/technical-reports/technical-report-enmice.docx
+++ b/technical-reports/technical-report-enmice.docx
@@ -20,19 +20,12 @@
         </w:rPr>
         <w:t>RTP Equipo 21 ENMICE 2025</w:t>
       </w:r>
-      <w:r>
-        <w:rPr>
-          <w:noProof w:val="0"/>
-          <w:kern w:val="48"/>
-          <w:lang w:val="es-419"/>
-        </w:rPr>
-        <w:t xml:space="preserve"> ||</w:t>
-      </w:r>
     </w:p>
     <w:p>
       <w:pPr>
         <w:pStyle w:val="Author"/>
         <w:spacing w:before="100" w:beforeAutospacing="1" w:after="100" w:afterAutospacing="1" w:line="120" w:lineRule="auto"/>
+        <w:jc w:val="both"/>
         <w:rPr>
           <w:noProof w:val="0"/>
           <w:sz w:val="16"/>
@@ -45,6 +38,7 @@
       <w:pPr>
         <w:pStyle w:val="Author"/>
         <w:spacing w:before="100" w:beforeAutospacing="1" w:after="100" w:afterAutospacing="1" w:line="120" w:lineRule="auto"/>
+        <w:jc w:val="both"/>
         <w:rPr>
           <w:noProof w:val="0"/>
           <w:sz w:val="16"/>
@@ -266,111 +260,626 @@
           <w:rFonts w:hint="eastAsia"/>
           <w:lang w:val="es-419"/>
         </w:rPr>
-        <w:t xml:space="preserve"> </w:t>
+        <w:t xml:space="preserve"> El equipo DYNX compite en la categoría LCU con un objetivo de apogeo 1 km. El vehículo </w:t>
+      </w:r>
+      <w:r>
+        <w:rPr>
+          <w:i/>
+          <w:iCs/>
+          <w:lang w:val="es-419"/>
+        </w:rPr>
+        <w:t>Promesa</w:t>
       </w:r>
       <w:r>
         <w:rPr>
           <w:rFonts w:hint="eastAsia"/>
           <w:lang w:val="es-419"/>
         </w:rPr>
-        <w:t>El equipo DYNX compite en la categoría LCU con un objetivo de apogeo 1 km. El vehículo propuesto tiene un diámetro de 3.5 in (</w:t>
+        <w:t xml:space="preserve"> tiene un diámetro de </w:t>
+      </w:r>
+      <w:r>
+        <w:rPr>
+          <w:lang w:val="es-419"/>
+        </w:rPr>
+        <w:t>4</w:t>
       </w:r>
       <w:r>
         <w:rPr>
           <w:rFonts w:hint="eastAsia"/>
           <w:lang w:val="es-419"/>
         </w:rPr>
-        <w:t>≈</w:t>
+        <w:t xml:space="preserve"> in (</w:t>
       </w:r>
       <w:r>
         <w:rPr>
           <w:rFonts w:hint="eastAsia"/>
           <w:lang w:val="es-419"/>
         </w:rPr>
-        <w:t xml:space="preserve">88.9 mm) y una longitud de 1.72 m, y emplea un motor </w:t>
+        <w:t>≈</w:t>
       </w:r>
       <w:r>
         <w:rPr>
           <w:lang w:val="es-419"/>
         </w:rPr>
-        <w:t xml:space="preserve">clase K </w:t>
+        <w:t xml:space="preserve">100 </w:t>
       </w:r>
       <w:r>
         <w:rPr>
           <w:rFonts w:hint="eastAsia"/>
           <w:lang w:val="es-419"/>
         </w:rPr>
+        <w:t xml:space="preserve">mm) y una longitud de 1.72 m, y emplea un motor </w:t>
+      </w:r>
+      <w:r>
+        <w:rPr>
+          <w:lang w:val="es-419"/>
+        </w:rPr>
+        <w:t xml:space="preserve">clase K </w:t>
+      </w:r>
+      <w:r>
+        <w:rPr>
+          <w:rFonts w:hint="eastAsia"/>
+          <w:lang w:val="es-419"/>
+        </w:rPr>
         <w:t>de 1284 N de empuje. La misión principal es dem</w:t>
       </w:r>
       <w:r>
         <w:rPr>
           <w:lang w:val="es-419"/>
         </w:rPr>
-        <w:t xml:space="preserve">ostrar la capacidad del equipo para diseñar y entregar una carga </w:t>
+        <w:t>ostrar la capacidad del equipo para diseñar y entregar una carga de 1 kilogramo a ~1 km, y simultáneamente dar los primeros pasos del equipo en el uso y manejo de propelente sólido como sistema de propulsión propia.</w:t>
       </w:r>
       <w:r>
         <w:rPr>
           <w:lang w:val="es-419"/>
         </w:rPr>
-        <w:t xml:space="preserve">de 1 kilogramo </w:t>
-      </w:r>
-      <w:r>
+        <w:t xml:space="preserve"> </w:t>
+      </w:r>
+    </w:p>
+    <w:p>
+      <w:pPr>
+        <w:pStyle w:val="Keywords"/>
         <w:rPr>
           <w:lang w:val="es-419"/>
         </w:rPr>
-        <w:t>a ~1 km, y simultáneamente dar los primeros pasos del equipo en el uso y manejo de propelente sólido como sistema de propulsión propia.</w:t>
-      </w:r>
+      </w:pPr>
       <w:r>
         <w:rPr>
           <w:lang w:val="es-419"/>
         </w:rPr>
+        <w:t>Palabras clave</w:t>
+      </w:r>
+      <w:r>
+        <w:rPr>
+          <w:lang w:val="es-419"/>
+        </w:rPr>
+        <w:t>—</w:t>
+      </w:r>
+      <w:r>
+        <w:rPr>
+          <w:lang w:val="es-419"/>
+        </w:rPr>
+        <w:t>Palabras clave</w:t>
+      </w:r>
+      <w:r>
+        <w:rPr>
+          <w:lang w:val="es-419"/>
+        </w:rPr>
+        <w:t>.</w:t>
+      </w:r>
+    </w:p>
+    <w:p>
+      <w:pPr>
+        <w:pStyle w:val="Heading1"/>
+        <w:rPr>
+          <w:noProof w:val="0"/>
+        </w:rPr>
+      </w:pPr>
+      <w:r>
+        <w:rPr>
+          <w:noProof w:val="0"/>
+        </w:rPr>
+        <w:t>Integración del proyecto</w:t>
+      </w:r>
+    </w:p>
+    <w:p>
+      <w:pPr>
+        <w:pStyle w:val="BodyText"/>
+        <w:rPr>
+          <w:lang w:val="es-419"/>
+        </w:rPr>
+      </w:pPr>
+      <w:r>
+        <w:rPr>
+          <w:lang w:val="es-419"/>
+        </w:rPr>
+        <w:t>La misión principal es diseñar, construir y operar un vehículo capaz de alcanzar un apogeo de 1000 m ±10% a nivel del suelo, con una carga útil de 1 kilogramo. El sistema debe aterrizar integro, descargando datos de misión y demostrar control y recuperación segura. La misión es dividida en eventos:</w:t>
+      </w:r>
+    </w:p>
+    <w:p>
+      <w:pPr>
+        <w:pStyle w:val="BodyText"/>
+        <w:numPr>
+          <w:ilvl w:val="0"/>
+          <w:numId w:val="25"/>
+        </w:numPr>
+        <w:rPr>
+          <w:lang w:val="es-419"/>
+        </w:rPr>
+      </w:pPr>
+      <w:r>
+        <w:rPr>
+          <w:lang w:val="es-419"/>
+        </w:rPr>
+        <w:t>Salida exitosa de la torre.</w:t>
+      </w:r>
+    </w:p>
+    <w:p>
+      <w:pPr>
+        <w:pStyle w:val="BodyText"/>
+        <w:numPr>
+          <w:ilvl w:val="0"/>
+          <w:numId w:val="25"/>
+        </w:numPr>
+        <w:rPr>
+          <w:lang w:val="es-419"/>
+        </w:rPr>
+      </w:pPr>
+      <w:r>
+        <w:rPr>
+          <w:lang w:val="es-419"/>
+        </w:rPr>
+        <w:t>Despliegue del sistema de recuperación.</w:t>
+      </w:r>
+    </w:p>
+    <w:p>
+      <w:pPr>
+        <w:pStyle w:val="BodyText"/>
+        <w:numPr>
+          <w:ilvl w:val="0"/>
+          <w:numId w:val="25"/>
+        </w:numPr>
+        <w:rPr>
+          <w:lang w:val="es-419"/>
+        </w:rPr>
+      </w:pPr>
+      <w:r>
+        <w:rPr>
+          <w:lang w:val="es-419"/>
+        </w:rPr>
+        <w:t>Recuperación sin daños del vehículo y la CU.</w:t>
+      </w:r>
+    </w:p>
+    <w:p>
+      <w:pPr>
+        <w:pStyle w:val="BodyText"/>
+        <w:numPr>
+          <w:ilvl w:val="0"/>
+          <w:numId w:val="25"/>
+        </w:numPr>
+        <w:rPr>
+          <w:lang w:val="es-419"/>
+        </w:rPr>
+      </w:pPr>
+      <w:r>
+        <w:rPr>
+          <w:lang w:val="es-419"/>
+        </w:rPr>
+        <w:t>Obtención y registro de datos de vuelo.</w:t>
+      </w:r>
+    </w:p>
+    <w:p>
+      <w:pPr>
+        <w:pStyle w:val="Heading2"/>
+      </w:pPr>
+      <w:r>
+        <w:t>Restricciones y condicionales fijas de competencia.</w:t>
+      </w:r>
+    </w:p>
+    <w:p>
+      <w:pPr>
+        <w:pStyle w:val="BodyText"/>
+        <w:rPr>
+          <w:lang w:val="es-419"/>
+        </w:rPr>
+      </w:pPr>
+      <w:r>
+        <w:rPr>
+          <w:lang w:val="es-419"/>
+        </w:rPr>
+        <w:t>Durante el desarrollo del vehículo lanzador se acataron todas las recomendaciones, limitaciones y factores de seguridad establecidos en las guías oficiales del ENMICE 2025 (GRR, GDPE y GPOE).</w:t>
+      </w:r>
+    </w:p>
+    <w:p>
+      <w:pPr>
+        <w:pStyle w:val="BodyText"/>
+        <w:ind w:firstLine="0"/>
+        <w:rPr>
+          <w:lang w:val="es-419"/>
+        </w:rPr>
+      </w:pPr>
+      <w:proofErr w:type="gramStart"/>
+      <w:r>
+        <w:rPr>
+          <w:rFonts w:hint="eastAsia"/>
+          <w:lang w:val="es-419"/>
+        </w:rPr>
+        <w:t>Los safety</w:t>
+      </w:r>
+      <w:proofErr w:type="gramEnd"/>
+      <w:r>
+        <w:rPr>
+          <w:rFonts w:hint="eastAsia"/>
+          <w:lang w:val="es-419"/>
+        </w:rPr>
         <w:t xml:space="preserve"> </w:t>
       </w:r>
-    </w:p>
-    <w:p>
-      <w:pPr>
-        <w:pStyle w:val="Keywords"/>
-        <w:rPr>
+      <w:proofErr w:type="spellStart"/>
+      <w:r>
+        <w:rPr>
+          <w:rFonts w:hint="eastAsia"/>
           <w:lang w:val="es-419"/>
         </w:rPr>
-      </w:pPr>
-      <w:r>
-        <w:rPr>
+        <w:t>factors</w:t>
+      </w:r>
+      <w:proofErr w:type="spellEnd"/>
+      <w:r>
+        <w:rPr>
+          <w:rFonts w:hint="eastAsia"/>
           <w:lang w:val="es-419"/>
         </w:rPr>
-        <w:t>Palabras clave</w:t>
-      </w:r>
-      <w:r>
-        <w:rPr>
+        <w:t xml:space="preserve"> estructurales, de propulsión, recuperación y aviónica fueron aplicados conforme a los valores mínimos exigidos (</w:t>
+      </w:r>
+      <w:r>
+        <w:rPr>
+          <w:rFonts w:hint="eastAsia"/>
           <w:lang w:val="es-419"/>
         </w:rPr>
-        <w:t>—</w:t>
-      </w:r>
-      <w:r>
-        <w:rPr>
+        <w:t>≥</w:t>
+      </w:r>
+      <w:r>
+        <w:rPr>
+          <w:rFonts w:hint="eastAsia"/>
           <w:lang w:val="es-419"/>
         </w:rPr>
-        <w:t>Palabras clave</w:t>
-      </w:r>
-      <w:r>
-        <w:rPr>
+        <w:t xml:space="preserve">1.5 en componentes, </w:t>
+      </w:r>
+      <w:r>
+        <w:rPr>
+          <w:rFonts w:hint="eastAsia"/>
           <w:lang w:val="es-419"/>
         </w:rPr>
-        <w:t>.</w:t>
-      </w:r>
-    </w:p>
-    <w:p>
-      <w:pPr>
-        <w:pStyle w:val="Heading1"/>
-        <w:rPr>
-          <w:noProof w:val="0"/>
-        </w:rPr>
-      </w:pPr>
-      <w:r>
-        <w:rPr>
-          <w:noProof w:val="0"/>
-        </w:rPr>
-        <w:t>Integración del proyecto</w:t>
+        <w:t>≥</w:t>
+      </w:r>
+      <w:r>
+        <w:rPr>
+          <w:rFonts w:hint="eastAsia"/>
+          <w:lang w:val="es-419"/>
+        </w:rPr>
+        <w:t xml:space="preserve">2.0 en uniones críticas, y </w:t>
+      </w:r>
+      <w:r>
+        <w:rPr>
+          <w:rFonts w:hint="eastAsia"/>
+          <w:lang w:val="es-419"/>
+        </w:rPr>
+        <w:t>≥</w:t>
+      </w:r>
+      <w:r>
+        <w:rPr>
+          <w:rFonts w:hint="eastAsia"/>
+          <w:lang w:val="es-419"/>
+        </w:rPr>
+        <w:t xml:space="preserve">3.0 en la carcasa del motor), garantizando la integridad mecánica, térmica </w:t>
+      </w:r>
+      <w:r>
+        <w:rPr>
+          <w:lang w:val="es-419"/>
+        </w:rPr>
+        <w:t>y operativa del sistema.</w:t>
+      </w:r>
+    </w:p>
+    <w:p>
+      <w:pPr>
+        <w:pStyle w:val="Heading2"/>
+      </w:pPr>
+      <w:r>
+        <w:t>Metodología de proyecto</w:t>
+      </w:r>
+    </w:p>
+    <w:p>
+      <w:r>
+        <w:t xml:space="preserve">El desarrollo del vehículo lanzador </w:t>
+      </w:r>
+      <w:r>
+        <w:rPr>
+          <w:i/>
+          <w:iCs/>
+        </w:rPr>
+        <w:t>Promesa</w:t>
+      </w:r>
+      <w:r>
+        <w:t xml:space="preserve"> se realizó bajo una metodología faseada tipo </w:t>
+      </w:r>
+      <w:proofErr w:type="spellStart"/>
+      <w:r>
+        <w:t>stage</w:t>
+      </w:r>
+      <w:proofErr w:type="spellEnd"/>
+      <w:r>
+        <w:t>–gate dividida en cinco etapas: definición, diseño conceptual, validación de ingeniería, manufactura e integración, y operación final. En cada fase se establecieron metas técnicas, verificaciones y entregables conforme a las guías GRR, GDPE y GPOE del ENMICE 2025. El proceso inició con la definición de misión y restricciones, continuó con el diseño y simulación aerodinámica–estructural, y avanzó a la validación de saf</w:t>
+      </w:r>
+      <w:r>
+        <w:rPr>
+          <w:rFonts w:hint="eastAsia"/>
+        </w:rPr>
+        <w:t xml:space="preserve">ety </w:t>
+      </w:r>
+      <w:proofErr w:type="spellStart"/>
+      <w:r>
+        <w:rPr>
+          <w:rFonts w:hint="eastAsia"/>
+        </w:rPr>
+        <w:t>factors</w:t>
+      </w:r>
+      <w:proofErr w:type="spellEnd"/>
+      <w:r>
+        <w:rPr>
+          <w:rFonts w:hint="eastAsia"/>
+        </w:rPr>
+        <w:t xml:space="preserve"> (</w:t>
+      </w:r>
+      <w:r>
+        <w:rPr>
+          <w:rFonts w:hint="eastAsia"/>
+        </w:rPr>
+        <w:t>≥</w:t>
+      </w:r>
+      <w:r>
+        <w:rPr>
+          <w:rFonts w:hint="eastAsia"/>
+        </w:rPr>
+        <w:t xml:space="preserve">1.5 en estructura, </w:t>
+      </w:r>
+      <w:r>
+        <w:rPr>
+          <w:rFonts w:hint="eastAsia"/>
+        </w:rPr>
+        <w:t>≥</w:t>
+      </w:r>
+      <w:r>
+        <w:rPr>
+          <w:rFonts w:hint="eastAsia"/>
+        </w:rPr>
+        <w:t xml:space="preserve">2.0 en uniones y </w:t>
+      </w:r>
+      <w:r>
+        <w:rPr>
+          <w:rFonts w:hint="eastAsia"/>
+        </w:rPr>
+        <w:t>≥</w:t>
+      </w:r>
+      <w:r>
+        <w:rPr>
+          <w:rFonts w:hint="eastAsia"/>
+        </w:rPr>
+        <w:t>3.0 en carcasa del motor).</w:t>
+      </w:r>
+    </w:p>
+    <w:p>
+      <w:r>
+        <w:rPr>
+          <w:noProof/>
+        </w:rPr>
+        <mc:AlternateContent>
+          <mc:Choice Requires="wps">
+            <w:drawing>
+              <wp:anchor distT="45720" distB="45720" distL="114300" distR="114300" simplePos="0" relativeHeight="251659264" behindDoc="0" locked="0" layoutInCell="1" allowOverlap="1" wp14:anchorId="04C24BCE" wp14:editId="3784CBF9">
+                <wp:simplePos x="0" y="0"/>
+                <wp:positionH relativeFrom="column">
+                  <wp:align>right</wp:align>
+                </wp:positionH>
+                <wp:positionV relativeFrom="paragraph">
+                  <wp:posOffset>260350</wp:posOffset>
+                </wp:positionV>
+                <wp:extent cx="3068955" cy="1404620"/>
+                <wp:effectExtent l="0" t="0" r="0" b="0"/>
+                <wp:wrapSquare wrapText="bothSides"/>
+                <wp:docPr id="217" name="Text Box 2"/>
+                <wp:cNvGraphicFramePr>
+                  <a:graphicFrameLocks xmlns:a="http://schemas.openxmlformats.org/drawingml/2006/main"/>
+                </wp:cNvGraphicFramePr>
+                <a:graphic xmlns:a="http://schemas.openxmlformats.org/drawingml/2006/main">
+                  <a:graphicData uri="http://schemas.microsoft.com/office/word/2010/wordprocessingShape">
+                    <wps:wsp>
+                      <wps:cNvSpPr txBox="1">
+                        <a:spLocks noChangeArrowheads="1"/>
+                      </wps:cNvSpPr>
+                      <wps:spPr bwMode="auto">
+                        <a:xfrm>
+                          <a:off x="0" y="0"/>
+                          <a:ext cx="3068955" cy="1404620"/>
+                        </a:xfrm>
+                        <a:prstGeom prst="rect">
+                          <a:avLst/>
+                        </a:prstGeom>
+                        <a:solidFill>
+                          <a:srgbClr val="FFFFFF"/>
+                        </a:solidFill>
+                        <a:ln w="9525">
+                          <a:noFill/>
+                          <a:miter lim="800000"/>
+                          <a:headEnd/>
+                          <a:tailEnd/>
+                        </a:ln>
+                      </wps:spPr>
+                      <wps:txbx>
+                        <w:txbxContent>
+                          <w:p>
+                            <w:pPr>
+                              <w:jc w:val="center"/>
+                              <w:rPr>
+                                <w:lang w:val="en-US"/>
+                              </w:rPr>
+                            </w:pPr>
+                            <w:r>
+                              <w:rPr>
+                                <w:noProof/>
+                              </w:rPr>
+                              <w:drawing>
+                                <wp:inline distT="0" distB="0" distL="0" distR="0" wp14:anchorId="198399B4" wp14:editId="56A24985">
+                                  <wp:extent cx="2091266" cy="4611370"/>
+                                  <wp:effectExtent l="0" t="0" r="0" b="0"/>
+                                  <wp:docPr id="319092481" name="Picture 3" descr="A black background with white squares and circles&#10;&#10;AI-generated content may be incorrect."/>
+                                  <wp:cNvGraphicFramePr>
+                                    <a:graphicFrameLocks xmlns:a="http://schemas.openxmlformats.org/drawingml/2006/main" noChangeAspect="1"/>
+                                  </wp:cNvGraphicFramePr>
+                                  <a:graphic xmlns:a="http://schemas.openxmlformats.org/drawingml/2006/main">
+                                    <a:graphicData uri="http://schemas.openxmlformats.org/drawingml/2006/picture">
+                                      <pic:pic xmlns:pic="http://schemas.openxmlformats.org/drawingml/2006/picture">
+                                        <pic:nvPicPr>
+                                          <pic:cNvPr id="319092481" name="Picture 3" descr="A black background with white squares and circles&#10;&#10;AI-generated content may be incorrect."/>
+                                          <pic:cNvPicPr>
+                                            <a:picLocks noChangeAspect="1" noChangeArrowheads="1"/>
+                                          </pic:cNvPicPr>
+                                        </pic:nvPicPr>
+                                        <pic:blipFill rotWithShape="1">
+                                          <a:blip r:embed="rId9">
+                                            <a:extLst>
+                                              <a:ext uri="{28A0092B-C50C-407E-A947-70E740481C1C}">
+                                                <a14:useLocalDpi xmlns:a14="http://schemas.microsoft.com/office/drawing/2010/main" val="0"/>
+                                              </a:ext>
+                                            </a:extLst>
+                                          </a:blip>
+                                          <a:srcRect r="27315"/>
+                                          <a:stretch>
+                                            <a:fillRect/>
+                                          </a:stretch>
+                                        </pic:blipFill>
+                                        <pic:spPr bwMode="auto">
+                                          <a:xfrm>
+                                            <a:off x="0" y="0"/>
+                                            <a:ext cx="2091266" cy="4611370"/>
+                                          </a:xfrm>
+                                          <a:prstGeom prst="rect">
+                                            <a:avLst/>
+                                          </a:prstGeom>
+                                          <a:noFill/>
+                                          <a:ln>
+                                            <a:noFill/>
+                                          </a:ln>
+                                          <a:extLst>
+                                            <a:ext uri="{53640926-AAD7-44D8-BBD7-CCE9431645EC}">
+                                              <a14:shadowObscured xmlns:a14="http://schemas.microsoft.com/office/drawing/2010/main"/>
+                                            </a:ext>
+                                          </a:extLst>
+                                        </pic:spPr>
+                                      </pic:pic>
+                                    </a:graphicData>
+                                  </a:graphic>
+                                </wp:inline>
+                              </w:drawing>
+                            </w:r>
+                          </w:p>
+                        </w:txbxContent>
+                      </wps:txbx>
+                      <wps:bodyPr rot="0" vert="horz" wrap="square" lIns="91440" tIns="45720" rIns="91440" bIns="45720" anchor="t" anchorCtr="0">
+                        <a:spAutoFit/>
+                      </wps:bodyPr>
+                    </wps:wsp>
+                  </a:graphicData>
+                </a:graphic>
+                <wp14:sizeRelH relativeFrom="margin">
+                  <wp14:pctWidth>0</wp14:pctWidth>
+                </wp14:sizeRelH>
+                <wp14:sizeRelV relativeFrom="margin">
+                  <wp14:pctHeight>20000</wp14:pctHeight>
+                </wp14:sizeRelV>
+              </wp:anchor>
+            </w:drawing>
+          </mc:Choice>
+          <mc:Fallback>
+            <w:pict>
+              <v:shapetype w14:anchorId="04C24BCE" id="_x0000_t202" coordsize="21600,21600" o:spt="202" path="m,l,21600r21600,l21600,xe">
+                <v:stroke joinstyle="miter"/>
+                <v:path gradientshapeok="t" o:connecttype="rect"/>
+              </v:shapetype>
+              <v:shape id="Text Box 2" o:spid="_x0000_s1026" type="#_x0000_t202" style="position:absolute;left:0;text-align:left;margin-left:190.45pt;margin-top:20.5pt;width:241.65pt;height:110.6pt;z-index:251659264;visibility:visible;mso-wrap-style:square;mso-width-percent:0;mso-height-percent:200;mso-wrap-distance-left:9pt;mso-wrap-distance-top:3.6pt;mso-wrap-distance-right:9pt;mso-wrap-distance-bottom:3.6pt;mso-position-horizontal:right;mso-position-horizontal-relative:text;mso-position-vertical:absolute;mso-position-vertical-relative:text;mso-width-percent:0;mso-height-percent:200;mso-width-relative:margin;mso-height-relative:margin;v-text-anchor:top" o:gfxdata="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" stroked="f">
+                <v:textbox style="mso-fit-shape-to-text:t">
+                  <w:txbxContent>
+                    <w:p>
+                      <w:pPr>
+                        <w:jc w:val="center"/>
+                        <w:rPr>
+                          <w:lang w:val="en-US"/>
+                        </w:rPr>
+                      </w:pPr>
+                      <w:r>
+                        <w:rPr>
+                          <w:noProof/>
+                        </w:rPr>
+                        <w:drawing>
+                          <wp:inline distT="0" distB="0" distL="0" distR="0" wp14:anchorId="198399B4" wp14:editId="56A24985">
+                            <wp:extent cx="2091266" cy="4611370"/>
+                            <wp:effectExtent l="0" t="0" r="0" b="0"/>
+                            <wp:docPr id="319092481" name="Picture 3" descr="A black background with white squares and circles&#10;&#10;AI-generated content may be incorrect."/>
+                            <wp:cNvGraphicFramePr>
+                              <a:graphicFrameLocks xmlns:a="http://schemas.openxmlformats.org/drawingml/2006/main" noChangeAspect="1"/>
+                            </wp:cNvGraphicFramePr>
+                            <a:graphic xmlns:a="http://schemas.openxmlformats.org/drawingml/2006/main">
+                              <a:graphicData uri="http://schemas.openxmlformats.org/drawingml/2006/picture">
+                                <pic:pic xmlns:pic="http://schemas.openxmlformats.org/drawingml/2006/picture">
+                                  <pic:nvPicPr>
+                                    <pic:cNvPr id="319092481" name="Picture 3" descr="A black background with white squares and circles&#10;&#10;AI-generated content may be incorrect."/>
+                                    <pic:cNvPicPr>
+                                      <a:picLocks noChangeAspect="1" noChangeArrowheads="1"/>
+                                    </pic:cNvPicPr>
+                                  </pic:nvPicPr>
+                                  <pic:blipFill rotWithShape="1">
+                                    <a:blip r:embed="rId9">
+                                      <a:extLst>
+                                        <a:ext uri="{28A0092B-C50C-407E-A947-70E740481C1C}">
+                                          <a14:useLocalDpi xmlns:a14="http://schemas.microsoft.com/office/drawing/2010/main" val="0"/>
+                                        </a:ext>
+                                      </a:extLst>
+                                    </a:blip>
+                                    <a:srcRect r="27315"/>
+                                    <a:stretch>
+                                      <a:fillRect/>
+                                    </a:stretch>
+                                  </pic:blipFill>
+                                  <pic:spPr bwMode="auto">
+                                    <a:xfrm>
+                                      <a:off x="0" y="0"/>
+                                      <a:ext cx="2091266" cy="4611370"/>
+                                    </a:xfrm>
+                                    <a:prstGeom prst="rect">
+                                      <a:avLst/>
+                                    </a:prstGeom>
+                                    <a:noFill/>
+                                    <a:ln>
+                                      <a:noFill/>
+                                    </a:ln>
+                                    <a:extLst>
+                                      <a:ext uri="{53640926-AAD7-44D8-BBD7-CCE9431645EC}">
+                                        <a14:shadowObscured xmlns:a14="http://schemas.microsoft.com/office/drawing/2010/main"/>
+                                      </a:ext>
+                                    </a:extLst>
+                                  </pic:spPr>
+                                </pic:pic>
+                              </a:graphicData>
+                            </a:graphic>
+                          </wp:inline>
+                        </w:drawing>
+                      </w:r>
+                    </w:p>
+                  </w:txbxContent>
+                </v:textbox>
+                <w10:wrap type="square"/>
+              </v:shape>
+            </w:pict>
+          </mc:Fallback>
+        </mc:AlternateContent>
       </w:r>
     </w:p>
     <w:p>
@@ -380,26 +889,6 @@
           <w:lang w:val="es-419"/>
         </w:rPr>
       </w:pPr>
-      <w:proofErr w:type="spellStart"/>
-      <w:r>
-        <w:rPr>
-          <w:lang w:val="es-419"/>
-        </w:rPr>
-        <w:t>This</w:t>
-      </w:r>
-      <w:proofErr w:type="spellEnd"/>
-      <w:r>
-        <w:rPr>
-          <w:lang w:val="es-419"/>
-        </w:rPr>
-        <w:t xml:space="preserve"> </w:t>
-      </w:r>
-      <w:r>
-        <w:rPr>
-          <w:lang w:val="es-419"/>
-        </w:rPr>
-        <w:t>INTRO VA AL FINAL</w:t>
-      </w:r>
     </w:p>
     <w:p>
       <w:pPr>
@@ -481,8 +970,16 @@
           <w:p>
             <w:pPr>
               <w:jc w:val="center"/>
+              <w:rPr>
+                <w:sz w:val="18"/>
+                <w:szCs w:val="18"/>
+              </w:rPr>
             </w:pPr>
             <w:r>
+              <w:rPr>
+                <w:sz w:val="18"/>
+                <w:szCs w:val="18"/>
+              </w:rPr>
               <w:t>Bloque</w:t>
             </w:r>
           </w:p>
@@ -495,8 +992,16 @@
             <w:pPr>
               <w:jc w:val="center"/>
               <w:cnfStyle w:val="100000000000" w:firstRow="1" w:lastRow="0" w:firstColumn="0" w:lastColumn="0" w:oddVBand="0" w:evenVBand="0" w:oddHBand="0" w:evenHBand="0" w:firstRowFirstColumn="0" w:firstRowLastColumn="0" w:lastRowFirstColumn="0" w:lastRowLastColumn="0"/>
+              <w:rPr>
+                <w:sz w:val="18"/>
+                <w:szCs w:val="18"/>
+              </w:rPr>
             </w:pPr>
             <w:r>
+              <w:rPr>
+                <w:sz w:val="18"/>
+                <w:szCs w:val="18"/>
+              </w:rPr>
               <w:t>Descripción</w:t>
             </w:r>
           </w:p>
@@ -512,7 +1017,17 @@
             <w:tcW w:w="2428" w:type="dxa"/>
           </w:tcPr>
           <w:p>
-            <w:r>
+            <w:pPr>
+              <w:rPr>
+                <w:sz w:val="18"/>
+                <w:szCs w:val="18"/>
+              </w:rPr>
+            </w:pPr>
+            <w:r>
+              <w:rPr>
+                <w:sz w:val="18"/>
+                <w:szCs w:val="18"/>
+              </w:rPr>
               <w:t>Propuesta de valor</w:t>
             </w:r>
           </w:p>
@@ -524,9 +1039,25 @@
           <w:p>
             <w:pPr>
               <w:cnfStyle w:val="000000100000" w:firstRow="0" w:lastRow="0" w:firstColumn="0" w:lastColumn="0" w:oddVBand="0" w:evenVBand="0" w:oddHBand="1" w:evenHBand="0" w:firstRowFirstColumn="0" w:firstRowLastColumn="0" w:lastRowFirstColumn="0" w:lastRowLastColumn="0"/>
+              <w:rPr>
+                <w:sz w:val="18"/>
+                <w:szCs w:val="18"/>
+              </w:rPr>
             </w:pPr>
             <w:r>
-              <w:t>Tubos de diámetro mayores a 1 pulgada de material compuesto de alta rigidez y bajo peso, para proyectos universitarios.</w:t>
+              <w:rPr>
+                <w:sz w:val="18"/>
+                <w:szCs w:val="18"/>
+              </w:rPr>
+              <w:t xml:space="preserve">Tubos de diámetro mayores a 1 pulgada de material </w:t>
+            </w:r>
+            <w:r>
+              <w:rPr>
+                <w:sz w:val="18"/>
+                <w:szCs w:val="18"/>
+              </w:rPr>
+              <w:lastRenderedPageBreak/>
+              <w:t>compuesto de alta rigidez y bajo peso, para proyectos universitarios.</w:t>
             </w:r>
           </w:p>
         </w:tc>
@@ -538,7 +1069,18 @@
             <w:tcW w:w="2428" w:type="dxa"/>
           </w:tcPr>
           <w:p>
-            <w:r>
+            <w:pPr>
+              <w:rPr>
+                <w:sz w:val="18"/>
+                <w:szCs w:val="18"/>
+              </w:rPr>
+            </w:pPr>
+            <w:r>
+              <w:rPr>
+                <w:sz w:val="18"/>
+                <w:szCs w:val="18"/>
+              </w:rPr>
+              <w:lastRenderedPageBreak/>
               <w:t>Segmento de clientes</w:t>
             </w:r>
           </w:p>
@@ -550,8 +1092,16 @@
           <w:p>
             <w:pPr>
               <w:cnfStyle w:val="000000000000" w:firstRow="0" w:lastRow="0" w:firstColumn="0" w:lastColumn="0" w:oddVBand="0" w:evenVBand="0" w:oddHBand="0" w:evenHBand="0" w:firstRowFirstColumn="0" w:firstRowLastColumn="0" w:lastRowFirstColumn="0" w:lastRowLastColumn="0"/>
+              <w:rPr>
+                <w:sz w:val="18"/>
+                <w:szCs w:val="18"/>
+              </w:rPr>
             </w:pPr>
             <w:r>
+              <w:rPr>
+                <w:sz w:val="18"/>
+                <w:szCs w:val="18"/>
+              </w:rPr>
               <w:t>Equipos universitarios, clubs de cohetería, laboratorios de prototipado o startups aeroespaciales.</w:t>
             </w:r>
           </w:p>
@@ -567,7 +1117,17 @@
             <w:tcW w:w="2428" w:type="dxa"/>
           </w:tcPr>
           <w:p>
-            <w:r>
+            <w:pPr>
+              <w:rPr>
+                <w:sz w:val="18"/>
+                <w:szCs w:val="18"/>
+              </w:rPr>
+            </w:pPr>
+            <w:r>
+              <w:rPr>
+                <w:sz w:val="18"/>
+                <w:szCs w:val="18"/>
+              </w:rPr>
               <w:t>Canales</w:t>
             </w:r>
           </w:p>
@@ -579,8 +1139,16 @@
           <w:p>
             <w:pPr>
               <w:cnfStyle w:val="000000100000" w:firstRow="0" w:lastRow="0" w:firstColumn="0" w:lastColumn="0" w:oddVBand="0" w:evenVBand="0" w:oddHBand="1" w:evenHBand="0" w:firstRowFirstColumn="0" w:firstRowLastColumn="0" w:lastRowFirstColumn="0" w:lastRowLastColumn="0"/>
+              <w:rPr>
+                <w:sz w:val="18"/>
+                <w:szCs w:val="18"/>
+              </w:rPr>
             </w:pPr>
             <w:r>
+              <w:rPr>
+                <w:sz w:val="18"/>
+                <w:szCs w:val="18"/>
+              </w:rPr>
               <w:t>Venta directa, mediante la creación de una marca.</w:t>
             </w:r>
           </w:p>
@@ -593,7 +1161,17 @@
             <w:tcW w:w="2428" w:type="dxa"/>
           </w:tcPr>
           <w:p>
-            <w:r>
+            <w:pPr>
+              <w:rPr>
+                <w:sz w:val="18"/>
+                <w:szCs w:val="18"/>
+              </w:rPr>
+            </w:pPr>
+            <w:r>
+              <w:rPr>
+                <w:sz w:val="18"/>
+                <w:szCs w:val="18"/>
+              </w:rPr>
               <w:t>Relación con clientes</w:t>
             </w:r>
           </w:p>
@@ -605,16 +1183,30 @@
           <w:p>
             <w:pPr>
               <w:cnfStyle w:val="000000000000" w:firstRow="0" w:lastRow="0" w:firstColumn="0" w:lastColumn="0" w:oddVBand="0" w:evenVBand="0" w:oddHBand="0" w:evenHBand="0" w:firstRowFirstColumn="0" w:firstRowLastColumn="0" w:lastRowFirstColumn="0" w:lastRowLastColumn="0"/>
+              <w:rPr>
+                <w:sz w:val="18"/>
+                <w:szCs w:val="18"/>
+              </w:rPr>
             </w:pPr>
             <w:r>
+              <w:rPr>
+                <w:sz w:val="18"/>
+                <w:szCs w:val="18"/>
+              </w:rPr>
               <w:t xml:space="preserve">Asesoría, </w:t>
             </w:r>
-            <w:proofErr w:type="spellStart"/>
-            <w:r>
-              <w:t>personalziación</w:t>
-            </w:r>
-            <w:proofErr w:type="spellEnd"/>
-            <w:r>
+            <w:r>
+              <w:rPr>
+                <w:sz w:val="18"/>
+                <w:szCs w:val="18"/>
+              </w:rPr>
+              <w:t>personalización</w:t>
+            </w:r>
+            <w:r>
+              <w:rPr>
+                <w:sz w:val="18"/>
+                <w:szCs w:val="18"/>
+              </w:rPr>
               <w:t xml:space="preserve"> y soporte postventa.</w:t>
             </w:r>
           </w:p>
@@ -630,7 +1222,17 @@
             <w:tcW w:w="2428" w:type="dxa"/>
           </w:tcPr>
           <w:p>
-            <w:r>
+            <w:pPr>
+              <w:rPr>
+                <w:sz w:val="18"/>
+                <w:szCs w:val="18"/>
+              </w:rPr>
+            </w:pPr>
+            <w:r>
+              <w:rPr>
+                <w:sz w:val="18"/>
+                <w:szCs w:val="18"/>
+              </w:rPr>
               <w:t>Fuentes de ingreso</w:t>
             </w:r>
           </w:p>
@@ -642,8 +1244,16 @@
           <w:p>
             <w:pPr>
               <w:cnfStyle w:val="000000100000" w:firstRow="0" w:lastRow="0" w:firstColumn="0" w:lastColumn="0" w:oddVBand="0" w:evenVBand="0" w:oddHBand="1" w:evenHBand="0" w:firstRowFirstColumn="0" w:firstRowLastColumn="0" w:lastRowFirstColumn="0" w:lastRowLastColumn="0"/>
+              <w:rPr>
+                <w:sz w:val="18"/>
+                <w:szCs w:val="18"/>
+              </w:rPr>
             </w:pPr>
             <w:r>
+              <w:rPr>
+                <w:sz w:val="18"/>
+                <w:szCs w:val="18"/>
+              </w:rPr>
               <w:t>Venta de tubos, manufactura personalizada, capacitaciones y contratos.</w:t>
             </w:r>
           </w:p>
@@ -656,7 +1266,17 @@
             <w:tcW w:w="2428" w:type="dxa"/>
           </w:tcPr>
           <w:p>
-            <w:r>
+            <w:pPr>
+              <w:rPr>
+                <w:sz w:val="18"/>
+                <w:szCs w:val="18"/>
+              </w:rPr>
+            </w:pPr>
+            <w:r>
+              <w:rPr>
+                <w:sz w:val="18"/>
+                <w:szCs w:val="18"/>
+              </w:rPr>
               <w:t>Recursos clave</w:t>
             </w:r>
           </w:p>
@@ -668,8 +1288,16 @@
           <w:p>
             <w:pPr>
               <w:cnfStyle w:val="000000000000" w:firstRow="0" w:lastRow="0" w:firstColumn="0" w:lastColumn="0" w:oddVBand="0" w:evenVBand="0" w:oddHBand="0" w:evenHBand="0" w:firstRowFirstColumn="0" w:firstRowLastColumn="0" w:lastRowFirstColumn="0" w:lastRowLastColumn="0"/>
+              <w:rPr>
+                <w:sz w:val="18"/>
+                <w:szCs w:val="18"/>
+              </w:rPr>
             </w:pPr>
             <w:r>
+              <w:rPr>
+                <w:sz w:val="18"/>
+                <w:szCs w:val="18"/>
+              </w:rPr>
               <w:t>Moldes metálicos, horno, personal y proveedores locales.</w:t>
             </w:r>
           </w:p>
@@ -685,7 +1313,17 @@
             <w:tcW w:w="2428" w:type="dxa"/>
           </w:tcPr>
           <w:p>
-            <w:r>
+            <w:pPr>
+              <w:rPr>
+                <w:sz w:val="18"/>
+                <w:szCs w:val="18"/>
+              </w:rPr>
+            </w:pPr>
+            <w:r>
+              <w:rPr>
+                <w:sz w:val="18"/>
+                <w:szCs w:val="18"/>
+              </w:rPr>
               <w:t>Actividades clave</w:t>
             </w:r>
           </w:p>
@@ -697,8 +1335,16 @@
           <w:p>
             <w:pPr>
               <w:cnfStyle w:val="000000100000" w:firstRow="0" w:lastRow="0" w:firstColumn="0" w:lastColumn="0" w:oddVBand="0" w:evenVBand="0" w:oddHBand="1" w:evenHBand="0" w:firstRowFirstColumn="0" w:firstRowLastColumn="0" w:lastRowFirstColumn="0" w:lastRowLastColumn="0"/>
+              <w:rPr>
+                <w:sz w:val="18"/>
+                <w:szCs w:val="18"/>
+              </w:rPr>
             </w:pPr>
             <w:r>
+              <w:rPr>
+                <w:sz w:val="18"/>
+                <w:szCs w:val="18"/>
+              </w:rPr>
               <w:t>Laminado, curado, ensayos estructurales y control de calidad</w:t>
             </w:r>
           </w:p>
@@ -711,7 +1357,17 @@
             <w:tcW w:w="2428" w:type="dxa"/>
           </w:tcPr>
           <w:p>
-            <w:r>
+            <w:pPr>
+              <w:rPr>
+                <w:sz w:val="18"/>
+                <w:szCs w:val="18"/>
+              </w:rPr>
+            </w:pPr>
+            <w:r>
+              <w:rPr>
+                <w:sz w:val="18"/>
+                <w:szCs w:val="18"/>
+              </w:rPr>
               <w:t>Socios clave</w:t>
             </w:r>
           </w:p>
@@ -723,12 +1379,17 @@
           <w:p>
             <w:pPr>
               <w:cnfStyle w:val="000000000000" w:firstRow="0" w:lastRow="0" w:firstColumn="0" w:lastColumn="0" w:oddVBand="0" w:evenVBand="0" w:oddHBand="0" w:evenHBand="0" w:firstRowFirstColumn="0" w:firstRowLastColumn="0" w:lastRowFirstColumn="0" w:lastRowLastColumn="0"/>
+              <w:rPr>
+                <w:sz w:val="18"/>
+                <w:szCs w:val="18"/>
+              </w:rPr>
             </w:pPr>
             <w:r>
-              <w:t xml:space="preserve">Universidades, proveedores de fibra y resina, </w:t>
-            </w:r>
-            <w:r>
-              <w:t>distribuidores especializados.</w:t>
+              <w:rPr>
+                <w:sz w:val="18"/>
+                <w:szCs w:val="18"/>
+              </w:rPr>
+              <w:t>Universidades, proveedores de fibra y resina, distribuidores especializados.</w:t>
             </w:r>
           </w:p>
         </w:tc>
@@ -743,7 +1404,17 @@
             <w:tcW w:w="2428" w:type="dxa"/>
           </w:tcPr>
           <w:p>
-            <w:r>
+            <w:pPr>
+              <w:rPr>
+                <w:sz w:val="18"/>
+                <w:szCs w:val="18"/>
+              </w:rPr>
+            </w:pPr>
+            <w:r>
+              <w:rPr>
+                <w:sz w:val="18"/>
+                <w:szCs w:val="18"/>
+              </w:rPr>
               <w:t>OPEX</w:t>
             </w:r>
           </w:p>
@@ -755,8 +1426,16 @@
           <w:p>
             <w:pPr>
               <w:cnfStyle w:val="000000100000" w:firstRow="0" w:lastRow="0" w:firstColumn="0" w:lastColumn="0" w:oddVBand="0" w:evenVBand="0" w:oddHBand="1" w:evenHBand="0" w:firstRowFirstColumn="0" w:firstRowLastColumn="0" w:lastRowFirstColumn="0" w:lastRowLastColumn="0"/>
+              <w:rPr>
+                <w:sz w:val="18"/>
+                <w:szCs w:val="18"/>
+              </w:rPr>
             </w:pPr>
             <w:r>
+              <w:rPr>
+                <w:sz w:val="18"/>
+                <w:szCs w:val="18"/>
+              </w:rPr>
               <w:t>Materias primas, energía, mano de obra y logística</w:t>
             </w:r>
           </w:p>
@@ -769,7 +1448,17 @@
             <w:tcW w:w="2428" w:type="dxa"/>
           </w:tcPr>
           <w:p>
-            <w:r>
+            <w:pPr>
+              <w:rPr>
+                <w:sz w:val="18"/>
+                <w:szCs w:val="18"/>
+              </w:rPr>
+            </w:pPr>
+            <w:r>
+              <w:rPr>
+                <w:sz w:val="18"/>
+                <w:szCs w:val="18"/>
+              </w:rPr>
               <w:t>CAPEX</w:t>
             </w:r>
           </w:p>
@@ -781,8 +1470,16 @@
           <w:p>
             <w:pPr>
               <w:cnfStyle w:val="000000000000" w:firstRow="0" w:lastRow="0" w:firstColumn="0" w:lastColumn="0" w:oddVBand="0" w:evenVBand="0" w:oddHBand="0" w:evenHBand="0" w:firstRowFirstColumn="0" w:firstRowLastColumn="0" w:lastRowFirstColumn="0" w:lastRowLastColumn="0"/>
+              <w:rPr>
+                <w:sz w:val="18"/>
+                <w:szCs w:val="18"/>
+              </w:rPr>
             </w:pPr>
             <w:r>
+              <w:rPr>
+                <w:sz w:val="18"/>
+                <w:szCs w:val="18"/>
+              </w:rPr>
               <w:t>Equipo de curado, moldes, herramientas y adecuación del taller.</w:t>
             </w:r>
           </w:p>
@@ -800,7 +1497,7 @@
     </w:p>
     <w:tbl>
       <w:tblPr>
-        <w:tblStyle w:val="TableGrid"/>
+        <w:tblStyle w:val="PlainTable2"/>
         <w:tblW w:w="0" w:type="auto"/>
         <w:tblLook w:val="04A0" w:firstRow="1" w:lastRow="0" w:firstColumn="1" w:lastColumn="0" w:noHBand="0" w:noVBand="1"/>
       </w:tblPr>
@@ -809,12 +1506,27 @@
         <w:gridCol w:w="2428"/>
       </w:tblGrid>
       <w:tr>
+        <w:trPr>
+          <w:cnfStyle w:val="100000000000" w:firstRow="1" w:lastRow="0" w:firstColumn="0" w:lastColumn="0" w:oddVBand="0" w:evenVBand="0" w:oddHBand="0" w:evenHBand="0" w:firstRowFirstColumn="0" w:firstRowLastColumn="0" w:lastRowFirstColumn="0" w:lastRowLastColumn="0"/>
+        </w:trPr>
         <w:tc>
           <w:tcPr>
+            <w:cnfStyle w:val="001000000000" w:firstRow="0" w:lastRow="0" w:firstColumn="1" w:lastColumn="0" w:oddVBand="0" w:evenVBand="0" w:oddHBand="0" w:evenHBand="0" w:firstRowFirstColumn="0" w:firstRowLastColumn="0" w:lastRowFirstColumn="0" w:lastRowLastColumn="0"/>
             <w:tcW w:w="2428" w:type="dxa"/>
           </w:tcPr>
           <w:p>
-            <w:r>
+            <w:pPr>
+              <w:jc w:val="center"/>
+              <w:rPr>
+                <w:sz w:val="18"/>
+                <w:szCs w:val="18"/>
+              </w:rPr>
+            </w:pPr>
+            <w:r>
+              <w:rPr>
+                <w:sz w:val="18"/>
+                <w:szCs w:val="18"/>
+              </w:rPr>
               <w:t>Indicador</w:t>
             </w:r>
           </w:p>
@@ -824,19 +1536,50 @@
             <w:tcW w:w="2428" w:type="dxa"/>
           </w:tcPr>
           <w:p>
-            <w:r>
+            <w:pPr>
+              <w:jc w:val="center"/>
+              <w:cnfStyle w:val="100000000000" w:firstRow="1" w:lastRow="0" w:firstColumn="0" w:lastColumn="0" w:oddVBand="0" w:evenVBand="0" w:oddHBand="0" w:evenHBand="0" w:firstRowFirstColumn="0" w:firstRowLastColumn="0" w:lastRowFirstColumn="0" w:lastRowLastColumn="0"/>
+              <w:rPr>
+                <w:sz w:val="18"/>
+                <w:szCs w:val="18"/>
+              </w:rPr>
+            </w:pPr>
+            <w:r>
+              <w:rPr>
+                <w:sz w:val="18"/>
+                <w:szCs w:val="18"/>
+              </w:rPr>
               <w:t>Valor estimado</w:t>
             </w:r>
           </w:p>
         </w:tc>
       </w:tr>
       <w:tr>
+        <w:trPr>
+          <w:cnfStyle w:val="000000100000" w:firstRow="0" w:lastRow="0" w:firstColumn="0" w:lastColumn="0" w:oddVBand="0" w:evenVBand="0" w:oddHBand="1" w:evenHBand="0" w:firstRowFirstColumn="0" w:firstRowLastColumn="0" w:lastRowFirstColumn="0" w:lastRowLastColumn="0"/>
+        </w:trPr>
         <w:tc>
           <w:tcPr>
+            <w:cnfStyle w:val="001000000000" w:firstRow="0" w:lastRow="0" w:firstColumn="1" w:lastColumn="0" w:oddVBand="0" w:evenVBand="0" w:oddHBand="0" w:evenHBand="0" w:firstRowFirstColumn="0" w:firstRowLastColumn="0" w:lastRowFirstColumn="0" w:lastRowLastColumn="0"/>
             <w:tcW w:w="2428" w:type="dxa"/>
           </w:tcPr>
           <w:p>
-            <w:r>
+            <w:pPr>
+              <w:jc w:val="center"/>
+              <w:rPr>
+                <w:b w:val="0"/>
+                <w:bCs w:val="0"/>
+                <w:sz w:val="18"/>
+                <w:szCs w:val="18"/>
+              </w:rPr>
+            </w:pPr>
+            <w:r>
+              <w:rPr>
+                <w:b w:val="0"/>
+                <w:bCs w:val="0"/>
+                <w:sz w:val="18"/>
+                <w:szCs w:val="18"/>
+              </w:rPr>
               <w:t>Margen de ganancia</w:t>
             </w:r>
           </w:p>
@@ -846,7 +1589,19 @@
             <w:tcW w:w="2428" w:type="dxa"/>
           </w:tcPr>
           <w:p>
-            <w:r>
+            <w:pPr>
+              <w:jc w:val="center"/>
+              <w:cnfStyle w:val="000000100000" w:firstRow="0" w:lastRow="0" w:firstColumn="0" w:lastColumn="0" w:oddVBand="0" w:evenVBand="0" w:oddHBand="1" w:evenHBand="0" w:firstRowFirstColumn="0" w:firstRowLastColumn="0" w:lastRowFirstColumn="0" w:lastRowLastColumn="0"/>
+              <w:rPr>
+                <w:sz w:val="18"/>
+                <w:szCs w:val="18"/>
+              </w:rPr>
+            </w:pPr>
+            <w:r>
+              <w:rPr>
+                <w:sz w:val="18"/>
+                <w:szCs w:val="18"/>
+              </w:rPr>
               <w:t>20%</w:t>
             </w:r>
           </w:p>
@@ -855,10 +1610,26 @@
       <w:tr>
         <w:tc>
           <w:tcPr>
+            <w:cnfStyle w:val="001000000000" w:firstRow="0" w:lastRow="0" w:firstColumn="1" w:lastColumn="0" w:oddVBand="0" w:evenVBand="0" w:oddHBand="0" w:evenHBand="0" w:firstRowFirstColumn="0" w:firstRowLastColumn="0" w:lastRowFirstColumn="0" w:lastRowLastColumn="0"/>
             <w:tcW w:w="2428" w:type="dxa"/>
           </w:tcPr>
           <w:p>
-            <w:r>
+            <w:pPr>
+              <w:jc w:val="center"/>
+              <w:rPr>
+                <w:b w:val="0"/>
+                <w:bCs w:val="0"/>
+                <w:sz w:val="18"/>
+                <w:szCs w:val="18"/>
+              </w:rPr>
+            </w:pPr>
+            <w:r>
+              <w:rPr>
+                <w:b w:val="0"/>
+                <w:bCs w:val="0"/>
+                <w:sz w:val="18"/>
+                <w:szCs w:val="18"/>
+              </w:rPr>
               <w:t>Retorno de inversión</w:t>
             </w:r>
           </w:p>
@@ -868,19 +1639,50 @@
             <w:tcW w:w="2428" w:type="dxa"/>
           </w:tcPr>
           <w:p>
-            <w:r>
+            <w:pPr>
+              <w:jc w:val="center"/>
+              <w:cnfStyle w:val="000000000000" w:firstRow="0" w:lastRow="0" w:firstColumn="0" w:lastColumn="0" w:oddVBand="0" w:evenVBand="0" w:oddHBand="0" w:evenHBand="0" w:firstRowFirstColumn="0" w:firstRowLastColumn="0" w:lastRowFirstColumn="0" w:lastRowLastColumn="0"/>
+              <w:rPr>
+                <w:sz w:val="18"/>
+                <w:szCs w:val="18"/>
+              </w:rPr>
+            </w:pPr>
+            <w:r>
+              <w:rPr>
+                <w:sz w:val="18"/>
+                <w:szCs w:val="18"/>
+              </w:rPr>
               <w:t>A 18 meses</w:t>
             </w:r>
           </w:p>
         </w:tc>
       </w:tr>
       <w:tr>
+        <w:trPr>
+          <w:cnfStyle w:val="000000100000" w:firstRow="0" w:lastRow="0" w:firstColumn="0" w:lastColumn="0" w:oddVBand="0" w:evenVBand="0" w:oddHBand="1" w:evenHBand="0" w:firstRowFirstColumn="0" w:firstRowLastColumn="0" w:lastRowFirstColumn="0" w:lastRowLastColumn="0"/>
+        </w:trPr>
         <w:tc>
           <w:tcPr>
+            <w:cnfStyle w:val="001000000000" w:firstRow="0" w:lastRow="0" w:firstColumn="1" w:lastColumn="0" w:oddVBand="0" w:evenVBand="0" w:oddHBand="0" w:evenHBand="0" w:firstRowFirstColumn="0" w:firstRowLastColumn="0" w:lastRowFirstColumn="0" w:lastRowLastColumn="0"/>
             <w:tcW w:w="2428" w:type="dxa"/>
           </w:tcPr>
           <w:p>
-            <w:r>
+            <w:pPr>
+              <w:jc w:val="center"/>
+              <w:rPr>
+                <w:b w:val="0"/>
+                <w:bCs w:val="0"/>
+                <w:sz w:val="18"/>
+                <w:szCs w:val="18"/>
+              </w:rPr>
+            </w:pPr>
+            <w:r>
+              <w:rPr>
+                <w:b w:val="0"/>
+                <w:bCs w:val="0"/>
+                <w:sz w:val="18"/>
+                <w:szCs w:val="18"/>
+              </w:rPr>
               <w:t>Producción anual</w:t>
             </w:r>
           </w:p>
@@ -890,7 +1692,19 @@
             <w:tcW w:w="2428" w:type="dxa"/>
           </w:tcPr>
           <w:p>
-            <w:r>
+            <w:pPr>
+              <w:jc w:val="center"/>
+              <w:cnfStyle w:val="000000100000" w:firstRow="0" w:lastRow="0" w:firstColumn="0" w:lastColumn="0" w:oddVBand="0" w:evenVBand="0" w:oddHBand="1" w:evenHBand="0" w:firstRowFirstColumn="0" w:firstRowLastColumn="0" w:lastRowFirstColumn="0" w:lastRowLastColumn="0"/>
+              <w:rPr>
+                <w:sz w:val="18"/>
+                <w:szCs w:val="18"/>
+              </w:rPr>
+            </w:pPr>
+            <w:r>
+              <w:rPr>
+                <w:sz w:val="18"/>
+                <w:szCs w:val="18"/>
+              </w:rPr>
               <w:t>40 tubos</w:t>
             </w:r>
           </w:p>
@@ -899,10 +1713,26 @@
       <w:tr>
         <w:tc>
           <w:tcPr>
+            <w:cnfStyle w:val="001000000000" w:firstRow="0" w:lastRow="0" w:firstColumn="1" w:lastColumn="0" w:oddVBand="0" w:evenVBand="0" w:oddHBand="0" w:evenHBand="0" w:firstRowFirstColumn="0" w:firstRowLastColumn="0" w:lastRowFirstColumn="0" w:lastRowLastColumn="0"/>
             <w:tcW w:w="2428" w:type="dxa"/>
           </w:tcPr>
           <w:p>
-            <w:r>
+            <w:pPr>
+              <w:jc w:val="center"/>
+              <w:rPr>
+                <w:b w:val="0"/>
+                <w:bCs w:val="0"/>
+                <w:sz w:val="18"/>
+                <w:szCs w:val="18"/>
+              </w:rPr>
+            </w:pPr>
+            <w:r>
+              <w:rPr>
+                <w:b w:val="0"/>
+                <w:bCs w:val="0"/>
+                <w:sz w:val="18"/>
+                <w:szCs w:val="18"/>
+              </w:rPr>
               <w:t>Punto de equilibrio</w:t>
             </w:r>
           </w:p>
@@ -912,7 +1742,19 @@
             <w:tcW w:w="2428" w:type="dxa"/>
           </w:tcPr>
           <w:p>
-            <w:r>
+            <w:pPr>
+              <w:jc w:val="center"/>
+              <w:cnfStyle w:val="000000000000" w:firstRow="0" w:lastRow="0" w:firstColumn="0" w:lastColumn="0" w:oddVBand="0" w:evenVBand="0" w:oddHBand="0" w:evenHBand="0" w:firstRowFirstColumn="0" w:firstRowLastColumn="0" w:lastRowFirstColumn="0" w:lastRowLastColumn="0"/>
+              <w:rPr>
+                <w:sz w:val="18"/>
+                <w:szCs w:val="18"/>
+              </w:rPr>
+            </w:pPr>
+            <w:r>
+              <w:rPr>
+                <w:sz w:val="18"/>
+                <w:szCs w:val="18"/>
+              </w:rPr>
               <w:t>10 por cuartil</w:t>
             </w:r>
           </w:p>
@@ -940,9 +1782,10 @@
         <w:pStyle w:val="Heading1"/>
       </w:pPr>
       <w:r>
-        <w:t>Preeliminar de diseño</w:t>
-      </w:r>
-    </w:p>
+        <w:t>Diseño preeliminar y conceptual</w:t>
+      </w:r>
+    </w:p>
+    <w:p/>
     <w:p>
       <w:pPr>
         <w:pStyle w:val="Heading1"/>
@@ -960,6 +1803,2010 @@
       </w:r>
     </w:p>
     <w:p>
+      <w:r>
+        <w:t>Para el procesamiento de señales y la automatización de las fases de vuelo del cohete, se requirió una computadora de vuelo capaz de obtener</w:t>
+      </w:r>
+    </w:p>
+    <w:p>
+      <w:r>
+        <w:t>información en tiempo real sobre velocidad, aceleración, posición, distancia recorrida y tiempo de vuelo. Además, el sistema debía transmitir estos</w:t>
+      </w:r>
+    </w:p>
+    <w:p>
+      <w:r>
+        <w:t>datos con latencia mínima para permitir la observación del comportamiento en tiempo real y controlar el despliegue de los sistemas de ignición y</w:t>
+      </w:r>
+    </w:p>
+    <w:p>
+      <w:r>
+        <w:t>recuperación durante el vuelo.</w:t>
+      </w:r>
+    </w:p>
+    <w:p>
+      <w:pPr>
+        <w:pStyle w:val="Heading2"/>
+      </w:pPr>
+      <w:r>
+        <w:t>Selección de la plataforma de procesamiento</w:t>
+      </w:r>
+    </w:p>
+    <w:p>
+      <w:r>
+        <w:t>Aunque el uso de microcontroladores fue considerado inicialmente, se optó por una solución basada en computadora embebida debido a dos</w:t>
+      </w:r>
+    </w:p>
+    <w:p>
+      <w:r>
+        <w:t>factores principales:</w:t>
+      </w:r>
+    </w:p>
+    <w:p>
+      <w:r>
+        <w:t>1. La necesidad de ejecutar múltiples sistemas independientes de manera simultánea</w:t>
+      </w:r>
+    </w:p>
+    <w:p>
+      <w:r>
+        <w:t>2. Los requerimientos de almacenamiento de información</w:t>
+      </w:r>
+    </w:p>
+    <w:p>
+      <w:r>
+        <w:t>Se seleccionó la Raspberry Pi Zero W por las siguientes ventajas:</w:t>
+      </w:r>
+    </w:p>
+    <w:p>
+      <w:pPr>
+        <w:pStyle w:val="ListParagraph"/>
+        <w:numPr>
+          <w:ilvl w:val="0"/>
+          <w:numId w:val="26"/>
+        </w:numPr>
+      </w:pPr>
+      <w:r>
+        <w:t>Facilidad de integración con módulos y sensores</w:t>
+      </w:r>
+    </w:p>
+    <w:p>
+      <w:pPr>
+        <w:pStyle w:val="ListParagraph"/>
+        <w:numPr>
+          <w:ilvl w:val="0"/>
+          <w:numId w:val="26"/>
+        </w:numPr>
+      </w:pPr>
+      <w:r>
+        <w:t>Dimensiones compactas: 6×3 cm</w:t>
+      </w:r>
+    </w:p>
+    <w:p>
+      <w:pPr>
+        <w:pStyle w:val="ListParagraph"/>
+        <w:numPr>
+          <w:ilvl w:val="0"/>
+          <w:numId w:val="26"/>
+        </w:numPr>
+      </w:pPr>
+      <w:r>
+        <w:t>Peso reducido: 11 gramos</w:t>
+      </w:r>
+    </w:p>
+    <w:p>
+      <w:pPr>
+        <w:pStyle w:val="ListParagraph"/>
+        <w:numPr>
+          <w:ilvl w:val="0"/>
+          <w:numId w:val="26"/>
+        </w:numPr>
+      </w:pPr>
+      <w:r>
+        <w:t>Capacidad de procesamiento adecuada para aplicaciones en tiempo real</w:t>
+      </w:r>
+    </w:p>
+    <w:p/>
+    <w:p>
+      <w:r>
+        <w:t xml:space="preserve">Durante la fase final de construcción y ensamblado, fue necesario integrar un microcontrolador Arduino Nano para </w:t>
+      </w:r>
+      <w:r>
+        <w:t xml:space="preserve">interconectar </w:t>
+      </w:r>
+      <w:r>
+        <w:t>el módulo</w:t>
+      </w:r>
+      <w:r>
+        <w:t xml:space="preserve"> </w:t>
+      </w:r>
+      <w:r>
+        <w:t>BMP180, debido a problemas de compatibilidad con las interfaces de la Raspberry Pi. La comunicación entre ambos dispositivos se estableció</w:t>
+      </w:r>
+    </w:p>
+    <w:p>
+      <w:r>
+        <w:t>mediante protocolo serial UART.</w:t>
+      </w:r>
+    </w:p>
+    <w:p/>
+    <w:p>
+      <w:pPr>
+        <w:pStyle w:val="Heading2"/>
+      </w:pPr>
+      <w:r>
+        <w:t>Componentes electronicos implementados</w:t>
+      </w:r>
+    </w:p>
+    <w:tbl>
+      <w:tblPr>
+        <w:tblStyle w:val="PlainTable2"/>
+        <w:tblW w:w="0" w:type="auto"/>
+        <w:tblLook w:val="04A0" w:firstRow="1" w:lastRow="0" w:firstColumn="1" w:lastColumn="0" w:noHBand="0" w:noVBand="1"/>
+      </w:tblPr>
+      <w:tblGrid>
+        <w:gridCol w:w="1211"/>
+        <w:gridCol w:w="1550"/>
+        <w:gridCol w:w="985"/>
+        <w:gridCol w:w="1120"/>
+      </w:tblGrid>
+      <w:tr>
+        <w:trPr>
+          <w:cnfStyle w:val="100000000000" w:firstRow="1" w:lastRow="0" w:firstColumn="0" w:lastColumn="0" w:oddVBand="0" w:evenVBand="0" w:oddHBand="0" w:evenHBand="0" w:firstRowFirstColumn="0" w:firstRowLastColumn="0" w:lastRowFirstColumn="0" w:lastRowLastColumn="0"/>
+          <w:trHeight w:val="300"/>
+        </w:trPr>
+        <w:tc>
+          <w:tcPr>
+            <w:cnfStyle w:val="001000000000" w:firstRow="0" w:lastRow="0" w:firstColumn="1" w:lastColumn="0" w:oddVBand="0" w:evenVBand="0" w:oddHBand="0" w:evenHBand="0" w:firstRowFirstColumn="0" w:firstRowLastColumn="0" w:lastRowFirstColumn="0" w:lastRowLastColumn="0"/>
+            <w:tcW w:w="0" w:type="auto"/>
+            <w:hideMark/>
+          </w:tcPr>
+          <w:p>
+            <w:pPr>
+              <w:jc w:val="center"/>
+              <w:rPr>
+                <w:rFonts w:ascii="Aptos Narrow" w:eastAsia="Times New Roman" w:hAnsi="Aptos Narrow"/>
+                <w:color w:val="000000"/>
+                <w:sz w:val="18"/>
+                <w:szCs w:val="18"/>
+                <w:lang w:val="en-US"/>
+              </w:rPr>
+            </w:pPr>
+            <w:proofErr w:type="spellStart"/>
+            <w:r>
+              <w:rPr>
+                <w:rFonts w:ascii="Aptos Narrow" w:eastAsia="Times New Roman" w:hAnsi="Aptos Narrow"/>
+                <w:color w:val="000000"/>
+                <w:sz w:val="18"/>
+                <w:szCs w:val="18"/>
+                <w:lang w:val="en-US"/>
+              </w:rPr>
+              <w:t>Componente</w:t>
+            </w:r>
+            <w:proofErr w:type="spellEnd"/>
+          </w:p>
+        </w:tc>
+        <w:tc>
+          <w:tcPr>
+            <w:tcW w:w="0" w:type="auto"/>
+            <w:hideMark/>
+          </w:tcPr>
+          <w:p>
+            <w:pPr>
+              <w:jc w:val="center"/>
+              <w:cnfStyle w:val="100000000000" w:firstRow="1" w:lastRow="0" w:firstColumn="0" w:lastColumn="0" w:oddVBand="0" w:evenVBand="0" w:oddHBand="0" w:evenHBand="0" w:firstRowFirstColumn="0" w:firstRowLastColumn="0" w:lastRowFirstColumn="0" w:lastRowLastColumn="0"/>
+              <w:rPr>
+                <w:rFonts w:ascii="Aptos Narrow" w:eastAsia="Times New Roman" w:hAnsi="Aptos Narrow"/>
+                <w:color w:val="000000"/>
+                <w:sz w:val="18"/>
+                <w:szCs w:val="18"/>
+                <w:lang w:val="en-US"/>
+              </w:rPr>
+            </w:pPr>
+            <w:proofErr w:type="spellStart"/>
+            <w:r>
+              <w:rPr>
+                <w:rFonts w:ascii="Aptos Narrow" w:eastAsia="Times New Roman" w:hAnsi="Aptos Narrow"/>
+                <w:color w:val="000000"/>
+                <w:sz w:val="18"/>
+                <w:szCs w:val="18"/>
+                <w:lang w:val="en-US"/>
+              </w:rPr>
+              <w:t>Función</w:t>
+            </w:r>
+            <w:proofErr w:type="spellEnd"/>
+            <w:r>
+              <w:rPr>
+                <w:rFonts w:ascii="Aptos Narrow" w:eastAsia="Times New Roman" w:hAnsi="Aptos Narrow"/>
+                <w:color w:val="000000"/>
+                <w:sz w:val="18"/>
+                <w:szCs w:val="18"/>
+                <w:lang w:val="en-US"/>
+              </w:rPr>
+              <w:t xml:space="preserve"> principal</w:t>
+            </w:r>
+          </w:p>
+        </w:tc>
+        <w:tc>
+          <w:tcPr>
+            <w:tcW w:w="0" w:type="auto"/>
+            <w:hideMark/>
+          </w:tcPr>
+          <w:p>
+            <w:pPr>
+              <w:jc w:val="center"/>
+              <w:cnfStyle w:val="100000000000" w:firstRow="1" w:lastRow="0" w:firstColumn="0" w:lastColumn="0" w:oddVBand="0" w:evenVBand="0" w:oddHBand="0" w:evenHBand="0" w:firstRowFirstColumn="0" w:firstRowLastColumn="0" w:lastRowFirstColumn="0" w:lastRowLastColumn="0"/>
+              <w:rPr>
+                <w:rFonts w:ascii="Aptos Narrow" w:eastAsia="Times New Roman" w:hAnsi="Aptos Narrow"/>
+                <w:color w:val="000000"/>
+                <w:sz w:val="18"/>
+                <w:szCs w:val="18"/>
+                <w:lang w:val="en-US"/>
+              </w:rPr>
+            </w:pPr>
+            <w:proofErr w:type="spellStart"/>
+            <w:r>
+              <w:rPr>
+                <w:rFonts w:ascii="Aptos Narrow" w:eastAsia="Times New Roman" w:hAnsi="Aptos Narrow"/>
+                <w:color w:val="000000"/>
+                <w:sz w:val="18"/>
+                <w:szCs w:val="18"/>
+                <w:lang w:val="en-US"/>
+              </w:rPr>
+              <w:t>Voltaje</w:t>
+            </w:r>
+            <w:proofErr w:type="spellEnd"/>
+            <w:r>
+              <w:rPr>
+                <w:rFonts w:ascii="Aptos Narrow" w:eastAsia="Times New Roman" w:hAnsi="Aptos Narrow"/>
+                <w:color w:val="000000"/>
+                <w:sz w:val="18"/>
+                <w:szCs w:val="18"/>
+                <w:lang w:val="en-US"/>
+              </w:rPr>
+              <w:t xml:space="preserve"> de </w:t>
+            </w:r>
+            <w:proofErr w:type="spellStart"/>
+            <w:r>
+              <w:rPr>
+                <w:rFonts w:ascii="Aptos Narrow" w:eastAsia="Times New Roman" w:hAnsi="Aptos Narrow"/>
+                <w:color w:val="000000"/>
+                <w:sz w:val="18"/>
+                <w:szCs w:val="18"/>
+                <w:lang w:val="en-US"/>
+              </w:rPr>
+              <w:t>operación</w:t>
+            </w:r>
+            <w:proofErr w:type="spellEnd"/>
+          </w:p>
+        </w:tc>
+        <w:tc>
+          <w:tcPr>
+            <w:tcW w:w="0" w:type="auto"/>
+            <w:hideMark/>
+          </w:tcPr>
+          <w:p>
+            <w:pPr>
+              <w:jc w:val="center"/>
+              <w:cnfStyle w:val="100000000000" w:firstRow="1" w:lastRow="0" w:firstColumn="0" w:lastColumn="0" w:oddVBand="0" w:evenVBand="0" w:oddHBand="0" w:evenHBand="0" w:firstRowFirstColumn="0" w:firstRowLastColumn="0" w:lastRowFirstColumn="0" w:lastRowLastColumn="0"/>
+              <w:rPr>
+                <w:rFonts w:ascii="Aptos Narrow" w:eastAsia="Times New Roman" w:hAnsi="Aptos Narrow"/>
+                <w:color w:val="000000"/>
+                <w:sz w:val="18"/>
+                <w:szCs w:val="18"/>
+                <w:lang w:val="en-US"/>
+              </w:rPr>
+            </w:pPr>
+            <w:proofErr w:type="spellStart"/>
+            <w:r>
+              <w:rPr>
+                <w:rFonts w:ascii="Aptos Narrow" w:eastAsia="Times New Roman" w:hAnsi="Aptos Narrow"/>
+                <w:color w:val="000000"/>
+                <w:sz w:val="18"/>
+                <w:szCs w:val="18"/>
+                <w:lang w:val="en-US"/>
+              </w:rPr>
+              <w:t>Consumo</w:t>
+            </w:r>
+            <w:proofErr w:type="spellEnd"/>
+            <w:r>
+              <w:rPr>
+                <w:rFonts w:ascii="Aptos Narrow" w:eastAsia="Times New Roman" w:hAnsi="Aptos Narrow"/>
+                <w:color w:val="000000"/>
+                <w:sz w:val="18"/>
+                <w:szCs w:val="18"/>
+                <w:lang w:val="en-US"/>
+              </w:rPr>
+              <w:t xml:space="preserve"> </w:t>
+            </w:r>
+            <w:proofErr w:type="spellStart"/>
+            <w:r>
+              <w:rPr>
+                <w:rFonts w:ascii="Aptos Narrow" w:eastAsia="Times New Roman" w:hAnsi="Aptos Narrow"/>
+                <w:color w:val="000000"/>
+                <w:sz w:val="18"/>
+                <w:szCs w:val="18"/>
+                <w:lang w:val="en-US"/>
+              </w:rPr>
+              <w:t>aproximado</w:t>
+            </w:r>
+            <w:proofErr w:type="spellEnd"/>
+          </w:p>
+        </w:tc>
+      </w:tr>
+      <w:tr>
+        <w:trPr>
+          <w:cnfStyle w:val="000000100000" w:firstRow="0" w:lastRow="0" w:firstColumn="0" w:lastColumn="0" w:oddVBand="0" w:evenVBand="0" w:oddHBand="1" w:evenHBand="0" w:firstRowFirstColumn="0" w:firstRowLastColumn="0" w:lastRowFirstColumn="0" w:lastRowLastColumn="0"/>
+          <w:trHeight w:val="484"/>
+        </w:trPr>
+        <w:tc>
+          <w:tcPr>
+            <w:cnfStyle w:val="001000000000" w:firstRow="0" w:lastRow="0" w:firstColumn="1" w:lastColumn="0" w:oddVBand="0" w:evenVBand="0" w:oddHBand="0" w:evenHBand="0" w:firstRowFirstColumn="0" w:firstRowLastColumn="0" w:lastRowFirstColumn="0" w:lastRowLastColumn="0"/>
+            <w:tcW w:w="0" w:type="auto"/>
+            <w:hideMark/>
+          </w:tcPr>
+          <w:p>
+            <w:pPr>
+              <w:jc w:val="left"/>
+              <w:rPr>
+                <w:rFonts w:ascii="Aptos Narrow" w:eastAsia="Times New Roman" w:hAnsi="Aptos Narrow"/>
+                <w:color w:val="000000"/>
+                <w:sz w:val="18"/>
+                <w:szCs w:val="18"/>
+                <w:lang w:val="en-US"/>
+              </w:rPr>
+            </w:pPr>
+            <w:r>
+              <w:rPr>
+                <w:rFonts w:ascii="Aptos Narrow" w:eastAsia="Times New Roman" w:hAnsi="Aptos Narrow"/>
+                <w:color w:val="000000"/>
+                <w:sz w:val="18"/>
+                <w:szCs w:val="18"/>
+                <w:lang w:val="en-US"/>
+              </w:rPr>
+              <w:t>Raspberry Pi Zero W</w:t>
+            </w:r>
+          </w:p>
+        </w:tc>
+        <w:tc>
+          <w:tcPr>
+            <w:tcW w:w="0" w:type="auto"/>
+            <w:hideMark/>
+          </w:tcPr>
+          <w:p>
+            <w:pPr>
+              <w:jc w:val="left"/>
+              <w:cnfStyle w:val="000000100000" w:firstRow="0" w:lastRow="0" w:firstColumn="0" w:lastColumn="0" w:oddVBand="0" w:evenVBand="0" w:oddHBand="1" w:evenHBand="0" w:firstRowFirstColumn="0" w:firstRowLastColumn="0" w:lastRowFirstColumn="0" w:lastRowLastColumn="0"/>
+              <w:rPr>
+                <w:rFonts w:ascii="Aptos Narrow" w:eastAsia="Times New Roman" w:hAnsi="Aptos Narrow"/>
+                <w:color w:val="000000"/>
+                <w:sz w:val="18"/>
+                <w:szCs w:val="18"/>
+              </w:rPr>
+            </w:pPr>
+            <w:r>
+              <w:rPr>
+                <w:rFonts w:ascii="Aptos Narrow" w:eastAsia="Times New Roman" w:hAnsi="Aptos Narrow"/>
+                <w:color w:val="000000"/>
+                <w:sz w:val="18"/>
+                <w:szCs w:val="18"/>
+              </w:rPr>
+              <w:t>Procesamiento, almacenamiento y transmisión de información y señales de control.</w:t>
+            </w:r>
+          </w:p>
+        </w:tc>
+        <w:tc>
+          <w:tcPr>
+            <w:tcW w:w="0" w:type="auto"/>
+            <w:hideMark/>
+          </w:tcPr>
+          <w:p>
+            <w:pPr>
+              <w:jc w:val="left"/>
+              <w:cnfStyle w:val="000000100000" w:firstRow="0" w:lastRow="0" w:firstColumn="0" w:lastColumn="0" w:oddVBand="0" w:evenVBand="0" w:oddHBand="1" w:evenHBand="0" w:firstRowFirstColumn="0" w:firstRowLastColumn="0" w:lastRowFirstColumn="0" w:lastRowLastColumn="0"/>
+              <w:rPr>
+                <w:rFonts w:ascii="Aptos Narrow" w:eastAsia="Times New Roman" w:hAnsi="Aptos Narrow"/>
+                <w:color w:val="000000"/>
+                <w:sz w:val="18"/>
+                <w:szCs w:val="18"/>
+                <w:lang w:val="en-US"/>
+              </w:rPr>
+            </w:pPr>
+            <w:r>
+              <w:rPr>
+                <w:rFonts w:ascii="Aptos Narrow" w:eastAsia="Times New Roman" w:hAnsi="Aptos Narrow"/>
+                <w:color w:val="000000"/>
+                <w:sz w:val="18"/>
+                <w:szCs w:val="18"/>
+                <w:lang w:val="en-US"/>
+              </w:rPr>
+              <w:t>5 V</w:t>
+            </w:r>
+          </w:p>
+        </w:tc>
+        <w:tc>
+          <w:tcPr>
+            <w:tcW w:w="0" w:type="auto"/>
+            <w:hideMark/>
+          </w:tcPr>
+          <w:p>
+            <w:pPr>
+              <w:jc w:val="left"/>
+              <w:cnfStyle w:val="000000100000" w:firstRow="0" w:lastRow="0" w:firstColumn="0" w:lastColumn="0" w:oddVBand="0" w:evenVBand="0" w:oddHBand="1" w:evenHBand="0" w:firstRowFirstColumn="0" w:firstRowLastColumn="0" w:lastRowFirstColumn="0" w:lastRowLastColumn="0"/>
+              <w:rPr>
+                <w:rFonts w:ascii="Aptos Narrow" w:eastAsia="Times New Roman" w:hAnsi="Aptos Narrow"/>
+                <w:color w:val="000000"/>
+                <w:sz w:val="18"/>
+                <w:szCs w:val="18"/>
+                <w:lang w:val="en-US"/>
+              </w:rPr>
+            </w:pPr>
+            <w:r>
+              <w:rPr>
+                <w:rFonts w:ascii="Aptos Narrow" w:eastAsia="Times New Roman" w:hAnsi="Aptos Narrow"/>
+                <w:color w:val="000000"/>
+                <w:sz w:val="18"/>
+                <w:szCs w:val="18"/>
+                <w:lang w:val="en-US"/>
+              </w:rPr>
+              <w:t>100–150 mA (</w:t>
+            </w:r>
+            <w:proofErr w:type="spellStart"/>
+            <w:r>
+              <w:rPr>
+                <w:rFonts w:ascii="Aptos Narrow" w:eastAsia="Times New Roman" w:hAnsi="Aptos Narrow"/>
+                <w:color w:val="000000"/>
+                <w:sz w:val="18"/>
+                <w:szCs w:val="18"/>
+                <w:lang w:val="en-US"/>
+              </w:rPr>
+              <w:t>reposo</w:t>
+            </w:r>
+            <w:proofErr w:type="spellEnd"/>
+            <w:r>
+              <w:rPr>
+                <w:rFonts w:ascii="Aptos Narrow" w:eastAsia="Times New Roman" w:hAnsi="Aptos Narrow"/>
+                <w:color w:val="000000"/>
+                <w:sz w:val="18"/>
+                <w:szCs w:val="18"/>
+                <w:lang w:val="en-US"/>
+              </w:rPr>
+              <w:t>)</w:t>
+            </w:r>
+          </w:p>
+        </w:tc>
+      </w:tr>
+      <w:tr>
+        <w:trPr>
+          <w:trHeight w:val="416"/>
+        </w:trPr>
+        <w:tc>
+          <w:tcPr>
+            <w:cnfStyle w:val="001000000000" w:firstRow="0" w:lastRow="0" w:firstColumn="1" w:lastColumn="0" w:oddVBand="0" w:evenVBand="0" w:oddHBand="0" w:evenHBand="0" w:firstRowFirstColumn="0" w:firstRowLastColumn="0" w:lastRowFirstColumn="0" w:lastRowLastColumn="0"/>
+            <w:tcW w:w="0" w:type="auto"/>
+            <w:hideMark/>
+          </w:tcPr>
+          <w:p>
+            <w:pPr>
+              <w:jc w:val="left"/>
+              <w:rPr>
+                <w:rFonts w:ascii="Aptos Narrow" w:eastAsia="Times New Roman" w:hAnsi="Aptos Narrow"/>
+                <w:color w:val="000000"/>
+                <w:sz w:val="18"/>
+                <w:szCs w:val="18"/>
+                <w:lang w:val="en-US"/>
+              </w:rPr>
+            </w:pPr>
+            <w:r>
+              <w:rPr>
+                <w:rFonts w:ascii="Aptos Narrow" w:eastAsia="Times New Roman" w:hAnsi="Aptos Narrow"/>
+                <w:color w:val="000000"/>
+                <w:sz w:val="18"/>
+                <w:szCs w:val="18"/>
+                <w:lang w:val="en-US"/>
+              </w:rPr>
+              <w:t>MPU-6050</w:t>
+            </w:r>
+          </w:p>
+        </w:tc>
+        <w:tc>
+          <w:tcPr>
+            <w:tcW w:w="0" w:type="auto"/>
+            <w:hideMark/>
+          </w:tcPr>
+          <w:p>
+            <w:pPr>
+              <w:jc w:val="left"/>
+              <w:cnfStyle w:val="000000000000" w:firstRow="0" w:lastRow="0" w:firstColumn="0" w:lastColumn="0" w:oddVBand="0" w:evenVBand="0" w:oddHBand="0" w:evenHBand="0" w:firstRowFirstColumn="0" w:firstRowLastColumn="0" w:lastRowFirstColumn="0" w:lastRowLastColumn="0"/>
+              <w:rPr>
+                <w:rFonts w:ascii="Aptos Narrow" w:eastAsia="Times New Roman" w:hAnsi="Aptos Narrow"/>
+                <w:color w:val="000000"/>
+                <w:sz w:val="18"/>
+                <w:szCs w:val="18"/>
+              </w:rPr>
+            </w:pPr>
+            <w:r>
+              <w:rPr>
+                <w:rFonts w:ascii="Aptos Narrow" w:eastAsia="Times New Roman" w:hAnsi="Aptos Narrow"/>
+                <w:color w:val="000000"/>
+                <w:sz w:val="18"/>
+                <w:szCs w:val="18"/>
+              </w:rPr>
+              <w:t>Sensor inercial de 6 ejes: mide velocidad angular y aceleración lineal (magnitud y dirección).</w:t>
+            </w:r>
+          </w:p>
+        </w:tc>
+        <w:tc>
+          <w:tcPr>
+            <w:tcW w:w="0" w:type="auto"/>
+            <w:hideMark/>
+          </w:tcPr>
+          <w:p>
+            <w:pPr>
+              <w:jc w:val="left"/>
+              <w:cnfStyle w:val="000000000000" w:firstRow="0" w:lastRow="0" w:firstColumn="0" w:lastColumn="0" w:oddVBand="0" w:evenVBand="0" w:oddHBand="0" w:evenHBand="0" w:firstRowFirstColumn="0" w:firstRowLastColumn="0" w:lastRowFirstColumn="0" w:lastRowLastColumn="0"/>
+              <w:rPr>
+                <w:rFonts w:ascii="Aptos Narrow" w:eastAsia="Times New Roman" w:hAnsi="Aptos Narrow"/>
+                <w:color w:val="000000"/>
+                <w:sz w:val="18"/>
+                <w:szCs w:val="18"/>
+                <w:lang w:val="en-US"/>
+              </w:rPr>
+            </w:pPr>
+            <w:r>
+              <w:rPr>
+                <w:rFonts w:ascii="Aptos Narrow" w:eastAsia="Times New Roman" w:hAnsi="Aptos Narrow"/>
+                <w:color w:val="000000"/>
+                <w:sz w:val="18"/>
+                <w:szCs w:val="18"/>
+                <w:lang w:val="en-US"/>
+              </w:rPr>
+              <w:t>3.3 V</w:t>
+            </w:r>
+          </w:p>
+        </w:tc>
+        <w:tc>
+          <w:tcPr>
+            <w:tcW w:w="0" w:type="auto"/>
+            <w:hideMark/>
+          </w:tcPr>
+          <w:p>
+            <w:pPr>
+              <w:jc w:val="left"/>
+              <w:cnfStyle w:val="000000000000" w:firstRow="0" w:lastRow="0" w:firstColumn="0" w:lastColumn="0" w:oddVBand="0" w:evenVBand="0" w:oddHBand="0" w:evenHBand="0" w:firstRowFirstColumn="0" w:firstRowLastColumn="0" w:lastRowFirstColumn="0" w:lastRowLastColumn="0"/>
+              <w:rPr>
+                <w:rFonts w:ascii="Aptos Narrow" w:eastAsia="Times New Roman" w:hAnsi="Aptos Narrow"/>
+                <w:color w:val="000000"/>
+                <w:sz w:val="18"/>
+                <w:szCs w:val="18"/>
+                <w:lang w:val="en-US"/>
+              </w:rPr>
+            </w:pPr>
+            <w:r>
+              <w:rPr>
+                <w:rFonts w:ascii="Aptos Narrow" w:eastAsia="Times New Roman" w:hAnsi="Aptos Narrow"/>
+                <w:color w:val="000000"/>
+                <w:sz w:val="18"/>
+                <w:szCs w:val="18"/>
+                <w:lang w:val="en-US"/>
+              </w:rPr>
+              <w:t>5–15 mA</w:t>
+            </w:r>
+          </w:p>
+        </w:tc>
+      </w:tr>
+      <w:tr>
+        <w:trPr>
+          <w:cnfStyle w:val="000000100000" w:firstRow="0" w:lastRow="0" w:firstColumn="0" w:lastColumn="0" w:oddVBand="0" w:evenVBand="0" w:oddHBand="1" w:evenHBand="0" w:firstRowFirstColumn="0" w:firstRowLastColumn="0" w:lastRowFirstColumn="0" w:lastRowLastColumn="0"/>
+          <w:trHeight w:val="416"/>
+        </w:trPr>
+        <w:tc>
+          <w:tcPr>
+            <w:cnfStyle w:val="001000000000" w:firstRow="0" w:lastRow="0" w:firstColumn="1" w:lastColumn="0" w:oddVBand="0" w:evenVBand="0" w:oddHBand="0" w:evenHBand="0" w:firstRowFirstColumn="0" w:firstRowLastColumn="0" w:lastRowFirstColumn="0" w:lastRowLastColumn="0"/>
+            <w:tcW w:w="0" w:type="auto"/>
+            <w:hideMark/>
+          </w:tcPr>
+          <w:p>
+            <w:pPr>
+              <w:jc w:val="left"/>
+              <w:rPr>
+                <w:rFonts w:ascii="Aptos Narrow" w:eastAsia="Times New Roman" w:hAnsi="Aptos Narrow"/>
+                <w:color w:val="000000"/>
+                <w:sz w:val="18"/>
+                <w:szCs w:val="18"/>
+                <w:lang w:val="en-US"/>
+              </w:rPr>
+            </w:pPr>
+            <w:r>
+              <w:rPr>
+                <w:rFonts w:ascii="Aptos Narrow" w:eastAsia="Times New Roman" w:hAnsi="Aptos Narrow"/>
+                <w:color w:val="000000"/>
+                <w:sz w:val="18"/>
+                <w:szCs w:val="18"/>
+                <w:lang w:val="en-US"/>
+              </w:rPr>
+              <w:t>BMP-180</w:t>
+            </w:r>
+          </w:p>
+        </w:tc>
+        <w:tc>
+          <w:tcPr>
+            <w:tcW w:w="0" w:type="auto"/>
+            <w:hideMark/>
+          </w:tcPr>
+          <w:p>
+            <w:pPr>
+              <w:jc w:val="left"/>
+              <w:cnfStyle w:val="000000100000" w:firstRow="0" w:lastRow="0" w:firstColumn="0" w:lastColumn="0" w:oddVBand="0" w:evenVBand="0" w:oddHBand="1" w:evenHBand="0" w:firstRowFirstColumn="0" w:firstRowLastColumn="0" w:lastRowFirstColumn="0" w:lastRowLastColumn="0"/>
+              <w:rPr>
+                <w:rFonts w:ascii="Aptos Narrow" w:eastAsia="Times New Roman" w:hAnsi="Aptos Narrow"/>
+                <w:color w:val="000000"/>
+                <w:sz w:val="18"/>
+                <w:szCs w:val="18"/>
+              </w:rPr>
+            </w:pPr>
+            <w:r>
+              <w:rPr>
+                <w:rFonts w:ascii="Aptos Narrow" w:eastAsia="Times New Roman" w:hAnsi="Aptos Narrow"/>
+                <w:color w:val="000000"/>
+                <w:sz w:val="18"/>
+                <w:szCs w:val="18"/>
+              </w:rPr>
+              <w:t>Sensor barométrico para cálculo de altitud mediante presión atmosférica.</w:t>
+            </w:r>
+          </w:p>
+        </w:tc>
+        <w:tc>
+          <w:tcPr>
+            <w:tcW w:w="0" w:type="auto"/>
+            <w:hideMark/>
+          </w:tcPr>
+          <w:p>
+            <w:pPr>
+              <w:jc w:val="left"/>
+              <w:cnfStyle w:val="000000100000" w:firstRow="0" w:lastRow="0" w:firstColumn="0" w:lastColumn="0" w:oddVBand="0" w:evenVBand="0" w:oddHBand="1" w:evenHBand="0" w:firstRowFirstColumn="0" w:firstRowLastColumn="0" w:lastRowFirstColumn="0" w:lastRowLastColumn="0"/>
+              <w:rPr>
+                <w:rFonts w:ascii="Aptos Narrow" w:eastAsia="Times New Roman" w:hAnsi="Aptos Narrow"/>
+                <w:color w:val="000000"/>
+                <w:sz w:val="18"/>
+                <w:szCs w:val="18"/>
+                <w:lang w:val="en-US"/>
+              </w:rPr>
+            </w:pPr>
+            <w:r>
+              <w:rPr>
+                <w:rFonts w:ascii="Aptos Narrow" w:eastAsia="Times New Roman" w:hAnsi="Aptos Narrow"/>
+                <w:color w:val="000000"/>
+                <w:sz w:val="18"/>
+                <w:szCs w:val="18"/>
+                <w:lang w:val="en-US"/>
+              </w:rPr>
+              <w:t>3.3 V</w:t>
+            </w:r>
+          </w:p>
+        </w:tc>
+        <w:tc>
+          <w:tcPr>
+            <w:tcW w:w="0" w:type="auto"/>
+            <w:hideMark/>
+          </w:tcPr>
+          <w:p>
+            <w:pPr>
+              <w:jc w:val="left"/>
+              <w:cnfStyle w:val="000000100000" w:firstRow="0" w:lastRow="0" w:firstColumn="0" w:lastColumn="0" w:oddVBand="0" w:evenVBand="0" w:oddHBand="1" w:evenHBand="0" w:firstRowFirstColumn="0" w:firstRowLastColumn="0" w:lastRowFirstColumn="0" w:lastRowLastColumn="0"/>
+              <w:rPr>
+                <w:rFonts w:ascii="Aptos Narrow" w:eastAsia="Times New Roman" w:hAnsi="Aptos Narrow"/>
+                <w:color w:val="000000"/>
+                <w:sz w:val="18"/>
+                <w:szCs w:val="18"/>
+                <w:lang w:val="en-US"/>
+              </w:rPr>
+            </w:pPr>
+            <w:r>
+              <w:rPr>
+                <w:rFonts w:ascii="Aptos Narrow" w:eastAsia="Times New Roman" w:hAnsi="Aptos Narrow"/>
+                <w:color w:val="000000"/>
+                <w:sz w:val="18"/>
+                <w:szCs w:val="18"/>
+                <w:lang w:val="en-US"/>
+              </w:rPr>
+              <w:t>1 mA</w:t>
+            </w:r>
+          </w:p>
+        </w:tc>
+      </w:tr>
+      <w:tr>
+        <w:trPr>
+          <w:trHeight w:val="268"/>
+        </w:trPr>
+        <w:tc>
+          <w:tcPr>
+            <w:cnfStyle w:val="001000000000" w:firstRow="0" w:lastRow="0" w:firstColumn="1" w:lastColumn="0" w:oddVBand="0" w:evenVBand="0" w:oddHBand="0" w:evenHBand="0" w:firstRowFirstColumn="0" w:firstRowLastColumn="0" w:lastRowFirstColumn="0" w:lastRowLastColumn="0"/>
+            <w:tcW w:w="0" w:type="auto"/>
+            <w:hideMark/>
+          </w:tcPr>
+          <w:p>
+            <w:pPr>
+              <w:jc w:val="left"/>
+              <w:rPr>
+                <w:rFonts w:ascii="Aptos Narrow" w:eastAsia="Times New Roman" w:hAnsi="Aptos Narrow"/>
+                <w:color w:val="000000"/>
+                <w:sz w:val="18"/>
+                <w:szCs w:val="18"/>
+                <w:lang w:val="en-US"/>
+              </w:rPr>
+            </w:pPr>
+            <w:r>
+              <w:rPr>
+                <w:rFonts w:ascii="Aptos Narrow" w:eastAsia="Times New Roman" w:hAnsi="Aptos Narrow"/>
+                <w:color w:val="000000"/>
+                <w:sz w:val="18"/>
+                <w:szCs w:val="18"/>
+                <w:lang w:val="en-US"/>
+              </w:rPr>
+              <w:t>Neo-6M GPS</w:t>
+            </w:r>
+          </w:p>
+        </w:tc>
+        <w:tc>
+          <w:tcPr>
+            <w:tcW w:w="0" w:type="auto"/>
+            <w:hideMark/>
+          </w:tcPr>
+          <w:p>
+            <w:pPr>
+              <w:jc w:val="left"/>
+              <w:cnfStyle w:val="000000000000" w:firstRow="0" w:lastRow="0" w:firstColumn="0" w:lastColumn="0" w:oddVBand="0" w:evenVBand="0" w:oddHBand="0" w:evenHBand="0" w:firstRowFirstColumn="0" w:firstRowLastColumn="0" w:lastRowFirstColumn="0" w:lastRowLastColumn="0"/>
+              <w:rPr>
+                <w:rFonts w:ascii="Aptos Narrow" w:eastAsia="Times New Roman" w:hAnsi="Aptos Narrow"/>
+                <w:color w:val="000000"/>
+                <w:sz w:val="18"/>
+                <w:szCs w:val="18"/>
+              </w:rPr>
+            </w:pPr>
+            <w:r>
+              <w:rPr>
+                <w:rFonts w:ascii="Aptos Narrow" w:eastAsia="Times New Roman" w:hAnsi="Aptos Narrow"/>
+                <w:color w:val="000000"/>
+                <w:sz w:val="18"/>
+                <w:szCs w:val="18"/>
+              </w:rPr>
+              <w:t>Módulo de geolocalización para rastreo de posición y distancia recorrida.</w:t>
+            </w:r>
+          </w:p>
+        </w:tc>
+        <w:tc>
+          <w:tcPr>
+            <w:tcW w:w="0" w:type="auto"/>
+            <w:hideMark/>
+          </w:tcPr>
+          <w:p>
+            <w:pPr>
+              <w:jc w:val="left"/>
+              <w:cnfStyle w:val="000000000000" w:firstRow="0" w:lastRow="0" w:firstColumn="0" w:lastColumn="0" w:oddVBand="0" w:evenVBand="0" w:oddHBand="0" w:evenHBand="0" w:firstRowFirstColumn="0" w:firstRowLastColumn="0" w:lastRowFirstColumn="0" w:lastRowLastColumn="0"/>
+              <w:rPr>
+                <w:rFonts w:ascii="Aptos Narrow" w:eastAsia="Times New Roman" w:hAnsi="Aptos Narrow"/>
+                <w:color w:val="000000"/>
+                <w:sz w:val="18"/>
+                <w:szCs w:val="18"/>
+                <w:lang w:val="en-US"/>
+              </w:rPr>
+            </w:pPr>
+            <w:r>
+              <w:rPr>
+                <w:rFonts w:ascii="Aptos Narrow" w:eastAsia="Times New Roman" w:hAnsi="Aptos Narrow"/>
+                <w:color w:val="000000"/>
+                <w:sz w:val="18"/>
+                <w:szCs w:val="18"/>
+                <w:lang w:val="en-US"/>
+              </w:rPr>
+              <w:t>3.3–5 V</w:t>
+            </w:r>
+          </w:p>
+        </w:tc>
+        <w:tc>
+          <w:tcPr>
+            <w:tcW w:w="0" w:type="auto"/>
+            <w:hideMark/>
+          </w:tcPr>
+          <w:p>
+            <w:pPr>
+              <w:jc w:val="left"/>
+              <w:cnfStyle w:val="000000000000" w:firstRow="0" w:lastRow="0" w:firstColumn="0" w:lastColumn="0" w:oddVBand="0" w:evenVBand="0" w:oddHBand="0" w:evenHBand="0" w:firstRowFirstColumn="0" w:firstRowLastColumn="0" w:lastRowFirstColumn="0" w:lastRowLastColumn="0"/>
+              <w:rPr>
+                <w:rFonts w:ascii="Aptos Narrow" w:eastAsia="Times New Roman" w:hAnsi="Aptos Narrow"/>
+                <w:color w:val="000000"/>
+                <w:sz w:val="18"/>
+                <w:szCs w:val="18"/>
+                <w:lang w:val="en-US"/>
+              </w:rPr>
+            </w:pPr>
+            <w:r>
+              <w:rPr>
+                <w:rFonts w:ascii="Aptos Narrow" w:eastAsia="Times New Roman" w:hAnsi="Aptos Narrow"/>
+                <w:color w:val="000000"/>
+                <w:sz w:val="18"/>
+                <w:szCs w:val="18"/>
+                <w:lang w:val="en-US"/>
+              </w:rPr>
+              <w:t>~50 mA</w:t>
+            </w:r>
+          </w:p>
+        </w:tc>
+      </w:tr>
+      <w:tr>
+        <w:trPr>
+          <w:cnfStyle w:val="000000100000" w:firstRow="0" w:lastRow="0" w:firstColumn="0" w:lastColumn="0" w:oddVBand="0" w:evenVBand="0" w:oddHBand="1" w:evenHBand="0" w:firstRowFirstColumn="0" w:firstRowLastColumn="0" w:lastRowFirstColumn="0" w:lastRowLastColumn="0"/>
+          <w:trHeight w:val="272"/>
+        </w:trPr>
+        <w:tc>
+          <w:tcPr>
+            <w:cnfStyle w:val="001000000000" w:firstRow="0" w:lastRow="0" w:firstColumn="1" w:lastColumn="0" w:oddVBand="0" w:evenVBand="0" w:oddHBand="0" w:evenHBand="0" w:firstRowFirstColumn="0" w:firstRowLastColumn="0" w:lastRowFirstColumn="0" w:lastRowLastColumn="0"/>
+            <w:tcW w:w="0" w:type="auto"/>
+            <w:hideMark/>
+          </w:tcPr>
+          <w:p>
+            <w:pPr>
+              <w:jc w:val="left"/>
+              <w:rPr>
+                <w:rFonts w:ascii="Aptos Narrow" w:eastAsia="Times New Roman" w:hAnsi="Aptos Narrow"/>
+                <w:color w:val="000000"/>
+                <w:sz w:val="18"/>
+                <w:szCs w:val="18"/>
+                <w:lang w:val="en-US"/>
+              </w:rPr>
+            </w:pPr>
+            <w:r>
+              <w:rPr>
+                <w:rFonts w:ascii="Aptos Narrow" w:eastAsia="Times New Roman" w:hAnsi="Aptos Narrow"/>
+                <w:color w:val="000000"/>
+                <w:sz w:val="18"/>
+                <w:szCs w:val="18"/>
+                <w:lang w:val="en-US"/>
+              </w:rPr>
+              <w:t>LoRa SX1278 (433 MHz)</w:t>
+            </w:r>
+          </w:p>
+        </w:tc>
+        <w:tc>
+          <w:tcPr>
+            <w:tcW w:w="0" w:type="auto"/>
+            <w:hideMark/>
+          </w:tcPr>
+          <w:p>
+            <w:pPr>
+              <w:jc w:val="left"/>
+              <w:cnfStyle w:val="000000100000" w:firstRow="0" w:lastRow="0" w:firstColumn="0" w:lastColumn="0" w:oddVBand="0" w:evenVBand="0" w:oddHBand="1" w:evenHBand="0" w:firstRowFirstColumn="0" w:firstRowLastColumn="0" w:lastRowFirstColumn="0" w:lastRowLastColumn="0"/>
+              <w:rPr>
+                <w:rFonts w:ascii="Aptos Narrow" w:eastAsia="Times New Roman" w:hAnsi="Aptos Narrow"/>
+                <w:color w:val="000000"/>
+                <w:sz w:val="18"/>
+                <w:szCs w:val="18"/>
+              </w:rPr>
+            </w:pPr>
+            <w:r>
+              <w:rPr>
+                <w:rFonts w:ascii="Aptos Narrow" w:eastAsia="Times New Roman" w:hAnsi="Aptos Narrow"/>
+                <w:color w:val="000000"/>
+                <w:sz w:val="18"/>
+                <w:szCs w:val="18"/>
+              </w:rPr>
+              <w:t>Transmisión de telemetría por radiofrecuencia de largo alcance.</w:t>
+            </w:r>
+          </w:p>
+        </w:tc>
+        <w:tc>
+          <w:tcPr>
+            <w:tcW w:w="0" w:type="auto"/>
+            <w:hideMark/>
+          </w:tcPr>
+          <w:p>
+            <w:pPr>
+              <w:jc w:val="left"/>
+              <w:cnfStyle w:val="000000100000" w:firstRow="0" w:lastRow="0" w:firstColumn="0" w:lastColumn="0" w:oddVBand="0" w:evenVBand="0" w:oddHBand="1" w:evenHBand="0" w:firstRowFirstColumn="0" w:firstRowLastColumn="0" w:lastRowFirstColumn="0" w:lastRowLastColumn="0"/>
+              <w:rPr>
+                <w:rFonts w:ascii="Aptos Narrow" w:eastAsia="Times New Roman" w:hAnsi="Aptos Narrow"/>
+                <w:color w:val="000000"/>
+                <w:sz w:val="18"/>
+                <w:szCs w:val="18"/>
+                <w:lang w:val="en-US"/>
+              </w:rPr>
+            </w:pPr>
+            <w:r>
+              <w:rPr>
+                <w:rFonts w:ascii="Aptos Narrow" w:eastAsia="Times New Roman" w:hAnsi="Aptos Narrow"/>
+                <w:color w:val="000000"/>
+                <w:sz w:val="18"/>
+                <w:szCs w:val="18"/>
+                <w:lang w:val="en-US"/>
+              </w:rPr>
+              <w:t>3.3 V</w:t>
+            </w:r>
+          </w:p>
+        </w:tc>
+        <w:tc>
+          <w:tcPr>
+            <w:tcW w:w="0" w:type="auto"/>
+            <w:hideMark/>
+          </w:tcPr>
+          <w:p>
+            <w:pPr>
+              <w:jc w:val="left"/>
+              <w:cnfStyle w:val="000000100000" w:firstRow="0" w:lastRow="0" w:firstColumn="0" w:lastColumn="0" w:oddVBand="0" w:evenVBand="0" w:oddHBand="1" w:evenHBand="0" w:firstRowFirstColumn="0" w:firstRowLastColumn="0" w:lastRowFirstColumn="0" w:lastRowLastColumn="0"/>
+              <w:rPr>
+                <w:rFonts w:ascii="Aptos Narrow" w:eastAsia="Times New Roman" w:hAnsi="Aptos Narrow"/>
+                <w:color w:val="000000"/>
+                <w:sz w:val="18"/>
+                <w:szCs w:val="18"/>
+                <w:lang w:val="en-US"/>
+              </w:rPr>
+            </w:pPr>
+            <w:r>
+              <w:rPr>
+                <w:rFonts w:ascii="Aptos Narrow" w:eastAsia="Times New Roman" w:hAnsi="Aptos Narrow"/>
+                <w:color w:val="000000"/>
+                <w:sz w:val="18"/>
+                <w:szCs w:val="18"/>
+                <w:lang w:val="en-US"/>
+              </w:rPr>
+              <w:t>70 mA</w:t>
+            </w:r>
+          </w:p>
+        </w:tc>
+      </w:tr>
+      <w:tr>
+        <w:trPr>
+          <w:trHeight w:val="417"/>
+        </w:trPr>
+        <w:tc>
+          <w:tcPr>
+            <w:cnfStyle w:val="001000000000" w:firstRow="0" w:lastRow="0" w:firstColumn="1" w:lastColumn="0" w:oddVBand="0" w:evenVBand="0" w:oddHBand="0" w:evenHBand="0" w:firstRowFirstColumn="0" w:firstRowLastColumn="0" w:lastRowFirstColumn="0" w:lastRowLastColumn="0"/>
+            <w:tcW w:w="0" w:type="auto"/>
+            <w:hideMark/>
+          </w:tcPr>
+          <w:p>
+            <w:pPr>
+              <w:jc w:val="left"/>
+              <w:rPr>
+                <w:rFonts w:ascii="Aptos Narrow" w:eastAsia="Times New Roman" w:hAnsi="Aptos Narrow"/>
+                <w:color w:val="000000"/>
+                <w:sz w:val="18"/>
+                <w:szCs w:val="18"/>
+                <w:lang w:val="en-US"/>
+              </w:rPr>
+            </w:pPr>
+            <w:r>
+              <w:rPr>
+                <w:rFonts w:ascii="Aptos Narrow" w:eastAsia="Times New Roman" w:hAnsi="Aptos Narrow"/>
+                <w:color w:val="000000"/>
+                <w:sz w:val="18"/>
+                <w:szCs w:val="18"/>
+                <w:lang w:val="en-US"/>
+              </w:rPr>
+              <w:t>Arduino Nano</w:t>
+            </w:r>
+          </w:p>
+        </w:tc>
+        <w:tc>
+          <w:tcPr>
+            <w:tcW w:w="0" w:type="auto"/>
+            <w:hideMark/>
+          </w:tcPr>
+          <w:p>
+            <w:pPr>
+              <w:jc w:val="left"/>
+              <w:cnfStyle w:val="000000000000" w:firstRow="0" w:lastRow="0" w:firstColumn="0" w:lastColumn="0" w:oddVBand="0" w:evenVBand="0" w:oddHBand="0" w:evenHBand="0" w:firstRowFirstColumn="0" w:firstRowLastColumn="0" w:lastRowFirstColumn="0" w:lastRowLastColumn="0"/>
+              <w:rPr>
+                <w:rFonts w:ascii="Aptos Narrow" w:eastAsia="Times New Roman" w:hAnsi="Aptos Narrow"/>
+                <w:color w:val="000000"/>
+                <w:sz w:val="18"/>
+                <w:szCs w:val="18"/>
+              </w:rPr>
+            </w:pPr>
+            <w:r>
+              <w:rPr>
+                <w:rFonts w:ascii="Aptos Narrow" w:eastAsia="Times New Roman" w:hAnsi="Aptos Narrow"/>
+                <w:color w:val="000000"/>
+                <w:sz w:val="18"/>
+                <w:szCs w:val="18"/>
+              </w:rPr>
+              <w:t>Procesamiento de señales del barómetro y comunicación serial con Raspberry Pi.</w:t>
+            </w:r>
+          </w:p>
+        </w:tc>
+        <w:tc>
+          <w:tcPr>
+            <w:tcW w:w="0" w:type="auto"/>
+            <w:hideMark/>
+          </w:tcPr>
+          <w:p>
+            <w:pPr>
+              <w:jc w:val="left"/>
+              <w:cnfStyle w:val="000000000000" w:firstRow="0" w:lastRow="0" w:firstColumn="0" w:lastColumn="0" w:oddVBand="0" w:evenVBand="0" w:oddHBand="0" w:evenHBand="0" w:firstRowFirstColumn="0" w:firstRowLastColumn="0" w:lastRowFirstColumn="0" w:lastRowLastColumn="0"/>
+              <w:rPr>
+                <w:rFonts w:ascii="Aptos Narrow" w:eastAsia="Times New Roman" w:hAnsi="Aptos Narrow"/>
+                <w:color w:val="000000"/>
+                <w:sz w:val="18"/>
+                <w:szCs w:val="18"/>
+                <w:lang w:val="en-US"/>
+              </w:rPr>
+            </w:pPr>
+            <w:r>
+              <w:rPr>
+                <w:rFonts w:ascii="Aptos Narrow" w:eastAsia="Times New Roman" w:hAnsi="Aptos Narrow"/>
+                <w:color w:val="000000"/>
+                <w:sz w:val="18"/>
+                <w:szCs w:val="18"/>
+                <w:lang w:val="en-US"/>
+              </w:rPr>
+              <w:t>5 V</w:t>
+            </w:r>
+          </w:p>
+        </w:tc>
+        <w:tc>
+          <w:tcPr>
+            <w:tcW w:w="0" w:type="auto"/>
+            <w:hideMark/>
+          </w:tcPr>
+          <w:p>
+            <w:pPr>
+              <w:jc w:val="left"/>
+              <w:cnfStyle w:val="000000000000" w:firstRow="0" w:lastRow="0" w:firstColumn="0" w:lastColumn="0" w:oddVBand="0" w:evenVBand="0" w:oddHBand="0" w:evenHBand="0" w:firstRowFirstColumn="0" w:firstRowLastColumn="0" w:lastRowFirstColumn="0" w:lastRowLastColumn="0"/>
+              <w:rPr>
+                <w:rFonts w:ascii="Aptos Narrow" w:eastAsia="Times New Roman" w:hAnsi="Aptos Narrow"/>
+                <w:color w:val="000000"/>
+                <w:sz w:val="18"/>
+                <w:szCs w:val="18"/>
+                <w:lang w:val="en-US"/>
+              </w:rPr>
+            </w:pPr>
+            <w:r>
+              <w:rPr>
+                <w:rFonts w:ascii="Aptos Narrow" w:eastAsia="Times New Roman" w:hAnsi="Aptos Narrow"/>
+                <w:color w:val="000000"/>
+                <w:sz w:val="18"/>
+                <w:szCs w:val="18"/>
+                <w:lang w:val="en-US"/>
+              </w:rPr>
+              <w:t>20–30 mA</w:t>
+            </w:r>
+          </w:p>
+        </w:tc>
+      </w:tr>
+      <w:tr>
+        <w:trPr>
+          <w:cnfStyle w:val="000000100000" w:firstRow="0" w:lastRow="0" w:firstColumn="0" w:lastColumn="0" w:oddVBand="0" w:evenVBand="0" w:oddHBand="1" w:evenHBand="0" w:firstRowFirstColumn="0" w:firstRowLastColumn="0" w:lastRowFirstColumn="0" w:lastRowLastColumn="0"/>
+          <w:trHeight w:val="424"/>
+        </w:trPr>
+        <w:tc>
+          <w:tcPr>
+            <w:cnfStyle w:val="001000000000" w:firstRow="0" w:lastRow="0" w:firstColumn="1" w:lastColumn="0" w:oddVBand="0" w:evenVBand="0" w:oddHBand="0" w:evenHBand="0" w:firstRowFirstColumn="0" w:firstRowLastColumn="0" w:lastRowFirstColumn="0" w:lastRowLastColumn="0"/>
+            <w:tcW w:w="0" w:type="auto"/>
+            <w:hideMark/>
+          </w:tcPr>
+          <w:p>
+            <w:pPr>
+              <w:jc w:val="left"/>
+              <w:rPr>
+                <w:rFonts w:ascii="Aptos Narrow" w:eastAsia="Times New Roman" w:hAnsi="Aptos Narrow"/>
+                <w:color w:val="000000"/>
+                <w:sz w:val="18"/>
+                <w:szCs w:val="18"/>
+              </w:rPr>
+            </w:pPr>
+            <w:r>
+              <w:rPr>
+                <w:rFonts w:ascii="Aptos Narrow" w:eastAsia="Times New Roman" w:hAnsi="Aptos Narrow"/>
+                <w:color w:val="000000"/>
+                <w:sz w:val="18"/>
+                <w:szCs w:val="18"/>
+              </w:rPr>
+              <w:t>Batería Li-Po 3.7 V 1000 mAh</w:t>
+            </w:r>
+          </w:p>
+        </w:tc>
+        <w:tc>
+          <w:tcPr>
+            <w:tcW w:w="0" w:type="auto"/>
+            <w:hideMark/>
+          </w:tcPr>
+          <w:p>
+            <w:pPr>
+              <w:jc w:val="left"/>
+              <w:cnfStyle w:val="000000100000" w:firstRow="0" w:lastRow="0" w:firstColumn="0" w:lastColumn="0" w:oddVBand="0" w:evenVBand="0" w:oddHBand="1" w:evenHBand="0" w:firstRowFirstColumn="0" w:firstRowLastColumn="0" w:lastRowFirstColumn="0" w:lastRowLastColumn="0"/>
+              <w:rPr>
+                <w:rFonts w:ascii="Aptos Narrow" w:eastAsia="Times New Roman" w:hAnsi="Aptos Narrow"/>
+                <w:color w:val="000000"/>
+                <w:sz w:val="18"/>
+                <w:szCs w:val="18"/>
+              </w:rPr>
+            </w:pPr>
+            <w:r>
+              <w:rPr>
+                <w:rFonts w:ascii="Aptos Narrow" w:eastAsia="Times New Roman" w:hAnsi="Aptos Narrow"/>
+                <w:color w:val="000000"/>
+                <w:sz w:val="18"/>
+                <w:szCs w:val="18"/>
+              </w:rPr>
+              <w:t>Fuente principal de alimentación del sistema.</w:t>
+            </w:r>
+          </w:p>
+        </w:tc>
+        <w:tc>
+          <w:tcPr>
+            <w:tcW w:w="0" w:type="auto"/>
+            <w:hideMark/>
+          </w:tcPr>
+          <w:p>
+            <w:pPr>
+              <w:jc w:val="left"/>
+              <w:cnfStyle w:val="000000100000" w:firstRow="0" w:lastRow="0" w:firstColumn="0" w:lastColumn="0" w:oddVBand="0" w:evenVBand="0" w:oddHBand="1" w:evenHBand="0" w:firstRowFirstColumn="0" w:firstRowLastColumn="0" w:lastRowFirstColumn="0" w:lastRowLastColumn="0"/>
+              <w:rPr>
+                <w:rFonts w:ascii="Aptos Narrow" w:eastAsia="Times New Roman" w:hAnsi="Aptos Narrow"/>
+                <w:color w:val="000000"/>
+                <w:sz w:val="18"/>
+                <w:szCs w:val="18"/>
+                <w:lang w:val="en-US"/>
+              </w:rPr>
+            </w:pPr>
+            <w:r>
+              <w:rPr>
+                <w:rFonts w:ascii="Aptos Narrow" w:eastAsia="Times New Roman" w:hAnsi="Aptos Narrow"/>
+                <w:color w:val="000000"/>
+                <w:sz w:val="18"/>
+                <w:szCs w:val="18"/>
+                <w:lang w:val="en-US"/>
+              </w:rPr>
+              <w:t>3.7 V</w:t>
+            </w:r>
+          </w:p>
+        </w:tc>
+        <w:tc>
+          <w:tcPr>
+            <w:tcW w:w="0" w:type="auto"/>
+            <w:hideMark/>
+          </w:tcPr>
+          <w:p>
+            <w:pPr>
+              <w:jc w:val="left"/>
+              <w:cnfStyle w:val="000000100000" w:firstRow="0" w:lastRow="0" w:firstColumn="0" w:lastColumn="0" w:oddVBand="0" w:evenVBand="0" w:oddHBand="1" w:evenHBand="0" w:firstRowFirstColumn="0" w:firstRowLastColumn="0" w:lastRowFirstColumn="0" w:lastRowLastColumn="0"/>
+              <w:rPr>
+                <w:rFonts w:ascii="Aptos Narrow" w:eastAsia="Times New Roman" w:hAnsi="Aptos Narrow"/>
+                <w:color w:val="000000"/>
+                <w:sz w:val="18"/>
+                <w:szCs w:val="18"/>
+                <w:lang w:val="en-US"/>
+              </w:rPr>
+            </w:pPr>
+            <w:proofErr w:type="spellStart"/>
+            <w:r>
+              <w:rPr>
+                <w:rFonts w:ascii="Aptos Narrow" w:eastAsia="Times New Roman" w:hAnsi="Aptos Narrow"/>
+                <w:color w:val="000000"/>
+                <w:sz w:val="18"/>
+                <w:szCs w:val="18"/>
+                <w:lang w:val="en-US"/>
+              </w:rPr>
+              <w:t>Capacidad</w:t>
+            </w:r>
+            <w:proofErr w:type="spellEnd"/>
+            <w:r>
+              <w:rPr>
+                <w:rFonts w:ascii="Aptos Narrow" w:eastAsia="Times New Roman" w:hAnsi="Aptos Narrow"/>
+                <w:color w:val="000000"/>
+                <w:sz w:val="18"/>
+                <w:szCs w:val="18"/>
+                <w:lang w:val="en-US"/>
+              </w:rPr>
+              <w:t xml:space="preserve">: 3.7 </w:t>
+            </w:r>
+            <w:proofErr w:type="spellStart"/>
+            <w:r>
+              <w:rPr>
+                <w:rFonts w:ascii="Aptos Narrow" w:eastAsia="Times New Roman" w:hAnsi="Aptos Narrow"/>
+                <w:color w:val="000000"/>
+                <w:sz w:val="18"/>
+                <w:szCs w:val="18"/>
+                <w:lang w:val="en-US"/>
+              </w:rPr>
+              <w:t>Wh</w:t>
+            </w:r>
+            <w:proofErr w:type="spellEnd"/>
+          </w:p>
+        </w:tc>
+      </w:tr>
+      <w:tr>
+        <w:trPr>
+          <w:trHeight w:val="337"/>
+        </w:trPr>
+        <w:tc>
+          <w:tcPr>
+            <w:cnfStyle w:val="001000000000" w:firstRow="0" w:lastRow="0" w:firstColumn="1" w:lastColumn="0" w:oddVBand="0" w:evenVBand="0" w:oddHBand="0" w:evenHBand="0" w:firstRowFirstColumn="0" w:firstRowLastColumn="0" w:lastRowFirstColumn="0" w:lastRowLastColumn="0"/>
+            <w:tcW w:w="0" w:type="auto"/>
+            <w:hideMark/>
+          </w:tcPr>
+          <w:p>
+            <w:pPr>
+              <w:jc w:val="left"/>
+              <w:rPr>
+                <w:rFonts w:ascii="Aptos Narrow" w:eastAsia="Times New Roman" w:hAnsi="Aptos Narrow"/>
+                <w:color w:val="000000"/>
+                <w:sz w:val="18"/>
+                <w:szCs w:val="18"/>
+                <w:lang w:val="en-US"/>
+              </w:rPr>
+            </w:pPr>
+            <w:proofErr w:type="spellStart"/>
+            <w:r>
+              <w:rPr>
+                <w:rFonts w:ascii="Aptos Narrow" w:eastAsia="Times New Roman" w:hAnsi="Aptos Narrow"/>
+                <w:color w:val="000000"/>
+                <w:sz w:val="18"/>
+                <w:szCs w:val="18"/>
+                <w:lang w:val="en-US"/>
+              </w:rPr>
+              <w:t>Módulo</w:t>
+            </w:r>
+            <w:proofErr w:type="spellEnd"/>
+            <w:r>
+              <w:rPr>
+                <w:rFonts w:ascii="Aptos Narrow" w:eastAsia="Times New Roman" w:hAnsi="Aptos Narrow"/>
+                <w:color w:val="000000"/>
+                <w:sz w:val="18"/>
+                <w:szCs w:val="18"/>
+                <w:lang w:val="en-US"/>
+              </w:rPr>
+              <w:t xml:space="preserve"> MT3608</w:t>
+            </w:r>
+          </w:p>
+        </w:tc>
+        <w:tc>
+          <w:tcPr>
+            <w:tcW w:w="0" w:type="auto"/>
+            <w:hideMark/>
+          </w:tcPr>
+          <w:p>
+            <w:pPr>
+              <w:jc w:val="left"/>
+              <w:cnfStyle w:val="000000000000" w:firstRow="0" w:lastRow="0" w:firstColumn="0" w:lastColumn="0" w:oddVBand="0" w:evenVBand="0" w:oddHBand="0" w:evenHBand="0" w:firstRowFirstColumn="0" w:firstRowLastColumn="0" w:lastRowFirstColumn="0" w:lastRowLastColumn="0"/>
+              <w:rPr>
+                <w:rFonts w:ascii="Aptos Narrow" w:eastAsia="Times New Roman" w:hAnsi="Aptos Narrow"/>
+                <w:color w:val="000000"/>
+                <w:sz w:val="18"/>
+                <w:szCs w:val="18"/>
+              </w:rPr>
+            </w:pPr>
+            <w:r>
+              <w:rPr>
+                <w:rFonts w:ascii="Aptos Narrow" w:eastAsia="Times New Roman" w:hAnsi="Aptos Narrow"/>
+                <w:color w:val="000000"/>
+                <w:sz w:val="18"/>
+                <w:szCs w:val="18"/>
+              </w:rPr>
+              <w:t>Convertidor DC-DC elevador (3.7 V → 5 V).</w:t>
+            </w:r>
+          </w:p>
+        </w:tc>
+        <w:tc>
+          <w:tcPr>
+            <w:tcW w:w="0" w:type="auto"/>
+            <w:hideMark/>
+          </w:tcPr>
+          <w:p>
+            <w:pPr>
+              <w:jc w:val="left"/>
+              <w:cnfStyle w:val="000000000000" w:firstRow="0" w:lastRow="0" w:firstColumn="0" w:lastColumn="0" w:oddVBand="0" w:evenVBand="0" w:oddHBand="0" w:evenHBand="0" w:firstRowFirstColumn="0" w:firstRowLastColumn="0" w:lastRowFirstColumn="0" w:lastRowLastColumn="0"/>
+              <w:rPr>
+                <w:rFonts w:ascii="Aptos Narrow" w:eastAsia="Times New Roman" w:hAnsi="Aptos Narrow"/>
+                <w:color w:val="000000"/>
+                <w:sz w:val="18"/>
+                <w:szCs w:val="18"/>
+                <w:lang w:val="en-US"/>
+              </w:rPr>
+            </w:pPr>
+            <w:r>
+              <w:rPr>
+                <w:rFonts w:ascii="Aptos Narrow" w:eastAsia="Times New Roman" w:hAnsi="Aptos Narrow"/>
+                <w:color w:val="000000"/>
+                <w:sz w:val="18"/>
+                <w:szCs w:val="18"/>
+                <w:lang w:val="en-US"/>
+              </w:rPr>
+              <w:t>—</w:t>
+            </w:r>
+          </w:p>
+        </w:tc>
+        <w:tc>
+          <w:tcPr>
+            <w:tcW w:w="0" w:type="auto"/>
+            <w:hideMark/>
+          </w:tcPr>
+          <w:p>
+            <w:pPr>
+              <w:jc w:val="left"/>
+              <w:cnfStyle w:val="000000000000" w:firstRow="0" w:lastRow="0" w:firstColumn="0" w:lastColumn="0" w:oddVBand="0" w:evenVBand="0" w:oddHBand="0" w:evenHBand="0" w:firstRowFirstColumn="0" w:firstRowLastColumn="0" w:lastRowFirstColumn="0" w:lastRowLastColumn="0"/>
+              <w:rPr>
+                <w:rFonts w:ascii="Aptos Narrow" w:eastAsia="Times New Roman" w:hAnsi="Aptos Narrow"/>
+                <w:color w:val="000000"/>
+                <w:sz w:val="18"/>
+                <w:szCs w:val="18"/>
+                <w:lang w:val="en-US"/>
+              </w:rPr>
+            </w:pPr>
+            <w:r>
+              <w:rPr>
+                <w:rFonts w:ascii="Aptos Narrow" w:eastAsia="Times New Roman" w:hAnsi="Aptos Narrow"/>
+                <w:color w:val="000000"/>
+                <w:sz w:val="18"/>
+                <w:szCs w:val="18"/>
+                <w:lang w:val="en-US"/>
+              </w:rPr>
+              <w:t>—</w:t>
+            </w:r>
+          </w:p>
+        </w:tc>
+      </w:tr>
+      <w:tr>
+        <w:trPr>
+          <w:cnfStyle w:val="000000100000" w:firstRow="0" w:lastRow="0" w:firstColumn="0" w:lastColumn="0" w:oddVBand="0" w:evenVBand="0" w:oddHBand="1" w:evenHBand="0" w:firstRowFirstColumn="0" w:firstRowLastColumn="0" w:lastRowFirstColumn="0" w:lastRowLastColumn="0"/>
+          <w:trHeight w:val="427"/>
+        </w:trPr>
+        <w:tc>
+          <w:tcPr>
+            <w:cnfStyle w:val="001000000000" w:firstRow="0" w:lastRow="0" w:firstColumn="1" w:lastColumn="0" w:oddVBand="0" w:evenVBand="0" w:oddHBand="0" w:evenHBand="0" w:firstRowFirstColumn="0" w:firstRowLastColumn="0" w:lastRowFirstColumn="0" w:lastRowLastColumn="0"/>
+            <w:tcW w:w="0" w:type="auto"/>
+            <w:hideMark/>
+          </w:tcPr>
+          <w:p>
+            <w:pPr>
+              <w:jc w:val="left"/>
+              <w:rPr>
+                <w:rFonts w:ascii="Aptos Narrow" w:eastAsia="Times New Roman" w:hAnsi="Aptos Narrow"/>
+                <w:color w:val="000000"/>
+                <w:sz w:val="18"/>
+                <w:szCs w:val="18"/>
+                <w:lang w:val="en-US"/>
+              </w:rPr>
+            </w:pPr>
+            <w:proofErr w:type="spellStart"/>
+            <w:r>
+              <w:rPr>
+                <w:rFonts w:ascii="Aptos Narrow" w:eastAsia="Times New Roman" w:hAnsi="Aptos Narrow"/>
+                <w:color w:val="000000"/>
+                <w:sz w:val="18"/>
+                <w:szCs w:val="18"/>
+                <w:lang w:val="en-US"/>
+              </w:rPr>
+              <w:t>Módulo</w:t>
+            </w:r>
+            <w:proofErr w:type="spellEnd"/>
+            <w:r>
+              <w:rPr>
+                <w:rFonts w:ascii="Aptos Narrow" w:eastAsia="Times New Roman" w:hAnsi="Aptos Narrow"/>
+                <w:color w:val="000000"/>
+                <w:sz w:val="18"/>
+                <w:szCs w:val="18"/>
+                <w:lang w:val="en-US"/>
+              </w:rPr>
+              <w:t xml:space="preserve"> TP4056</w:t>
+            </w:r>
+          </w:p>
+        </w:tc>
+        <w:tc>
+          <w:tcPr>
+            <w:tcW w:w="0" w:type="auto"/>
+            <w:hideMark/>
+          </w:tcPr>
+          <w:p>
+            <w:pPr>
+              <w:jc w:val="left"/>
+              <w:cnfStyle w:val="000000100000" w:firstRow="0" w:lastRow="0" w:firstColumn="0" w:lastColumn="0" w:oddVBand="0" w:evenVBand="0" w:oddHBand="1" w:evenHBand="0" w:firstRowFirstColumn="0" w:firstRowLastColumn="0" w:lastRowFirstColumn="0" w:lastRowLastColumn="0"/>
+              <w:rPr>
+                <w:rFonts w:ascii="Aptos Narrow" w:eastAsia="Times New Roman" w:hAnsi="Aptos Narrow"/>
+                <w:color w:val="000000"/>
+                <w:sz w:val="18"/>
+                <w:szCs w:val="18"/>
+              </w:rPr>
+            </w:pPr>
+            <w:r>
+              <w:rPr>
+                <w:rFonts w:ascii="Aptos Narrow" w:eastAsia="Times New Roman" w:hAnsi="Aptos Narrow"/>
+                <w:color w:val="000000"/>
+                <w:sz w:val="18"/>
+                <w:szCs w:val="18"/>
+              </w:rPr>
+              <w:t xml:space="preserve">Circuito de carga para batería Li-Po </w:t>
+            </w:r>
+            <w:r>
+              <w:rPr>
+                <w:rFonts w:ascii="Aptos Narrow" w:eastAsia="Times New Roman" w:hAnsi="Aptos Narrow"/>
+                <w:color w:val="000000"/>
+                <w:sz w:val="18"/>
+                <w:szCs w:val="18"/>
+              </w:rPr>
+              <w:lastRenderedPageBreak/>
+              <w:t>con protección contra sobrecarga y control de corriente.</w:t>
+            </w:r>
+          </w:p>
+        </w:tc>
+        <w:tc>
+          <w:tcPr>
+            <w:tcW w:w="0" w:type="auto"/>
+            <w:hideMark/>
+          </w:tcPr>
+          <w:p>
+            <w:pPr>
+              <w:jc w:val="left"/>
+              <w:cnfStyle w:val="000000100000" w:firstRow="0" w:lastRow="0" w:firstColumn="0" w:lastColumn="0" w:oddVBand="0" w:evenVBand="0" w:oddHBand="1" w:evenHBand="0" w:firstRowFirstColumn="0" w:firstRowLastColumn="0" w:lastRowFirstColumn="0" w:lastRowLastColumn="0"/>
+              <w:rPr>
+                <w:rFonts w:ascii="Aptos Narrow" w:eastAsia="Times New Roman" w:hAnsi="Aptos Narrow"/>
+                <w:color w:val="000000"/>
+                <w:sz w:val="18"/>
+                <w:szCs w:val="18"/>
+                <w:lang w:val="en-US"/>
+              </w:rPr>
+            </w:pPr>
+            <w:r>
+              <w:rPr>
+                <w:rFonts w:ascii="Aptos Narrow" w:eastAsia="Times New Roman" w:hAnsi="Aptos Narrow"/>
+                <w:color w:val="000000"/>
+                <w:sz w:val="18"/>
+                <w:szCs w:val="18"/>
+                <w:lang w:val="en-US"/>
+              </w:rPr>
+              <w:lastRenderedPageBreak/>
+              <w:t>—</w:t>
+            </w:r>
+          </w:p>
+        </w:tc>
+        <w:tc>
+          <w:tcPr>
+            <w:tcW w:w="0" w:type="auto"/>
+            <w:hideMark/>
+          </w:tcPr>
+          <w:p>
+            <w:pPr>
+              <w:jc w:val="left"/>
+              <w:cnfStyle w:val="000000100000" w:firstRow="0" w:lastRow="0" w:firstColumn="0" w:lastColumn="0" w:oddVBand="0" w:evenVBand="0" w:oddHBand="1" w:evenHBand="0" w:firstRowFirstColumn="0" w:firstRowLastColumn="0" w:lastRowFirstColumn="0" w:lastRowLastColumn="0"/>
+              <w:rPr>
+                <w:rFonts w:ascii="Aptos Narrow" w:eastAsia="Times New Roman" w:hAnsi="Aptos Narrow"/>
+                <w:color w:val="000000"/>
+                <w:sz w:val="18"/>
+                <w:szCs w:val="18"/>
+                <w:lang w:val="en-US"/>
+              </w:rPr>
+            </w:pPr>
+            <w:r>
+              <w:rPr>
+                <w:rFonts w:ascii="Aptos Narrow" w:eastAsia="Times New Roman" w:hAnsi="Aptos Narrow"/>
+                <w:color w:val="000000"/>
+                <w:sz w:val="18"/>
+                <w:szCs w:val="18"/>
+                <w:lang w:val="en-US"/>
+              </w:rPr>
+              <w:t>—</w:t>
+            </w:r>
+          </w:p>
+        </w:tc>
+      </w:tr>
+    </w:tbl>
+    <w:p/>
+    <w:p>
+      <w:pPr>
+        <w:pStyle w:val="Heading2"/>
+      </w:pPr>
+      <w:r>
+        <w:t>Sistema de alimentación</w:t>
+      </w:r>
+    </w:p>
+    <w:p>
+      <w:r>
+        <w:t>El sistema eléctrico está configurado con todos los módulos conectados en paralelo, garantizando un voltaje de salida estable desde la Raspberry</w:t>
+      </w:r>
+      <w:r>
+        <w:t xml:space="preserve"> </w:t>
+      </w:r>
+      <w:r>
+        <w:t>Pi hacia todos los periféricos.</w:t>
+      </w:r>
+      <w:r>
+        <w:t xml:space="preserve"> </w:t>
+      </w:r>
+    </w:p>
+    <w:p>
+      <w:r>
+        <w:t>La fuente de alimentación opera mediante el módulo MT3608, un convertidor elevador (</w:t>
+      </w:r>
+      <w:proofErr w:type="spellStart"/>
+      <w:r>
+        <w:t>boost</w:t>
+      </w:r>
+      <w:proofErr w:type="spellEnd"/>
+      <w:r>
+        <w:t xml:space="preserve"> </w:t>
+      </w:r>
+      <w:proofErr w:type="spellStart"/>
+      <w:r>
+        <w:t>converter</w:t>
+      </w:r>
+      <w:proofErr w:type="spellEnd"/>
+      <w:r>
+        <w:t>) que incrementa el voltaje de entrada</w:t>
+      </w:r>
+    </w:p>
+    <w:p>
+      <w:r>
+        <w:t>utilizando:</w:t>
+      </w:r>
+    </w:p>
+    <w:p>
+      <w:pPr>
+        <w:pStyle w:val="ListParagraph"/>
+        <w:numPr>
+          <w:ilvl w:val="0"/>
+          <w:numId w:val="27"/>
+        </w:numPr>
+      </w:pPr>
+      <w:r>
+        <w:t>Inductor: Almacena energía durante la conducción del transistor y la libera al abrirse el circuito, sumándose al voltaje de entrada</w:t>
+      </w:r>
+    </w:p>
+    <w:p>
+      <w:pPr>
+        <w:pStyle w:val="ListParagraph"/>
+        <w:numPr>
+          <w:ilvl w:val="0"/>
+          <w:numId w:val="27"/>
+        </w:numPr>
+      </w:pPr>
+      <w:r>
+        <w:t>Transistor: Controla el ciclo de carga del inductor</w:t>
+      </w:r>
+    </w:p>
+    <w:p>
+      <w:pPr>
+        <w:pStyle w:val="ListParagraph"/>
+        <w:numPr>
+          <w:ilvl w:val="0"/>
+          <w:numId w:val="27"/>
+        </w:numPr>
+      </w:pPr>
+      <w:r>
+        <w:t>Diodo: Dirige el flujo de corriente en la dirección correcta</w:t>
+      </w:r>
+    </w:p>
+    <w:p>
+      <w:pPr>
+        <w:pStyle w:val="ListParagraph"/>
+        <w:numPr>
+          <w:ilvl w:val="0"/>
+          <w:numId w:val="27"/>
+        </w:numPr>
+      </w:pPr>
+      <w:r>
+        <w:t>Capacitor: Estabiliza el voltaje de salida</w:t>
+      </w:r>
+    </w:p>
+    <w:p/>
+    <w:p>
+      <w:pPr>
+        <w:pStyle w:val="Heading2"/>
+      </w:pPr>
+      <w:r>
+        <w:t xml:space="preserve">Analisis de consumo energético </w:t>
+      </w:r>
+    </w:p>
+    <w:p>
+      <w:r>
+        <w:t>A partir de</w:t>
+      </w:r>
+      <w:r>
+        <w:t xml:space="preserve"> mediciones experimentales y cálculos teóricos, el consumo promedio del sistema es de 170 </w:t>
+      </w:r>
+      <w:proofErr w:type="spellStart"/>
+      <w:r>
+        <w:t>mA.</w:t>
+      </w:r>
+      <w:proofErr w:type="spellEnd"/>
+      <w:r>
+        <w:t xml:space="preserve"> Con una batería de capacidad nominal de</w:t>
+      </w:r>
+      <w:r>
+        <w:t xml:space="preserve"> </w:t>
+      </w:r>
+      <w:r>
+        <w:t xml:space="preserve">3.7 </w:t>
+      </w:r>
+      <w:proofErr w:type="spellStart"/>
+      <w:r>
+        <w:t>Wh</w:t>
+      </w:r>
+      <w:proofErr w:type="spellEnd"/>
+      <w:r>
+        <w:t xml:space="preserve"> (1000 mAh @ 3.7V):</w:t>
+      </w:r>
+    </w:p>
+    <w:p>
+      <w:pPr>
+        <w:pStyle w:val="ListParagraph"/>
+        <w:numPr>
+          <w:ilvl w:val="0"/>
+          <w:numId w:val="28"/>
+        </w:numPr>
+      </w:pPr>
+      <w:r>
+        <w:t>Autonomía teórica: 5-6 horas</w:t>
+      </w:r>
+    </w:p>
+    <w:p>
+      <w:pPr>
+        <w:pStyle w:val="ListParagraph"/>
+        <w:numPr>
+          <w:ilvl w:val="0"/>
+          <w:numId w:val="28"/>
+        </w:numPr>
+      </w:pPr>
+      <w:r>
+        <w:t>Autonomía real (pruebas): 3-4 horas</w:t>
+      </w:r>
+    </w:p>
+    <w:p/>
+    <w:p>
+      <w:pPr>
+        <w:pStyle w:val="Heading2"/>
+      </w:pPr>
+      <w:r>
+        <w:t>Arquitectura de software</w:t>
+      </w:r>
+    </w:p>
+    <w:p>
+      <w:r>
+        <w:t>Las lecturas de datos operan de forma independiente mediante una arquitectura asíncrona con procesamiento paralelo. Cada módulo sensor es</w:t>
+      </w:r>
+    </w:p>
+    <w:p>
+      <w:r>
+        <w:t>controlado por un proceso independiente, todos coordinados por un script central que:</w:t>
+      </w:r>
+    </w:p>
+    <w:p>
+      <w:pPr>
+        <w:pStyle w:val="ListParagraph"/>
+        <w:numPr>
+          <w:ilvl w:val="0"/>
+          <w:numId w:val="29"/>
+        </w:numPr>
+      </w:pPr>
+      <w:r>
+        <w:t>Inicia todos los procesos al recibir la señal de arranque</w:t>
+      </w:r>
+      <w:r>
+        <w:t>.</w:t>
+      </w:r>
+    </w:p>
+    <w:p>
+      <w:pPr>
+        <w:pStyle w:val="ListParagraph"/>
+        <w:numPr>
+          <w:ilvl w:val="0"/>
+          <w:numId w:val="29"/>
+        </w:numPr>
+      </w:pPr>
+      <w:r>
+        <w:t>Gestiona la comunicación entre módulos</w:t>
+      </w:r>
+      <w:r>
+        <w:t>.</w:t>
+      </w:r>
+    </w:p>
+    <w:p>
+      <w:pPr>
+        <w:pStyle w:val="ListParagraph"/>
+        <w:numPr>
+          <w:ilvl w:val="0"/>
+          <w:numId w:val="29"/>
+        </w:numPr>
+      </w:pPr>
+      <w:r>
+        <w:t>Procesa y almacena datos localmente</w:t>
+      </w:r>
+      <w:r>
+        <w:t>.</w:t>
+      </w:r>
+    </w:p>
+    <w:p>
+      <w:pPr>
+        <w:pStyle w:val="ListParagraph"/>
+        <w:numPr>
+          <w:ilvl w:val="0"/>
+          <w:numId w:val="29"/>
+        </w:numPr>
+      </w:pPr>
+      <w:r>
+        <w:t>Controla la transmisión de telemetría</w:t>
+      </w:r>
+      <w:r>
+        <w:t>.</w:t>
+      </w:r>
+    </w:p>
+    <w:p/>
+    <w:p>
+      <w:pPr>
+        <w:pStyle w:val="Heading2"/>
+      </w:pPr>
+      <w:r>
+        <w:t xml:space="preserve">Sistema de telemetría </w:t>
+      </w:r>
+    </w:p>
+    <w:p>
+      <w:r>
+        <w:t xml:space="preserve">La transmisión de datos hacia la estación terrestre se realiza mediante el módulo </w:t>
+      </w:r>
+      <w:proofErr w:type="spellStart"/>
+      <w:r>
+        <w:t>LoRa</w:t>
+      </w:r>
+      <w:proofErr w:type="spellEnd"/>
+      <w:r>
+        <w:t xml:space="preserve"> SX1278 operando en la banda de 433 MHz. Este módulo</w:t>
+      </w:r>
+      <w:r>
+        <w:t xml:space="preserve"> </w:t>
+      </w:r>
+      <w:r>
+        <w:t>se comunica con un receptor idéntico en tierra para establecer el enlace de telemetría.</w:t>
+      </w:r>
+    </w:p>
+    <w:p>
+      <w:pPr>
+        <w:rPr>
+          <w:b/>
+          <w:bCs/>
+        </w:rPr>
+      </w:pPr>
+      <w:r>
+        <w:rPr>
+          <w:b/>
+          <w:bCs/>
+        </w:rPr>
+        <w:t xml:space="preserve">Características del </w:t>
+      </w:r>
+      <w:r>
+        <w:rPr>
+          <w:b/>
+          <w:bCs/>
+        </w:rPr>
+        <w:t>e</w:t>
+      </w:r>
+      <w:r>
+        <w:rPr>
+          <w:b/>
+          <w:bCs/>
+        </w:rPr>
+        <w:t>nlace</w:t>
+      </w:r>
+    </w:p>
+    <w:p>
+      <w:pPr>
+        <w:pStyle w:val="ListParagraph"/>
+        <w:numPr>
+          <w:ilvl w:val="0"/>
+          <w:numId w:val="30"/>
+        </w:numPr>
+      </w:pPr>
+      <w:r>
+        <w:t>Alcance teórico (especificaciones del fabricante): 10 km</w:t>
+      </w:r>
+    </w:p>
+    <w:p>
+      <w:pPr>
+        <w:pStyle w:val="ListParagraph"/>
+        <w:numPr>
+          <w:ilvl w:val="0"/>
+          <w:numId w:val="30"/>
+        </w:numPr>
+      </w:pPr>
+      <w:r>
+        <w:t>Alcance requerido: 1.1 km (considerando tolerancia de apogeo)</w:t>
+      </w:r>
+    </w:p>
+    <w:p>
+      <w:pPr>
+        <w:pStyle w:val="ListParagraph"/>
+        <w:numPr>
+          <w:ilvl w:val="0"/>
+          <w:numId w:val="30"/>
+        </w:numPr>
+      </w:pPr>
+      <w:r>
+        <w:t>Estado de pruebas: No se realizaron pruebas a distancia máxima; el sistema cumple con los requerimientos de la misión</w:t>
+      </w:r>
+    </w:p>
+    <w:p/>
+    <w:p>
+      <w:pPr>
+        <w:pStyle w:val="Heading2"/>
+      </w:pPr>
+      <w:r>
+        <w:t>Algoritmo de recuperación</w:t>
+      </w:r>
+    </w:p>
+    <w:p>
+      <w:r>
+        <w:t>Enfoque inicial (descartado): Se consideró utilizar únicamente el barómetro para calcular la altura y detectar el apogeo. Este método fue</w:t>
+      </w:r>
+      <w:r>
+        <w:t xml:space="preserve"> </w:t>
+      </w:r>
+      <w:r>
+        <w:t>descartado debido al retardo inherente en las lecturas del sensor barométrico, que podría ocasionar un despliegue tardío del paracaídas.</w:t>
+      </w:r>
+    </w:p>
+    <w:p/>
+    <w:p>
+      <w:pPr>
+        <w:rPr>
+          <w:b/>
+          <w:bCs/>
+        </w:rPr>
+      </w:pPr>
+      <w:r>
+        <w:rPr>
+          <w:b/>
+          <w:bCs/>
+        </w:rPr>
+        <w:t>Método implementado</w:t>
+      </w:r>
+    </w:p>
+    <w:p>
+      <w:r>
+        <w:t>Sistema de detección multimodal basado en la fusión de datos de tres sensores:</w:t>
+      </w:r>
+    </w:p>
+    <w:p>
+      <w:r>
+        <w:t>1. Acelerómetro/Giroscopio (MPU6050) - Sensor principal</w:t>
+      </w:r>
+    </w:p>
+    <w:p>
+      <w:r>
+        <w:t>2. Barómetro (BMP180) - Verificación secundaria</w:t>
+      </w:r>
+    </w:p>
+    <w:p>
+      <w:r>
+        <w:t>3. GPS (Neo 6M) - Confirmación de posición</w:t>
+      </w:r>
+    </w:p>
+    <w:p/>
+    <w:p>
+      <w:r>
+        <w:t>El MPU6050 mide desplazamiento angular y aceleración en los tres ejes. Mediante procesamiento matemático en código, se calcula la aceleración</w:t>
+      </w:r>
+      <w:r>
+        <w:t xml:space="preserve"> </w:t>
+      </w:r>
+      <w:r>
+        <w:t>lineal del cohete descompuesta en cada eje coordenado.</w:t>
+      </w:r>
+    </w:p>
+    <w:p>
+      <w:r>
+        <w:t>Criterio de activación: En el apogeo, la aceleración vertical del cohete es nula (</w:t>
+      </w:r>
+      <w:proofErr w:type="spellStart"/>
+      <w:r>
+        <w:t>a</w:t>
+      </w:r>
+      <w:r>
+        <w:rPr>
+          <w:vertAlign w:val="subscript"/>
+        </w:rPr>
+        <w:t>z</w:t>
+      </w:r>
+      <w:proofErr w:type="spellEnd"/>
+      <w:r>
+        <w:t xml:space="preserve"> = 0). Al detectar esta condición, la computadora envía una</w:t>
+      </w:r>
+      <w:r>
+        <w:t xml:space="preserve"> </w:t>
+      </w:r>
+      <w:r>
+        <w:t>señal que activa un relevador, permitiendo el paso de corriente al sistema de recuperación para el despliegue del paracaídas.</w:t>
+      </w:r>
+    </w:p>
+    <w:p>
+      <w:r>
+        <w:t>La combinación de sensores proporciona redundancia y mayor confiabilidad en la detección del punto crítico del vuelo.</w:t>
+      </w:r>
+    </w:p>
+    <w:p>
+      <w:pPr>
+        <w:rPr>
+          <w:noProof/>
+          <w:color w:val="000000"/>
+          <w:sz w:val="22"/>
+          <w:szCs w:val="22"/>
+          <w:bdr w:val="none" w:sz="0" w:space="0" w:color="auto" w:frame="1"/>
+        </w:rPr>
+      </w:pPr>
+    </w:p>
+    <w:p>
+      <w:pPr>
+        <w:jc w:val="center"/>
+      </w:pPr>
+      <w:r>
+        <w:rPr>
+          <w:noProof/>
+          <w:color w:val="000000"/>
+          <w:sz w:val="22"/>
+          <w:szCs w:val="22"/>
+          <w:bdr w:val="none" w:sz="0" w:space="0" w:color="auto" w:frame="1"/>
+        </w:rPr>
+        <w:t>}</w:t>
+      </w:r>
+      <w:r>
+        <w:rPr>
+          <w:noProof/>
+          <w:color w:val="000000"/>
+          <w:sz w:val="22"/>
+          <w:szCs w:val="22"/>
+          <w:bdr w:val="none" w:sz="0" w:space="0" w:color="auto" w:frame="1"/>
+        </w:rPr>
+        <w:drawing>
+          <wp:inline distT="0" distB="0" distL="0" distR="0" wp14:anchorId="556C00B6" wp14:editId="4155050A">
+            <wp:extent cx="1998133" cy="1521838"/>
+            <wp:effectExtent l="0" t="0" r="2540" b="2540"/>
+            <wp:docPr id="396486312" name="Picture 2" descr="A hand holding a black rectangular object with gold lines&#10;&#10;AI-generated content may be incorrect."/>
+            <wp:cNvGraphicFramePr>
+              <a:graphicFrameLocks xmlns:a="http://schemas.openxmlformats.org/drawingml/2006/main" noChangeAspect="1"/>
+            </wp:cNvGraphicFramePr>
+            <a:graphic xmlns:a="http://schemas.openxmlformats.org/drawingml/2006/main">
+              <a:graphicData uri="http://schemas.openxmlformats.org/drawingml/2006/picture">
+                <pic:pic xmlns:pic="http://schemas.openxmlformats.org/drawingml/2006/picture">
+                  <pic:nvPicPr>
+                    <pic:cNvPr id="396486312" name="Picture 2" descr="A hand holding a black rectangular object with gold lines&#10;&#10;AI-generated content may be incorrect."/>
+                    <pic:cNvPicPr>
+                      <a:picLocks noChangeAspect="1" noChangeArrowheads="1"/>
+                    </pic:cNvPicPr>
+                  </pic:nvPicPr>
+                  <pic:blipFill rotWithShape="1">
+                    <a:blip r:embed="rId10" cstate="print">
+                      <a:extLst>
+                        <a:ext uri="{28A0092B-C50C-407E-A947-70E740481C1C}">
+                          <a14:useLocalDpi xmlns:a14="http://schemas.microsoft.com/office/drawing/2010/main" val="0"/>
+                        </a:ext>
+                      </a:extLst>
+                    </a:blip>
+                    <a:srcRect l="6439" t="15519" r="19988" b="9821"/>
+                    <a:stretch>
+                      <a:fillRect/>
+                    </a:stretch>
+                  </pic:blipFill>
+                  <pic:spPr bwMode="auto">
+                    <a:xfrm>
+                      <a:off x="0" y="0"/>
+                      <a:ext cx="2002833" cy="1525418"/>
+                    </a:xfrm>
+                    <a:prstGeom prst="rect">
+                      <a:avLst/>
+                    </a:prstGeom>
+                    <a:noFill/>
+                    <a:ln>
+                      <a:noFill/>
+                    </a:ln>
+                    <a:extLst>
+                      <a:ext uri="{53640926-AAD7-44D8-BBD7-CCE9431645EC}">
+                        <a14:shadowObscured xmlns:a14="http://schemas.microsoft.com/office/drawing/2010/main"/>
+                      </a:ext>
+                    </a:extLst>
+                  </pic:spPr>
+                </pic:pic>
+              </a:graphicData>
+            </a:graphic>
+          </wp:inline>
+        </w:drawing>
+      </w:r>
+    </w:p>
+    <w:p/>
+    <w:p>
       <w:pPr>
         <w:pStyle w:val="Heading1"/>
       </w:pPr>
@@ -985,6 +3832,9 @@
       <w:r>
         <w:t>Recuperación</w:t>
       </w:r>
+      <w:r>
+        <w:t xml:space="preserve"> </w:t>
+      </w:r>
     </w:p>
     <w:p>
       <w:pPr>
@@ -1021,1630 +3871,17 @@
       <w:pPr>
         <w:pStyle w:val="BodyText"/>
         <w:rPr>
-          <w:lang w:val="es-419"/>
-        </w:rPr>
-      </w:pPr>
-      <w:r>
-        <w:rPr>
           <w:lang w:val="en-US"/>
         </w:rPr>
-        <w:t xml:space="preserve">The template will number citations consecutively within brackets [1]. </w:t>
-      </w:r>
-      <w:proofErr w:type="spellStart"/>
-      <w:r>
-        <w:rPr>
-          <w:lang w:val="es-419"/>
-        </w:rPr>
-        <w:t>The</w:t>
-      </w:r>
-      <w:proofErr w:type="spellEnd"/>
-      <w:r>
-        <w:rPr>
-          <w:lang w:val="es-419"/>
-        </w:rPr>
-        <w:t xml:space="preserve"> </w:t>
-      </w:r>
-      <w:proofErr w:type="spellStart"/>
-      <w:r>
-        <w:rPr>
-          <w:lang w:val="es-419"/>
-        </w:rPr>
-        <w:t>sentence</w:t>
-      </w:r>
-      <w:proofErr w:type="spellEnd"/>
-      <w:r>
-        <w:rPr>
-          <w:lang w:val="es-419"/>
-        </w:rPr>
-        <w:t xml:space="preserve"> </w:t>
-      </w:r>
-      <w:proofErr w:type="spellStart"/>
-      <w:r>
-        <w:rPr>
-          <w:lang w:val="es-419"/>
-        </w:rPr>
-        <w:t>punctuation</w:t>
-      </w:r>
-      <w:proofErr w:type="spellEnd"/>
-      <w:r>
-        <w:rPr>
-          <w:lang w:val="es-419"/>
-        </w:rPr>
-        <w:t xml:space="preserve"> </w:t>
-      </w:r>
-      <w:proofErr w:type="spellStart"/>
-      <w:r>
-        <w:rPr>
-          <w:lang w:val="es-419"/>
-        </w:rPr>
-        <w:t>follows</w:t>
-      </w:r>
-      <w:proofErr w:type="spellEnd"/>
-      <w:r>
-        <w:rPr>
-          <w:lang w:val="es-419"/>
-        </w:rPr>
-        <w:t xml:space="preserve"> </w:t>
-      </w:r>
-      <w:proofErr w:type="spellStart"/>
-      <w:r>
-        <w:rPr>
-          <w:lang w:val="es-419"/>
-        </w:rPr>
-        <w:t>the</w:t>
-      </w:r>
-      <w:proofErr w:type="spellEnd"/>
-      <w:r>
-        <w:rPr>
-          <w:lang w:val="es-419"/>
-        </w:rPr>
-        <w:t xml:space="preserve"> </w:t>
-      </w:r>
-      <w:proofErr w:type="spellStart"/>
-      <w:r>
-        <w:rPr>
-          <w:lang w:val="es-419"/>
-        </w:rPr>
-        <w:t>bracket</w:t>
-      </w:r>
-      <w:proofErr w:type="spellEnd"/>
-      <w:r>
-        <w:rPr>
-          <w:lang w:val="es-419"/>
-        </w:rPr>
-        <w:t xml:space="preserve"> [2]. </w:t>
-      </w:r>
-      <w:proofErr w:type="spellStart"/>
-      <w:r>
-        <w:rPr>
-          <w:lang w:val="es-419"/>
-        </w:rPr>
-        <w:t>Refer</w:t>
-      </w:r>
-      <w:proofErr w:type="spellEnd"/>
-      <w:r>
-        <w:rPr>
-          <w:lang w:val="es-419"/>
-        </w:rPr>
-        <w:t xml:space="preserve"> </w:t>
-      </w:r>
-      <w:proofErr w:type="spellStart"/>
-      <w:r>
-        <w:rPr>
-          <w:lang w:val="es-419"/>
-        </w:rPr>
-        <w:t>simply</w:t>
-      </w:r>
-      <w:proofErr w:type="spellEnd"/>
-      <w:r>
-        <w:rPr>
-          <w:lang w:val="es-419"/>
-        </w:rPr>
-        <w:t xml:space="preserve"> </w:t>
-      </w:r>
-      <w:proofErr w:type="spellStart"/>
-      <w:r>
-        <w:rPr>
-          <w:lang w:val="es-419"/>
-        </w:rPr>
-        <w:t>to</w:t>
-      </w:r>
-      <w:proofErr w:type="spellEnd"/>
-      <w:r>
-        <w:rPr>
-          <w:lang w:val="es-419"/>
-        </w:rPr>
-        <w:t xml:space="preserve"> </w:t>
-      </w:r>
-      <w:proofErr w:type="spellStart"/>
-      <w:r>
-        <w:rPr>
-          <w:lang w:val="es-419"/>
-        </w:rPr>
-        <w:t>the</w:t>
-      </w:r>
-      <w:proofErr w:type="spellEnd"/>
-      <w:r>
-        <w:rPr>
-          <w:lang w:val="es-419"/>
-        </w:rPr>
-        <w:t xml:space="preserve"> </w:t>
-      </w:r>
-      <w:proofErr w:type="spellStart"/>
-      <w:r>
-        <w:rPr>
-          <w:lang w:val="es-419"/>
-        </w:rPr>
-        <w:t>reference</w:t>
-      </w:r>
-      <w:proofErr w:type="spellEnd"/>
-      <w:r>
-        <w:rPr>
-          <w:lang w:val="es-419"/>
-        </w:rPr>
-        <w:t xml:space="preserve"> </w:t>
-      </w:r>
-      <w:proofErr w:type="spellStart"/>
-      <w:r>
-        <w:rPr>
-          <w:lang w:val="es-419"/>
-        </w:rPr>
-        <w:t>number</w:t>
-      </w:r>
-      <w:proofErr w:type="spellEnd"/>
-      <w:r>
-        <w:rPr>
-          <w:lang w:val="es-419"/>
-        </w:rPr>
-        <w:t xml:space="preserve">, as in [3]—do </w:t>
-      </w:r>
-      <w:proofErr w:type="spellStart"/>
-      <w:proofErr w:type="gramStart"/>
-      <w:r>
-        <w:rPr>
-          <w:lang w:val="es-419"/>
-        </w:rPr>
-        <w:t>no“</w:t>
-      </w:r>
-      <w:proofErr w:type="gramEnd"/>
-      <w:r>
-        <w:rPr>
-          <w:lang w:val="es-419"/>
-        </w:rPr>
-        <w:t>Ref</w:t>
-      </w:r>
-      <w:proofErr w:type="spellEnd"/>
-      <w:r>
-        <w:rPr>
-          <w:lang w:val="es-419"/>
-        </w:rPr>
-        <w:t xml:space="preserve">. [3]” </w:t>
-      </w:r>
-      <w:proofErr w:type="spellStart"/>
-      <w:r>
-        <w:rPr>
-          <w:lang w:val="es-419"/>
-        </w:rPr>
-        <w:t>or</w:t>
-      </w:r>
-      <w:proofErr w:type="spellEnd"/>
-      <w:r>
-        <w:rPr>
-          <w:lang w:val="es-419"/>
-        </w:rPr>
-        <w:t xml:space="preserve"> “</w:t>
-      </w:r>
-      <w:proofErr w:type="spellStart"/>
-      <w:r>
-        <w:rPr>
-          <w:lang w:val="es-419"/>
-        </w:rPr>
-        <w:t>reference</w:t>
-      </w:r>
-      <w:proofErr w:type="spellEnd"/>
-      <w:r>
-        <w:rPr>
-          <w:lang w:val="es-419"/>
-        </w:rPr>
-        <w:t xml:space="preserve"> [3]” </w:t>
-      </w:r>
-      <w:proofErr w:type="spellStart"/>
-      <w:r>
-        <w:rPr>
-          <w:lang w:val="es-419"/>
-        </w:rPr>
-        <w:t>except</w:t>
-      </w:r>
-      <w:proofErr w:type="spellEnd"/>
-      <w:r>
-        <w:rPr>
-          <w:lang w:val="es-419"/>
-        </w:rPr>
-        <w:t xml:space="preserve"> at </w:t>
-      </w:r>
-      <w:proofErr w:type="spellStart"/>
-      <w:r>
-        <w:rPr>
-          <w:lang w:val="es-419"/>
-        </w:rPr>
-        <w:t>the</w:t>
-      </w:r>
-      <w:proofErr w:type="spellEnd"/>
-      <w:r>
-        <w:rPr>
-          <w:lang w:val="es-419"/>
-        </w:rPr>
-        <w:t xml:space="preserve"> </w:t>
-      </w:r>
-      <w:proofErr w:type="spellStart"/>
-      <w:r>
-        <w:rPr>
-          <w:lang w:val="es-419"/>
-        </w:rPr>
-        <w:t>beginning</w:t>
-      </w:r>
-      <w:proofErr w:type="spellEnd"/>
-      <w:r>
-        <w:rPr>
-          <w:lang w:val="es-419"/>
-        </w:rPr>
-        <w:t xml:space="preserve"> </w:t>
-      </w:r>
-      <w:proofErr w:type="spellStart"/>
-      <w:r>
-        <w:rPr>
-          <w:lang w:val="es-419"/>
-        </w:rPr>
-        <w:t>of</w:t>
-      </w:r>
-      <w:proofErr w:type="spellEnd"/>
-      <w:r>
-        <w:rPr>
-          <w:lang w:val="es-419"/>
-        </w:rPr>
-        <w:t xml:space="preserve"> a </w:t>
-      </w:r>
-      <w:proofErr w:type="spellStart"/>
-      <w:r>
-        <w:rPr>
-          <w:lang w:val="es-419"/>
-        </w:rPr>
-        <w:t>sentence</w:t>
-      </w:r>
-      <w:proofErr w:type="spellEnd"/>
-      <w:r>
-        <w:rPr>
-          <w:lang w:val="es-419"/>
-        </w:rPr>
-        <w:t xml:space="preserve">: “Reference [3] </w:t>
-      </w:r>
-      <w:proofErr w:type="spellStart"/>
-      <w:r>
-        <w:rPr>
-          <w:lang w:val="es-419"/>
-        </w:rPr>
-        <w:t>was</w:t>
-      </w:r>
-      <w:proofErr w:type="spellEnd"/>
-      <w:r>
-        <w:rPr>
-          <w:lang w:val="es-419"/>
-        </w:rPr>
-        <w:t xml:space="preserve"> </w:t>
-      </w:r>
-      <w:proofErr w:type="spellStart"/>
-      <w:r>
-        <w:rPr>
-          <w:lang w:val="es-419"/>
-        </w:rPr>
-        <w:t>the</w:t>
-      </w:r>
-      <w:proofErr w:type="spellEnd"/>
-      <w:r>
-        <w:rPr>
-          <w:lang w:val="es-419"/>
-        </w:rPr>
-        <w:t xml:space="preserve"> </w:t>
-      </w:r>
-      <w:proofErr w:type="spellStart"/>
-      <w:r>
-        <w:rPr>
-          <w:lang w:val="es-419"/>
-        </w:rPr>
-        <w:t>first</w:t>
-      </w:r>
-      <w:proofErr w:type="spellEnd"/>
-      <w:r>
-        <w:rPr>
-          <w:lang w:val="es-419"/>
-        </w:rPr>
-        <w:t xml:space="preserve"> ...</w:t>
-      </w:r>
-      <w:r>
-        <w:rPr>
-          <w:lang w:val="es-419"/>
-        </w:rPr>
-        <w:t>”</w:t>
-      </w:r>
-    </w:p>
-    <w:p>
-      <w:pPr>
-        <w:pStyle w:val="BodyText"/>
-        <w:rPr>
-          <w:lang w:val="es-419"/>
-        </w:rPr>
-      </w:pPr>
-      <w:proofErr w:type="spellStart"/>
-      <w:r>
-        <w:rPr>
-          <w:lang w:val="es-419"/>
-        </w:rPr>
-        <w:t>Number</w:t>
-      </w:r>
-      <w:proofErr w:type="spellEnd"/>
-      <w:r>
-        <w:rPr>
-          <w:lang w:val="es-419"/>
-        </w:rPr>
-        <w:t xml:space="preserve"> </w:t>
-      </w:r>
-      <w:proofErr w:type="spellStart"/>
-      <w:r>
-        <w:rPr>
-          <w:lang w:val="es-419"/>
-        </w:rPr>
-        <w:t>footnotes</w:t>
-      </w:r>
-      <w:proofErr w:type="spellEnd"/>
-      <w:r>
-        <w:rPr>
-          <w:lang w:val="es-419"/>
-        </w:rPr>
-        <w:t xml:space="preserve"> </w:t>
-      </w:r>
-      <w:proofErr w:type="spellStart"/>
-      <w:r>
-        <w:rPr>
-          <w:lang w:val="es-419"/>
-        </w:rPr>
-        <w:t>separately</w:t>
-      </w:r>
-      <w:proofErr w:type="spellEnd"/>
-      <w:r>
-        <w:rPr>
-          <w:lang w:val="es-419"/>
-        </w:rPr>
-        <w:t xml:space="preserve"> in </w:t>
-      </w:r>
-      <w:proofErr w:type="spellStart"/>
-      <w:r>
-        <w:rPr>
-          <w:lang w:val="es-419"/>
-        </w:rPr>
-        <w:t>superscripts</w:t>
-      </w:r>
-      <w:proofErr w:type="spellEnd"/>
-      <w:r>
-        <w:rPr>
-          <w:lang w:val="es-419"/>
-        </w:rPr>
-        <w:t xml:space="preserve">. Place </w:t>
-      </w:r>
-      <w:proofErr w:type="spellStart"/>
-      <w:r>
-        <w:rPr>
-          <w:lang w:val="es-419"/>
-        </w:rPr>
-        <w:t>the</w:t>
-      </w:r>
-      <w:proofErr w:type="spellEnd"/>
-      <w:r>
-        <w:rPr>
-          <w:lang w:val="es-419"/>
-        </w:rPr>
-        <w:t xml:space="preserve"> actual </w:t>
-      </w:r>
-      <w:proofErr w:type="spellStart"/>
-      <w:r>
-        <w:rPr>
-          <w:lang w:val="es-419"/>
-        </w:rPr>
-        <w:t>footnote</w:t>
-      </w:r>
-      <w:proofErr w:type="spellEnd"/>
-      <w:r>
-        <w:rPr>
-          <w:lang w:val="es-419"/>
-        </w:rPr>
-        <w:t xml:space="preserve"> at </w:t>
-      </w:r>
-      <w:proofErr w:type="spellStart"/>
-      <w:r>
-        <w:rPr>
-          <w:lang w:val="es-419"/>
-        </w:rPr>
-        <w:t>the</w:t>
-      </w:r>
-      <w:proofErr w:type="spellEnd"/>
-      <w:r>
-        <w:rPr>
-          <w:lang w:val="es-419"/>
-        </w:rPr>
-        <w:t xml:space="preserve"> bottom </w:t>
-      </w:r>
-      <w:proofErr w:type="spellStart"/>
-      <w:r>
-        <w:rPr>
-          <w:lang w:val="es-419"/>
-        </w:rPr>
-        <w:t>of</w:t>
-      </w:r>
-      <w:proofErr w:type="spellEnd"/>
-      <w:r>
-        <w:rPr>
-          <w:lang w:val="es-419"/>
-        </w:rPr>
-        <w:t xml:space="preserve"> </w:t>
-      </w:r>
-      <w:proofErr w:type="spellStart"/>
-      <w:r>
-        <w:rPr>
-          <w:lang w:val="es-419"/>
-        </w:rPr>
-        <w:t>the</w:t>
-      </w:r>
-      <w:proofErr w:type="spellEnd"/>
-      <w:r>
-        <w:rPr>
-          <w:lang w:val="es-419"/>
-        </w:rPr>
-        <w:t xml:space="preserve"> </w:t>
-      </w:r>
-      <w:proofErr w:type="spellStart"/>
-      <w:r>
-        <w:rPr>
-          <w:lang w:val="es-419"/>
-        </w:rPr>
-        <w:t>column</w:t>
-      </w:r>
-      <w:proofErr w:type="spellEnd"/>
-      <w:r>
-        <w:rPr>
-          <w:lang w:val="es-419"/>
-        </w:rPr>
-        <w:t xml:space="preserve"> in </w:t>
-      </w:r>
-      <w:proofErr w:type="spellStart"/>
-      <w:r>
-        <w:rPr>
-          <w:lang w:val="es-419"/>
-        </w:rPr>
-        <w:t>which</w:t>
-      </w:r>
-      <w:proofErr w:type="spellEnd"/>
-      <w:r>
-        <w:rPr>
-          <w:lang w:val="es-419"/>
-        </w:rPr>
-        <w:t xml:space="preserve"> </w:t>
-      </w:r>
-      <w:proofErr w:type="spellStart"/>
-      <w:r>
-        <w:rPr>
-          <w:lang w:val="es-419"/>
-        </w:rPr>
-        <w:t>it</w:t>
-      </w:r>
-      <w:proofErr w:type="spellEnd"/>
-      <w:r>
-        <w:rPr>
-          <w:lang w:val="es-419"/>
-        </w:rPr>
-        <w:t xml:space="preserve"> </w:t>
-      </w:r>
-      <w:proofErr w:type="spellStart"/>
-      <w:r>
-        <w:rPr>
-          <w:lang w:val="es-419"/>
-        </w:rPr>
-        <w:t>was</w:t>
-      </w:r>
-      <w:proofErr w:type="spellEnd"/>
-      <w:r>
-        <w:rPr>
-          <w:lang w:val="es-419"/>
-        </w:rPr>
-        <w:t xml:space="preserve"> </w:t>
-      </w:r>
-      <w:proofErr w:type="spellStart"/>
-      <w:r>
-        <w:rPr>
-          <w:lang w:val="es-419"/>
-        </w:rPr>
-        <w:t>cited</w:t>
-      </w:r>
-      <w:proofErr w:type="spellEnd"/>
-      <w:r>
-        <w:rPr>
-          <w:lang w:val="es-419"/>
-        </w:rPr>
-        <w:t xml:space="preserve">. Do </w:t>
-      </w:r>
-      <w:proofErr w:type="spellStart"/>
-      <w:r>
-        <w:rPr>
-          <w:lang w:val="es-419"/>
-        </w:rPr>
-        <w:t>not</w:t>
-      </w:r>
-      <w:proofErr w:type="spellEnd"/>
-      <w:r>
-        <w:rPr>
-          <w:lang w:val="es-419"/>
-        </w:rPr>
-        <w:t xml:space="preserve"> </w:t>
-      </w:r>
-      <w:proofErr w:type="spellStart"/>
-      <w:r>
-        <w:rPr>
-          <w:lang w:val="es-419"/>
-        </w:rPr>
-        <w:t>put</w:t>
-      </w:r>
-      <w:proofErr w:type="spellEnd"/>
-      <w:r>
-        <w:rPr>
-          <w:lang w:val="es-419"/>
-        </w:rPr>
-        <w:t xml:space="preserve"> </w:t>
-      </w:r>
-      <w:proofErr w:type="spellStart"/>
-      <w:r>
-        <w:rPr>
-          <w:lang w:val="es-419"/>
-        </w:rPr>
-        <w:t>footnotes</w:t>
-      </w:r>
-      <w:proofErr w:type="spellEnd"/>
-      <w:r>
-        <w:rPr>
-          <w:lang w:val="es-419"/>
-        </w:rPr>
-        <w:t xml:space="preserve"> in </w:t>
-      </w:r>
-      <w:proofErr w:type="spellStart"/>
-      <w:r>
-        <w:rPr>
-          <w:lang w:val="es-419"/>
-        </w:rPr>
-        <w:t>the</w:t>
-      </w:r>
-      <w:proofErr w:type="spellEnd"/>
-      <w:r>
-        <w:rPr>
-          <w:lang w:val="es-419"/>
-        </w:rPr>
-        <w:t xml:space="preserve"> </w:t>
-      </w:r>
-      <w:proofErr w:type="spellStart"/>
-      <w:r>
-        <w:rPr>
-          <w:lang w:val="es-419"/>
-        </w:rPr>
-        <w:t>abstract</w:t>
-      </w:r>
-      <w:proofErr w:type="spellEnd"/>
-      <w:r>
-        <w:rPr>
-          <w:lang w:val="es-419"/>
-        </w:rPr>
-        <w:t xml:space="preserve"> </w:t>
-      </w:r>
-      <w:proofErr w:type="spellStart"/>
-      <w:r>
-        <w:rPr>
-          <w:lang w:val="es-419"/>
-        </w:rPr>
-        <w:t>or</w:t>
-      </w:r>
-      <w:proofErr w:type="spellEnd"/>
-      <w:r>
-        <w:rPr>
-          <w:lang w:val="es-419"/>
-        </w:rPr>
-        <w:t xml:space="preserve"> </w:t>
-      </w:r>
-      <w:proofErr w:type="spellStart"/>
-      <w:r>
-        <w:rPr>
-          <w:lang w:val="es-419"/>
-        </w:rPr>
-        <w:t>reference</w:t>
-      </w:r>
-      <w:proofErr w:type="spellEnd"/>
-      <w:r>
-        <w:rPr>
-          <w:lang w:val="es-419"/>
-        </w:rPr>
-        <w:t xml:space="preserve"> </w:t>
-      </w:r>
-      <w:proofErr w:type="spellStart"/>
-      <w:r>
-        <w:rPr>
-          <w:lang w:val="es-419"/>
-        </w:rPr>
-        <w:t>list</w:t>
-      </w:r>
-      <w:proofErr w:type="spellEnd"/>
-      <w:r>
-        <w:rPr>
-          <w:lang w:val="es-419"/>
-        </w:rPr>
-        <w:t xml:space="preserve">. Use </w:t>
-      </w:r>
-      <w:proofErr w:type="spellStart"/>
-      <w:r>
-        <w:rPr>
-          <w:lang w:val="es-419"/>
-        </w:rPr>
-        <w:t>letters</w:t>
-      </w:r>
-      <w:proofErr w:type="spellEnd"/>
-      <w:r>
-        <w:rPr>
-          <w:lang w:val="es-419"/>
-        </w:rPr>
-        <w:t xml:space="preserve"> </w:t>
-      </w:r>
-      <w:proofErr w:type="spellStart"/>
-      <w:r>
-        <w:rPr>
-          <w:lang w:val="es-419"/>
-        </w:rPr>
-        <w:t>for</w:t>
-      </w:r>
-      <w:proofErr w:type="spellEnd"/>
-      <w:r>
-        <w:rPr>
-          <w:lang w:val="es-419"/>
-        </w:rPr>
-        <w:t xml:space="preserve"> table </w:t>
-      </w:r>
-      <w:proofErr w:type="spellStart"/>
-      <w:r>
-        <w:rPr>
-          <w:lang w:val="es-419"/>
-        </w:rPr>
-        <w:t>footnotes</w:t>
-      </w:r>
-      <w:proofErr w:type="spellEnd"/>
-      <w:r>
-        <w:rPr>
-          <w:lang w:val="es-419"/>
-        </w:rPr>
-        <w:t>.</w:t>
-      </w:r>
-    </w:p>
-    <w:p>
-      <w:pPr>
-        <w:pStyle w:val="BodyText"/>
-        <w:rPr>
-          <w:lang w:val="es-419"/>
-        </w:rPr>
-      </w:pPr>
-      <w:proofErr w:type="spellStart"/>
-      <w:r>
-        <w:rPr>
-          <w:lang w:val="es-419"/>
-        </w:rPr>
-        <w:t>Unless</w:t>
-      </w:r>
-      <w:proofErr w:type="spellEnd"/>
-      <w:r>
-        <w:rPr>
-          <w:lang w:val="es-419"/>
-        </w:rPr>
-        <w:t xml:space="preserve"> </w:t>
-      </w:r>
-      <w:proofErr w:type="spellStart"/>
-      <w:r>
-        <w:rPr>
-          <w:lang w:val="es-419"/>
-        </w:rPr>
-        <w:t>there</w:t>
-      </w:r>
-      <w:proofErr w:type="spellEnd"/>
-      <w:r>
-        <w:rPr>
-          <w:lang w:val="es-419"/>
-        </w:rPr>
-        <w:t xml:space="preserve"> are </w:t>
-      </w:r>
-      <w:proofErr w:type="spellStart"/>
-      <w:r>
-        <w:rPr>
-          <w:lang w:val="es-419"/>
-        </w:rPr>
-        <w:t>six</w:t>
-      </w:r>
-      <w:proofErr w:type="spellEnd"/>
-      <w:r>
-        <w:rPr>
-          <w:lang w:val="es-419"/>
-        </w:rPr>
-        <w:t xml:space="preserve"> </w:t>
-      </w:r>
-      <w:proofErr w:type="spellStart"/>
-      <w:r>
-        <w:rPr>
-          <w:lang w:val="es-419"/>
-        </w:rPr>
-        <w:t>au</w:t>
-      </w:r>
-      <w:r>
-        <w:rPr>
-          <w:lang w:val="es-419"/>
-        </w:rPr>
-        <w:t>thors</w:t>
-      </w:r>
-      <w:proofErr w:type="spellEnd"/>
-      <w:r>
-        <w:rPr>
-          <w:lang w:val="es-419"/>
-        </w:rPr>
-        <w:t xml:space="preserve"> </w:t>
-      </w:r>
-      <w:proofErr w:type="spellStart"/>
-      <w:r>
-        <w:rPr>
-          <w:lang w:val="es-419"/>
-        </w:rPr>
-        <w:t>or</w:t>
-      </w:r>
-      <w:proofErr w:type="spellEnd"/>
-      <w:r>
-        <w:rPr>
-          <w:lang w:val="es-419"/>
-        </w:rPr>
-        <w:t xml:space="preserve"> more </w:t>
-      </w:r>
-      <w:proofErr w:type="spellStart"/>
-      <w:r>
-        <w:rPr>
-          <w:lang w:val="es-419"/>
-        </w:rPr>
-        <w:t>give</w:t>
-      </w:r>
-      <w:proofErr w:type="spellEnd"/>
-      <w:r>
-        <w:rPr>
-          <w:lang w:val="es-419"/>
-        </w:rPr>
-        <w:t xml:space="preserve"> </w:t>
-      </w:r>
-      <w:proofErr w:type="spellStart"/>
-      <w:r>
-        <w:rPr>
-          <w:lang w:val="es-419"/>
-        </w:rPr>
-        <w:t>all</w:t>
-      </w:r>
-      <w:proofErr w:type="spellEnd"/>
-      <w:r>
-        <w:rPr>
-          <w:lang w:val="es-419"/>
-        </w:rPr>
-        <w:t xml:space="preserve"> </w:t>
-      </w:r>
-      <w:proofErr w:type="spellStart"/>
-      <w:r>
-        <w:rPr>
-          <w:lang w:val="es-419"/>
-        </w:rPr>
-        <w:t>authors</w:t>
-      </w:r>
-      <w:proofErr w:type="spellEnd"/>
-      <w:r>
-        <w:rPr>
-          <w:lang w:val="es-419"/>
-        </w:rPr>
-        <w:t xml:space="preserve">’ </w:t>
-      </w:r>
-      <w:proofErr w:type="spellStart"/>
-      <w:r>
-        <w:rPr>
-          <w:lang w:val="es-419"/>
-        </w:rPr>
-        <w:t>names</w:t>
-      </w:r>
-      <w:proofErr w:type="spellEnd"/>
-      <w:r>
-        <w:rPr>
-          <w:lang w:val="es-419"/>
-        </w:rPr>
-        <w:t xml:space="preserve">; do </w:t>
-      </w:r>
-      <w:proofErr w:type="spellStart"/>
-      <w:r>
-        <w:rPr>
-          <w:lang w:val="es-419"/>
-        </w:rPr>
-        <w:t>not</w:t>
-      </w:r>
-      <w:proofErr w:type="spellEnd"/>
-      <w:r>
-        <w:rPr>
-          <w:lang w:val="es-419"/>
-        </w:rPr>
-        <w:t xml:space="preserve"> use “et al.”. </w:t>
-      </w:r>
-      <w:proofErr w:type="spellStart"/>
-      <w:r>
-        <w:rPr>
-          <w:lang w:val="es-419"/>
-        </w:rPr>
-        <w:t>Papers</w:t>
-      </w:r>
-      <w:proofErr w:type="spellEnd"/>
-      <w:r>
-        <w:rPr>
-          <w:lang w:val="es-419"/>
-        </w:rPr>
-        <w:t xml:space="preserve"> </w:t>
-      </w:r>
-      <w:proofErr w:type="spellStart"/>
-      <w:r>
-        <w:rPr>
-          <w:lang w:val="es-419"/>
-        </w:rPr>
-        <w:t>that</w:t>
-      </w:r>
-      <w:proofErr w:type="spellEnd"/>
-      <w:r>
-        <w:rPr>
-          <w:lang w:val="es-419"/>
-        </w:rPr>
-        <w:t xml:space="preserve"> </w:t>
-      </w:r>
-      <w:proofErr w:type="spellStart"/>
-      <w:r>
-        <w:rPr>
-          <w:lang w:val="es-419"/>
-        </w:rPr>
-        <w:t>have</w:t>
-      </w:r>
-      <w:proofErr w:type="spellEnd"/>
-      <w:r>
-        <w:rPr>
-          <w:lang w:val="es-419"/>
-        </w:rPr>
-        <w:t xml:space="preserve"> </w:t>
-      </w:r>
-      <w:proofErr w:type="spellStart"/>
-      <w:r>
-        <w:rPr>
-          <w:lang w:val="es-419"/>
-        </w:rPr>
-        <w:t>not</w:t>
-      </w:r>
-      <w:proofErr w:type="spellEnd"/>
-      <w:r>
-        <w:rPr>
-          <w:lang w:val="es-419"/>
-        </w:rPr>
-        <w:t xml:space="preserve"> </w:t>
-      </w:r>
-      <w:proofErr w:type="spellStart"/>
-      <w:r>
-        <w:rPr>
-          <w:lang w:val="es-419"/>
-        </w:rPr>
-        <w:t>been</w:t>
-      </w:r>
-      <w:proofErr w:type="spellEnd"/>
-      <w:r>
-        <w:rPr>
-          <w:lang w:val="es-419"/>
-        </w:rPr>
-        <w:t xml:space="preserve"> </w:t>
-      </w:r>
-      <w:proofErr w:type="spellStart"/>
-      <w:r>
-        <w:rPr>
-          <w:lang w:val="es-419"/>
-        </w:rPr>
-        <w:t>published</w:t>
-      </w:r>
-      <w:proofErr w:type="spellEnd"/>
-      <w:r>
-        <w:rPr>
-          <w:lang w:val="es-419"/>
-        </w:rPr>
-        <w:t xml:space="preserve">, </w:t>
-      </w:r>
-      <w:proofErr w:type="spellStart"/>
-      <w:r>
-        <w:rPr>
-          <w:lang w:val="es-419"/>
-        </w:rPr>
-        <w:t>even</w:t>
-      </w:r>
-      <w:proofErr w:type="spellEnd"/>
-      <w:r>
-        <w:rPr>
-          <w:lang w:val="es-419"/>
-        </w:rPr>
-        <w:t xml:space="preserve"> </w:t>
-      </w:r>
-      <w:proofErr w:type="spellStart"/>
-      <w:r>
-        <w:rPr>
-          <w:lang w:val="es-419"/>
-        </w:rPr>
-        <w:t>if</w:t>
-      </w:r>
-      <w:proofErr w:type="spellEnd"/>
-      <w:r>
-        <w:rPr>
-          <w:lang w:val="es-419"/>
-        </w:rPr>
-        <w:t xml:space="preserve"> </w:t>
-      </w:r>
-      <w:proofErr w:type="spellStart"/>
-      <w:r>
-        <w:rPr>
-          <w:lang w:val="es-419"/>
-        </w:rPr>
-        <w:t>they</w:t>
-      </w:r>
-      <w:proofErr w:type="spellEnd"/>
-      <w:r>
-        <w:rPr>
-          <w:lang w:val="es-419"/>
-        </w:rPr>
-        <w:t xml:space="preserve"> </w:t>
-      </w:r>
-      <w:proofErr w:type="spellStart"/>
-      <w:r>
-        <w:rPr>
-          <w:lang w:val="es-419"/>
-        </w:rPr>
-        <w:t>have</w:t>
-      </w:r>
-      <w:proofErr w:type="spellEnd"/>
-      <w:r>
-        <w:rPr>
-          <w:lang w:val="es-419"/>
-        </w:rPr>
-        <w:t xml:space="preserve"> </w:t>
-      </w:r>
-      <w:proofErr w:type="spellStart"/>
-      <w:r>
-        <w:rPr>
-          <w:lang w:val="es-419"/>
-        </w:rPr>
-        <w:t>been</w:t>
-      </w:r>
-      <w:proofErr w:type="spellEnd"/>
-      <w:r>
-        <w:rPr>
-          <w:lang w:val="es-419"/>
-        </w:rPr>
-        <w:t xml:space="preserve"> </w:t>
-      </w:r>
-      <w:proofErr w:type="spellStart"/>
-      <w:r>
-        <w:rPr>
-          <w:lang w:val="es-419"/>
-        </w:rPr>
-        <w:t>submitted</w:t>
-      </w:r>
-      <w:proofErr w:type="spellEnd"/>
-      <w:r>
-        <w:rPr>
-          <w:lang w:val="es-419"/>
-        </w:rPr>
-        <w:t xml:space="preserve"> </w:t>
-      </w:r>
-      <w:proofErr w:type="spellStart"/>
-      <w:r>
-        <w:rPr>
-          <w:lang w:val="es-419"/>
-        </w:rPr>
-        <w:t>for</w:t>
-      </w:r>
-      <w:proofErr w:type="spellEnd"/>
-      <w:r>
-        <w:rPr>
-          <w:lang w:val="es-419"/>
-        </w:rPr>
-        <w:t xml:space="preserve"> </w:t>
-      </w:r>
-      <w:proofErr w:type="spellStart"/>
-      <w:r>
-        <w:rPr>
-          <w:lang w:val="es-419"/>
-        </w:rPr>
-        <w:t>publication</w:t>
-      </w:r>
-      <w:proofErr w:type="spellEnd"/>
-      <w:r>
-        <w:rPr>
-          <w:lang w:val="es-419"/>
-        </w:rPr>
-        <w:t xml:space="preserve">, </w:t>
-      </w:r>
-      <w:proofErr w:type="spellStart"/>
-      <w:r>
-        <w:rPr>
-          <w:lang w:val="es-419"/>
-        </w:rPr>
-        <w:t>should</w:t>
-      </w:r>
-      <w:proofErr w:type="spellEnd"/>
-      <w:r>
-        <w:rPr>
-          <w:lang w:val="es-419"/>
-        </w:rPr>
-        <w:t xml:space="preserve"> be </w:t>
-      </w:r>
-      <w:proofErr w:type="spellStart"/>
-      <w:r>
-        <w:rPr>
-          <w:lang w:val="es-419"/>
-        </w:rPr>
-        <w:t>cited</w:t>
-      </w:r>
-      <w:proofErr w:type="spellEnd"/>
-      <w:r>
-        <w:rPr>
-          <w:lang w:val="es-419"/>
-        </w:rPr>
-        <w:t xml:space="preserve"> as “</w:t>
-      </w:r>
-      <w:proofErr w:type="spellStart"/>
-      <w:r>
-        <w:rPr>
-          <w:lang w:val="es-419"/>
-        </w:rPr>
-        <w:t>unpublished</w:t>
-      </w:r>
-      <w:proofErr w:type="spellEnd"/>
-      <w:r>
-        <w:rPr>
-          <w:lang w:val="es-419"/>
-        </w:rPr>
-        <w:t xml:space="preserve">” [4]. </w:t>
-      </w:r>
-      <w:proofErr w:type="spellStart"/>
-      <w:r>
-        <w:rPr>
-          <w:lang w:val="es-419"/>
-        </w:rPr>
-        <w:t>Papers</w:t>
-      </w:r>
-      <w:proofErr w:type="spellEnd"/>
-      <w:r>
-        <w:rPr>
-          <w:lang w:val="es-419"/>
-        </w:rPr>
-        <w:t xml:space="preserve"> </w:t>
-      </w:r>
-      <w:proofErr w:type="spellStart"/>
-      <w:r>
-        <w:rPr>
-          <w:lang w:val="es-419"/>
-        </w:rPr>
-        <w:t>that</w:t>
-      </w:r>
-      <w:proofErr w:type="spellEnd"/>
-      <w:r>
-        <w:rPr>
-          <w:lang w:val="es-419"/>
-        </w:rPr>
-        <w:t xml:space="preserve"> </w:t>
-      </w:r>
-      <w:proofErr w:type="spellStart"/>
-      <w:r>
-        <w:rPr>
-          <w:lang w:val="es-419"/>
-        </w:rPr>
-        <w:t>have</w:t>
-      </w:r>
-      <w:proofErr w:type="spellEnd"/>
-      <w:r>
-        <w:rPr>
-          <w:lang w:val="es-419"/>
-        </w:rPr>
-        <w:t xml:space="preserve"> </w:t>
-      </w:r>
-      <w:proofErr w:type="spellStart"/>
-      <w:r>
-        <w:rPr>
-          <w:lang w:val="es-419"/>
-        </w:rPr>
-        <w:t>been</w:t>
-      </w:r>
-      <w:proofErr w:type="spellEnd"/>
-      <w:r>
-        <w:rPr>
-          <w:lang w:val="es-419"/>
-        </w:rPr>
-        <w:t xml:space="preserve"> </w:t>
-      </w:r>
-      <w:proofErr w:type="spellStart"/>
-      <w:r>
-        <w:rPr>
-          <w:lang w:val="es-419"/>
-        </w:rPr>
-        <w:lastRenderedPageBreak/>
-        <w:t>accepted</w:t>
-      </w:r>
-      <w:proofErr w:type="spellEnd"/>
-      <w:r>
-        <w:rPr>
-          <w:lang w:val="es-419"/>
-        </w:rPr>
-        <w:t xml:space="preserve"> </w:t>
-      </w:r>
-      <w:proofErr w:type="spellStart"/>
-      <w:r>
-        <w:rPr>
-          <w:lang w:val="es-419"/>
-        </w:rPr>
-        <w:t>for</w:t>
-      </w:r>
-      <w:proofErr w:type="spellEnd"/>
-      <w:r>
-        <w:rPr>
-          <w:lang w:val="es-419"/>
-        </w:rPr>
-        <w:t xml:space="preserve"> </w:t>
-      </w:r>
-      <w:proofErr w:type="spellStart"/>
-      <w:r>
-        <w:rPr>
-          <w:lang w:val="es-419"/>
-        </w:rPr>
-        <w:t>publication</w:t>
-      </w:r>
-      <w:proofErr w:type="spellEnd"/>
-      <w:r>
-        <w:rPr>
-          <w:lang w:val="es-419"/>
-        </w:rPr>
-        <w:t xml:space="preserve"> </w:t>
-      </w:r>
-      <w:proofErr w:type="spellStart"/>
-      <w:r>
-        <w:rPr>
-          <w:lang w:val="es-419"/>
-        </w:rPr>
-        <w:t>should</w:t>
-      </w:r>
-      <w:proofErr w:type="spellEnd"/>
-      <w:r>
-        <w:rPr>
-          <w:lang w:val="es-419"/>
-        </w:rPr>
-        <w:t xml:space="preserve"> be </w:t>
-      </w:r>
-      <w:proofErr w:type="spellStart"/>
-      <w:r>
-        <w:rPr>
-          <w:lang w:val="es-419"/>
-        </w:rPr>
-        <w:t>cited</w:t>
-      </w:r>
-      <w:proofErr w:type="spellEnd"/>
-      <w:r>
-        <w:rPr>
-          <w:lang w:val="es-419"/>
-        </w:rPr>
-        <w:t xml:space="preserve"> as “in </w:t>
-      </w:r>
-      <w:proofErr w:type="spellStart"/>
-      <w:r>
-        <w:rPr>
-          <w:lang w:val="es-419"/>
-        </w:rPr>
-        <w:t>press</w:t>
-      </w:r>
-      <w:proofErr w:type="spellEnd"/>
-      <w:r>
-        <w:rPr>
-          <w:lang w:val="es-419"/>
-        </w:rPr>
-        <w:t xml:space="preserve">” [5]. </w:t>
-      </w:r>
-      <w:proofErr w:type="spellStart"/>
-      <w:r>
-        <w:rPr>
-          <w:lang w:val="es-419"/>
-        </w:rPr>
-        <w:t>Capitalize</w:t>
-      </w:r>
-      <w:proofErr w:type="spellEnd"/>
-      <w:r>
-        <w:rPr>
-          <w:lang w:val="es-419"/>
-        </w:rPr>
-        <w:t xml:space="preserve"> </w:t>
-      </w:r>
-      <w:proofErr w:type="spellStart"/>
-      <w:r>
-        <w:rPr>
-          <w:lang w:val="es-419"/>
-        </w:rPr>
-        <w:t>only</w:t>
-      </w:r>
-      <w:proofErr w:type="spellEnd"/>
-      <w:r>
-        <w:rPr>
-          <w:lang w:val="es-419"/>
-        </w:rPr>
-        <w:t xml:space="preserve"> </w:t>
-      </w:r>
-      <w:proofErr w:type="spellStart"/>
-      <w:r>
-        <w:rPr>
-          <w:lang w:val="es-419"/>
-        </w:rPr>
-        <w:t>the</w:t>
-      </w:r>
-      <w:proofErr w:type="spellEnd"/>
-      <w:r>
-        <w:rPr>
-          <w:lang w:val="es-419"/>
-        </w:rPr>
-        <w:t xml:space="preserve"> </w:t>
-      </w:r>
-      <w:proofErr w:type="spellStart"/>
-      <w:r>
-        <w:rPr>
-          <w:lang w:val="es-419"/>
-        </w:rPr>
-        <w:t>first</w:t>
-      </w:r>
-      <w:proofErr w:type="spellEnd"/>
-      <w:r>
-        <w:rPr>
-          <w:lang w:val="es-419"/>
-        </w:rPr>
-        <w:t xml:space="preserve"> </w:t>
-      </w:r>
-      <w:proofErr w:type="spellStart"/>
-      <w:r>
-        <w:rPr>
-          <w:lang w:val="es-419"/>
-        </w:rPr>
-        <w:t>word</w:t>
-      </w:r>
-      <w:proofErr w:type="spellEnd"/>
-      <w:r>
-        <w:rPr>
-          <w:lang w:val="es-419"/>
-        </w:rPr>
-        <w:t xml:space="preserve"> in a </w:t>
-      </w:r>
-      <w:proofErr w:type="spellStart"/>
-      <w:r>
-        <w:rPr>
-          <w:lang w:val="es-419"/>
-        </w:rPr>
-        <w:t>paper</w:t>
-      </w:r>
-      <w:proofErr w:type="spellEnd"/>
-      <w:r>
-        <w:rPr>
-          <w:lang w:val="es-419"/>
-        </w:rPr>
-        <w:t xml:space="preserve"> </w:t>
-      </w:r>
-      <w:proofErr w:type="spellStart"/>
-      <w:r>
-        <w:rPr>
-          <w:lang w:val="es-419"/>
-        </w:rPr>
-        <w:t>title</w:t>
-      </w:r>
-      <w:proofErr w:type="spellEnd"/>
-      <w:r>
-        <w:rPr>
-          <w:lang w:val="es-419"/>
-        </w:rPr>
-        <w:t xml:space="preserve">, </w:t>
-      </w:r>
-      <w:proofErr w:type="spellStart"/>
-      <w:r>
-        <w:rPr>
-          <w:lang w:val="es-419"/>
-        </w:rPr>
-        <w:t>except</w:t>
-      </w:r>
-      <w:proofErr w:type="spellEnd"/>
-      <w:r>
-        <w:rPr>
-          <w:lang w:val="es-419"/>
-        </w:rPr>
-        <w:t xml:space="preserve"> </w:t>
-      </w:r>
-      <w:proofErr w:type="spellStart"/>
-      <w:r>
-        <w:rPr>
-          <w:lang w:val="es-419"/>
-        </w:rPr>
-        <w:t>for</w:t>
-      </w:r>
-      <w:proofErr w:type="spellEnd"/>
-      <w:r>
-        <w:rPr>
-          <w:lang w:val="es-419"/>
-        </w:rPr>
-        <w:t xml:space="preserve"> </w:t>
-      </w:r>
-      <w:proofErr w:type="spellStart"/>
-      <w:r>
-        <w:rPr>
-          <w:lang w:val="es-419"/>
-        </w:rPr>
-        <w:t>proper</w:t>
-      </w:r>
-      <w:proofErr w:type="spellEnd"/>
-      <w:r>
-        <w:rPr>
-          <w:lang w:val="es-419"/>
-        </w:rPr>
-        <w:t xml:space="preserve"> </w:t>
-      </w:r>
-      <w:proofErr w:type="spellStart"/>
-      <w:r>
-        <w:rPr>
-          <w:lang w:val="es-419"/>
-        </w:rPr>
-        <w:t>nouns</w:t>
-      </w:r>
-      <w:proofErr w:type="spellEnd"/>
-      <w:r>
-        <w:rPr>
-          <w:lang w:val="es-419"/>
-        </w:rPr>
-        <w:t xml:space="preserve"> and </w:t>
-      </w:r>
-      <w:proofErr w:type="spellStart"/>
-      <w:r>
-        <w:rPr>
-          <w:lang w:val="es-419"/>
-        </w:rPr>
-        <w:t>element</w:t>
-      </w:r>
-      <w:proofErr w:type="spellEnd"/>
-      <w:r>
-        <w:rPr>
-          <w:lang w:val="es-419"/>
-        </w:rPr>
-        <w:t xml:space="preserve"> symbols.</w:t>
-      </w:r>
-    </w:p>
-    <w:p>
-      <w:pPr>
-        <w:pStyle w:val="BodyText"/>
-        <w:rPr>
-          <w:lang w:val="es-419"/>
-        </w:rPr>
-      </w:pPr>
-      <w:proofErr w:type="spellStart"/>
-      <w:r>
-        <w:rPr>
-          <w:lang w:val="es-419"/>
-        </w:rPr>
-        <w:t>For</w:t>
-      </w:r>
-      <w:proofErr w:type="spellEnd"/>
-      <w:r>
-        <w:rPr>
-          <w:lang w:val="es-419"/>
-        </w:rPr>
-        <w:t xml:space="preserve"> </w:t>
-      </w:r>
-      <w:proofErr w:type="spellStart"/>
-      <w:r>
-        <w:rPr>
-          <w:lang w:val="es-419"/>
-        </w:rPr>
-        <w:t>papers</w:t>
-      </w:r>
-      <w:proofErr w:type="spellEnd"/>
-      <w:r>
-        <w:rPr>
-          <w:lang w:val="es-419"/>
-        </w:rPr>
-        <w:t xml:space="preserve"> </w:t>
-      </w:r>
-      <w:proofErr w:type="spellStart"/>
-      <w:r>
-        <w:rPr>
-          <w:lang w:val="es-419"/>
-        </w:rPr>
-        <w:t>published</w:t>
-      </w:r>
-      <w:proofErr w:type="spellEnd"/>
-      <w:r>
-        <w:rPr>
-          <w:lang w:val="es-419"/>
-        </w:rPr>
-        <w:t xml:space="preserve"> in </w:t>
-      </w:r>
-      <w:proofErr w:type="spellStart"/>
-      <w:r>
-        <w:rPr>
-          <w:lang w:val="es-419"/>
-        </w:rPr>
-        <w:t>translation</w:t>
-      </w:r>
-      <w:proofErr w:type="spellEnd"/>
-      <w:r>
-        <w:rPr>
-          <w:lang w:val="es-419"/>
-        </w:rPr>
-        <w:t xml:space="preserve"> </w:t>
-      </w:r>
-      <w:proofErr w:type="spellStart"/>
-      <w:r>
-        <w:rPr>
-          <w:lang w:val="es-419"/>
-        </w:rPr>
-        <w:t>journals</w:t>
-      </w:r>
-      <w:proofErr w:type="spellEnd"/>
-      <w:r>
-        <w:rPr>
-          <w:lang w:val="es-419"/>
-        </w:rPr>
-        <w:t xml:space="preserve">, </w:t>
-      </w:r>
-      <w:proofErr w:type="spellStart"/>
-      <w:r>
-        <w:rPr>
-          <w:lang w:val="es-419"/>
-        </w:rPr>
-        <w:t>please</w:t>
-      </w:r>
-      <w:proofErr w:type="spellEnd"/>
-      <w:r>
-        <w:rPr>
-          <w:lang w:val="es-419"/>
-        </w:rPr>
-        <w:t xml:space="preserve"> </w:t>
-      </w:r>
-      <w:proofErr w:type="spellStart"/>
-      <w:r>
-        <w:rPr>
-          <w:lang w:val="es-419"/>
-        </w:rPr>
-        <w:t>give</w:t>
-      </w:r>
-      <w:proofErr w:type="spellEnd"/>
-      <w:r>
-        <w:rPr>
-          <w:lang w:val="es-419"/>
-        </w:rPr>
-        <w:t xml:space="preserve"> </w:t>
-      </w:r>
-      <w:proofErr w:type="spellStart"/>
-      <w:r>
-        <w:rPr>
-          <w:lang w:val="es-419"/>
-        </w:rPr>
-        <w:t>the</w:t>
-      </w:r>
-      <w:proofErr w:type="spellEnd"/>
-      <w:r>
-        <w:rPr>
-          <w:lang w:val="es-419"/>
-        </w:rPr>
-        <w:t xml:space="preserve"> English </w:t>
-      </w:r>
-      <w:proofErr w:type="spellStart"/>
-      <w:r>
-        <w:rPr>
-          <w:lang w:val="es-419"/>
-        </w:rPr>
-        <w:t>citation</w:t>
-      </w:r>
-      <w:proofErr w:type="spellEnd"/>
-      <w:r>
-        <w:rPr>
-          <w:lang w:val="es-419"/>
-        </w:rPr>
-        <w:t xml:space="preserve"> </w:t>
-      </w:r>
-      <w:proofErr w:type="spellStart"/>
-      <w:r>
-        <w:rPr>
-          <w:lang w:val="es-419"/>
-        </w:rPr>
-        <w:t>first</w:t>
-      </w:r>
-      <w:proofErr w:type="spellEnd"/>
-      <w:r>
-        <w:rPr>
-          <w:lang w:val="es-419"/>
-        </w:rPr>
-        <w:t xml:space="preserve">, </w:t>
-      </w:r>
-      <w:proofErr w:type="spellStart"/>
-      <w:r>
-        <w:rPr>
-          <w:lang w:val="es-419"/>
-        </w:rPr>
-        <w:t>followed</w:t>
-      </w:r>
-      <w:proofErr w:type="spellEnd"/>
-      <w:r>
-        <w:rPr>
-          <w:lang w:val="es-419"/>
-        </w:rPr>
-        <w:t xml:space="preserve"> </w:t>
-      </w:r>
-      <w:proofErr w:type="spellStart"/>
-      <w:r>
-        <w:rPr>
-          <w:lang w:val="es-419"/>
-        </w:rPr>
-        <w:t>by</w:t>
-      </w:r>
-      <w:proofErr w:type="spellEnd"/>
-      <w:r>
-        <w:rPr>
-          <w:lang w:val="es-419"/>
-        </w:rPr>
-        <w:t xml:space="preserve"> </w:t>
-      </w:r>
-      <w:proofErr w:type="spellStart"/>
-      <w:r>
-        <w:rPr>
-          <w:lang w:val="es-419"/>
-        </w:rPr>
-        <w:t>the</w:t>
-      </w:r>
-      <w:proofErr w:type="spellEnd"/>
-      <w:r>
-        <w:rPr>
-          <w:lang w:val="es-419"/>
-        </w:rPr>
-        <w:t xml:space="preserve"> original </w:t>
-      </w:r>
-      <w:proofErr w:type="spellStart"/>
-      <w:r>
-        <w:rPr>
-          <w:lang w:val="es-419"/>
-        </w:rPr>
-        <w:t>foreign-language</w:t>
-      </w:r>
-      <w:proofErr w:type="spellEnd"/>
-      <w:r>
-        <w:rPr>
-          <w:lang w:val="es-419"/>
-        </w:rPr>
-        <w:t xml:space="preserve"> </w:t>
-      </w:r>
-      <w:proofErr w:type="spellStart"/>
-      <w:r>
-        <w:rPr>
-          <w:lang w:val="es-419"/>
-        </w:rPr>
-        <w:t>citation</w:t>
-      </w:r>
-      <w:proofErr w:type="spellEnd"/>
-      <w:r>
-        <w:rPr>
-          <w:lang w:val="es-419"/>
-        </w:rPr>
-        <w:t xml:space="preserve"> [6].</w:t>
-      </w:r>
-    </w:p>
-    <w:p/>
+      </w:pPr>
+    </w:p>
+    <w:p>
+      <w:pPr>
+        <w:rPr>
+          <w:lang w:val="en-US"/>
+        </w:rPr>
+      </w:pPr>
+    </w:p>
     <w:p>
       <w:pPr>
         <w:pStyle w:val="references"/>
@@ -2672,199 +3909,7 @@
           <w:noProof w:val="0"/>
           <w:lang w:val="es-419"/>
         </w:rPr>
-        <w:t xml:space="preserve">G. </w:t>
-      </w:r>
-      <w:proofErr w:type="spellStart"/>
-      <w:r>
-        <w:rPr>
-          <w:noProof w:val="0"/>
-          <w:lang w:val="es-419"/>
-        </w:rPr>
-        <w:t>Eason</w:t>
-      </w:r>
-      <w:proofErr w:type="spellEnd"/>
-      <w:r>
-        <w:rPr>
-          <w:noProof w:val="0"/>
-          <w:lang w:val="es-419"/>
-        </w:rPr>
-        <w:t xml:space="preserve">, B. Noble, and I. N. </w:t>
-      </w:r>
-      <w:proofErr w:type="spellStart"/>
-      <w:r>
-        <w:rPr>
-          <w:noProof w:val="0"/>
-          <w:lang w:val="es-419"/>
-        </w:rPr>
-        <w:t>Sneddon</w:t>
-      </w:r>
-      <w:proofErr w:type="spellEnd"/>
-      <w:r>
-        <w:rPr>
-          <w:noProof w:val="0"/>
-          <w:lang w:val="es-419"/>
-        </w:rPr>
-        <w:t>, “</w:t>
-      </w:r>
-      <w:proofErr w:type="spellStart"/>
-      <w:r>
-        <w:rPr>
-          <w:noProof w:val="0"/>
-          <w:lang w:val="es-419"/>
-        </w:rPr>
-        <w:t>On</w:t>
-      </w:r>
-      <w:proofErr w:type="spellEnd"/>
-      <w:r>
-        <w:rPr>
-          <w:noProof w:val="0"/>
-          <w:lang w:val="es-419"/>
-        </w:rPr>
-        <w:t xml:space="preserve"> </w:t>
-      </w:r>
-      <w:proofErr w:type="spellStart"/>
-      <w:r>
-        <w:rPr>
-          <w:noProof w:val="0"/>
-          <w:lang w:val="es-419"/>
-        </w:rPr>
-        <w:t>certain</w:t>
-      </w:r>
-      <w:proofErr w:type="spellEnd"/>
-      <w:r>
-        <w:rPr>
-          <w:noProof w:val="0"/>
-          <w:lang w:val="es-419"/>
-        </w:rPr>
-        <w:t xml:space="preserve"> </w:t>
-      </w:r>
-      <w:proofErr w:type="spellStart"/>
-      <w:r>
-        <w:rPr>
-          <w:noProof w:val="0"/>
-          <w:lang w:val="es-419"/>
-        </w:rPr>
-        <w:t>integrals</w:t>
-      </w:r>
-      <w:proofErr w:type="spellEnd"/>
-      <w:r>
-        <w:rPr>
-          <w:noProof w:val="0"/>
-          <w:lang w:val="es-419"/>
-        </w:rPr>
-        <w:t xml:space="preserve"> </w:t>
-      </w:r>
-      <w:proofErr w:type="spellStart"/>
-      <w:r>
-        <w:rPr>
-          <w:noProof w:val="0"/>
-          <w:lang w:val="es-419"/>
-        </w:rPr>
-        <w:t>of</w:t>
-      </w:r>
-      <w:proofErr w:type="spellEnd"/>
-      <w:r>
-        <w:rPr>
-          <w:noProof w:val="0"/>
-          <w:lang w:val="es-419"/>
-        </w:rPr>
-        <w:t xml:space="preserve"> </w:t>
-      </w:r>
-      <w:proofErr w:type="spellStart"/>
-      <w:r>
-        <w:rPr>
-          <w:noProof w:val="0"/>
-          <w:lang w:val="es-419"/>
-        </w:rPr>
-        <w:t>Lipschitz-Hankel</w:t>
-      </w:r>
-      <w:proofErr w:type="spellEnd"/>
-      <w:r>
-        <w:rPr>
-          <w:noProof w:val="0"/>
-          <w:lang w:val="es-419"/>
-        </w:rPr>
-        <w:t xml:space="preserve"> </w:t>
-      </w:r>
-      <w:proofErr w:type="spellStart"/>
-      <w:r>
-        <w:rPr>
-          <w:noProof w:val="0"/>
-          <w:lang w:val="es-419"/>
-        </w:rPr>
-        <w:t>type</w:t>
-      </w:r>
-      <w:proofErr w:type="spellEnd"/>
-      <w:r>
-        <w:rPr>
-          <w:noProof w:val="0"/>
-          <w:lang w:val="es-419"/>
-        </w:rPr>
-        <w:t xml:space="preserve"> </w:t>
-      </w:r>
-      <w:proofErr w:type="spellStart"/>
-      <w:r>
-        <w:rPr>
-          <w:noProof w:val="0"/>
-          <w:lang w:val="es-419"/>
-        </w:rPr>
-        <w:t>involving</w:t>
-      </w:r>
-      <w:proofErr w:type="spellEnd"/>
-      <w:r>
-        <w:rPr>
-          <w:noProof w:val="0"/>
-          <w:lang w:val="es-419"/>
-        </w:rPr>
-        <w:t xml:space="preserve"> </w:t>
-      </w:r>
-      <w:proofErr w:type="spellStart"/>
-      <w:r>
-        <w:rPr>
-          <w:noProof w:val="0"/>
-          <w:lang w:val="es-419"/>
-        </w:rPr>
-        <w:t>products</w:t>
-      </w:r>
-      <w:proofErr w:type="spellEnd"/>
-      <w:r>
-        <w:rPr>
-          <w:noProof w:val="0"/>
-          <w:lang w:val="es-419"/>
-        </w:rPr>
-        <w:t xml:space="preserve"> </w:t>
-      </w:r>
-      <w:proofErr w:type="spellStart"/>
-      <w:r>
-        <w:rPr>
-          <w:noProof w:val="0"/>
-          <w:lang w:val="es-419"/>
-        </w:rPr>
-        <w:t>of</w:t>
-      </w:r>
-      <w:proofErr w:type="spellEnd"/>
-      <w:r>
-        <w:rPr>
-          <w:noProof w:val="0"/>
-          <w:lang w:val="es-419"/>
-        </w:rPr>
-        <w:t xml:space="preserve"> Bessel </w:t>
-      </w:r>
-      <w:proofErr w:type="spellStart"/>
-      <w:r>
-        <w:rPr>
-          <w:noProof w:val="0"/>
-          <w:lang w:val="es-419"/>
-        </w:rPr>
-        <w:t>functions</w:t>
-      </w:r>
-      <w:proofErr w:type="spellEnd"/>
-      <w:r>
-        <w:rPr>
-          <w:noProof w:val="0"/>
-          <w:lang w:val="es-419"/>
-        </w:rPr>
-        <w:t>,” Phil. Trans. Roy. Soc. London, vol. A247, pp. 529–551, April 19</w:t>
+        <w:t>9</w:t>
       </w:r>
     </w:p>
     <w:p/>
@@ -2909,13 +3954,16 @@
         <w:szCs w:val="16"/>
       </w:rPr>
     </w:pPr>
-    <w:r>
+  </w:p>
+  <w:p>
+    <w:pPr>
+      <w:pStyle w:val="Footer"/>
+      <w:jc w:val="left"/>
       <w:rPr>
         <w:sz w:val="16"/>
         <w:szCs w:val="16"/>
       </w:rPr>
-      <w:t>XXX-X-XXXX-XXXX-X/XX/$XX.00 ©20XX IEEE</w:t>
-    </w:r>
+    </w:pPr>
   </w:p>
 </w:ftr>
 </file>
@@ -3267,6 +4315,95 @@
     </w:lvl>
   </w:abstractNum>
   <w:abstractNum w:abstractNumId="11" w15:restartNumberingAfterBreak="0">
+    <w:nsid w:val="01D44EA7"/>
+    <w:multiLevelType w:val="hybridMultilevel"/>
+    <w:tmpl w:val="A2C862B6"/>
+    <w:lvl w:ilvl="0" w:tplc="0409000F">
+      <w:start w:val="1"/>
+      <w:numFmt w:val="decimal"/>
+      <w:lvlText w:val="%1."/>
+      <w:lvlJc w:val="left"/>
+      <w:pPr>
+        <w:ind w:left="720" w:hanging="360"/>
+      </w:pPr>
+      <w:rPr>
+        <w:rFonts w:hint="default"/>
+      </w:rPr>
+    </w:lvl>
+    <w:lvl w:ilvl="1" w:tplc="04090019" w:tentative="1">
+      <w:start w:val="1"/>
+      <w:numFmt w:val="lowerLetter"/>
+      <w:lvlText w:val="%2."/>
+      <w:lvlJc w:val="left"/>
+      <w:pPr>
+        <w:ind w:left="1440" w:hanging="360"/>
+      </w:pPr>
+    </w:lvl>
+    <w:lvl w:ilvl="2" w:tplc="0409001B" w:tentative="1">
+      <w:start w:val="1"/>
+      <w:numFmt w:val="lowerRoman"/>
+      <w:lvlText w:val="%3."/>
+      <w:lvlJc w:val="right"/>
+      <w:pPr>
+        <w:ind w:left="2160" w:hanging="180"/>
+      </w:pPr>
+    </w:lvl>
+    <w:lvl w:ilvl="3" w:tplc="0409000F" w:tentative="1">
+      <w:start w:val="1"/>
+      <w:numFmt w:val="decimal"/>
+      <w:lvlText w:val="%4."/>
+      <w:lvlJc w:val="left"/>
+      <w:pPr>
+        <w:ind w:left="2880" w:hanging="360"/>
+      </w:pPr>
+    </w:lvl>
+    <w:lvl w:ilvl="4" w:tplc="04090019" w:tentative="1">
+      <w:start w:val="1"/>
+      <w:numFmt w:val="lowerLetter"/>
+      <w:lvlText w:val="%5."/>
+      <w:lvlJc w:val="left"/>
+      <w:pPr>
+        <w:ind w:left="3600" w:hanging="360"/>
+      </w:pPr>
+    </w:lvl>
+    <w:lvl w:ilvl="5" w:tplc="0409001B" w:tentative="1">
+      <w:start w:val="1"/>
+      <w:numFmt w:val="lowerRoman"/>
+      <w:lvlText w:val="%6."/>
+      <w:lvlJc w:val="right"/>
+      <w:pPr>
+        <w:ind w:left="4320" w:hanging="180"/>
+      </w:pPr>
+    </w:lvl>
+    <w:lvl w:ilvl="6" w:tplc="0409000F" w:tentative="1">
+      <w:start w:val="1"/>
+      <w:numFmt w:val="decimal"/>
+      <w:lvlText w:val="%7."/>
+      <w:lvlJc w:val="left"/>
+      <w:pPr>
+        <w:ind w:left="5040" w:hanging="360"/>
+      </w:pPr>
+    </w:lvl>
+    <w:lvl w:ilvl="7" w:tplc="04090019" w:tentative="1">
+      <w:start w:val="1"/>
+      <w:numFmt w:val="lowerLetter"/>
+      <w:lvlText w:val="%8."/>
+      <w:lvlJc w:val="left"/>
+      <w:pPr>
+        <w:ind w:left="5760" w:hanging="360"/>
+      </w:pPr>
+    </w:lvl>
+    <w:lvl w:ilvl="8" w:tplc="0409001B" w:tentative="1">
+      <w:start w:val="1"/>
+      <w:numFmt w:val="lowerRoman"/>
+      <w:lvlText w:val="%9."/>
+      <w:lvlJc w:val="right"/>
+      <w:pPr>
+        <w:ind w:left="6480" w:hanging="180"/>
+      </w:pPr>
+    </w:lvl>
+  </w:abstractNum>
+  <w:abstractNum w:abstractNumId="12" w15:restartNumberingAfterBreak="0">
     <w:nsid w:val="1E177E97"/>
     <w:multiLevelType w:val="hybridMultilevel"/>
     <w:tmpl w:val="A6463BCE"/>
@@ -3352,7 +4489,96 @@
       </w:pPr>
     </w:lvl>
   </w:abstractNum>
-  <w:abstractNum w:abstractNumId="12" w15:restartNumberingAfterBreak="0">
+  <w:abstractNum w:abstractNumId="13" w15:restartNumberingAfterBreak="0">
+    <w:nsid w:val="1E781C1F"/>
+    <w:multiLevelType w:val="hybridMultilevel"/>
+    <w:tmpl w:val="03BA6AF4"/>
+    <w:lvl w:ilvl="0" w:tplc="83D4CAFE">
+      <w:start w:val="1"/>
+      <w:numFmt w:val="decimal"/>
+      <w:lvlText w:val="%1."/>
+      <w:lvlJc w:val="left"/>
+      <w:pPr>
+        <w:ind w:left="648" w:hanging="360"/>
+      </w:pPr>
+      <w:rPr>
+        <w:rFonts w:hint="default"/>
+      </w:rPr>
+    </w:lvl>
+    <w:lvl w:ilvl="1" w:tplc="04090019" w:tentative="1">
+      <w:start w:val="1"/>
+      <w:numFmt w:val="lowerLetter"/>
+      <w:lvlText w:val="%2."/>
+      <w:lvlJc w:val="left"/>
+      <w:pPr>
+        <w:ind w:left="1368" w:hanging="360"/>
+      </w:pPr>
+    </w:lvl>
+    <w:lvl w:ilvl="2" w:tplc="0409001B" w:tentative="1">
+      <w:start w:val="1"/>
+      <w:numFmt w:val="lowerRoman"/>
+      <w:lvlText w:val="%3."/>
+      <w:lvlJc w:val="right"/>
+      <w:pPr>
+        <w:ind w:left="2088" w:hanging="180"/>
+      </w:pPr>
+    </w:lvl>
+    <w:lvl w:ilvl="3" w:tplc="0409000F" w:tentative="1">
+      <w:start w:val="1"/>
+      <w:numFmt w:val="decimal"/>
+      <w:lvlText w:val="%4."/>
+      <w:lvlJc w:val="left"/>
+      <w:pPr>
+        <w:ind w:left="2808" w:hanging="360"/>
+      </w:pPr>
+    </w:lvl>
+    <w:lvl w:ilvl="4" w:tplc="04090019" w:tentative="1">
+      <w:start w:val="1"/>
+      <w:numFmt w:val="lowerLetter"/>
+      <w:lvlText w:val="%5."/>
+      <w:lvlJc w:val="left"/>
+      <w:pPr>
+        <w:ind w:left="3528" w:hanging="360"/>
+      </w:pPr>
+    </w:lvl>
+    <w:lvl w:ilvl="5" w:tplc="0409001B" w:tentative="1">
+      <w:start w:val="1"/>
+      <w:numFmt w:val="lowerRoman"/>
+      <w:lvlText w:val="%6."/>
+      <w:lvlJc w:val="right"/>
+      <w:pPr>
+        <w:ind w:left="4248" w:hanging="180"/>
+      </w:pPr>
+    </w:lvl>
+    <w:lvl w:ilvl="6" w:tplc="0409000F" w:tentative="1">
+      <w:start w:val="1"/>
+      <w:numFmt w:val="decimal"/>
+      <w:lvlText w:val="%7."/>
+      <w:lvlJc w:val="left"/>
+      <w:pPr>
+        <w:ind w:left="4968" w:hanging="360"/>
+      </w:pPr>
+    </w:lvl>
+    <w:lvl w:ilvl="7" w:tplc="04090019" w:tentative="1">
+      <w:start w:val="1"/>
+      <w:numFmt w:val="lowerLetter"/>
+      <w:lvlText w:val="%8."/>
+      <w:lvlJc w:val="left"/>
+      <w:pPr>
+        <w:ind w:left="5688" w:hanging="360"/>
+      </w:pPr>
+    </w:lvl>
+    <w:lvl w:ilvl="8" w:tplc="0409001B" w:tentative="1">
+      <w:start w:val="1"/>
+      <w:numFmt w:val="lowerRoman"/>
+      <w:lvlText w:val="%9."/>
+      <w:lvlJc w:val="right"/>
+      <w:pPr>
+        <w:ind w:left="6408" w:hanging="180"/>
+      </w:pPr>
+    </w:lvl>
+  </w:abstractNum>
+  <w:abstractNum w:abstractNumId="14" w15:restartNumberingAfterBreak="0">
     <w:nsid w:val="20AF0333"/>
     <w:multiLevelType w:val="hybridMultilevel"/>
     <w:tmpl w:val="CB0E7F4E"/>
@@ -3494,7 +4720,7 @@
       </w:rPr>
     </w:lvl>
   </w:abstractNum>
-  <w:abstractNum w:abstractNumId="13" w15:restartNumberingAfterBreak="0">
+  <w:abstractNum w:abstractNumId="15" w15:restartNumberingAfterBreak="0">
     <w:nsid w:val="26FE1FCF"/>
     <w:multiLevelType w:val="hybridMultilevel"/>
     <w:tmpl w:val="33826962"/>
@@ -3655,7 +4881,120 @@
       </w:rPr>
     </w:lvl>
   </w:abstractNum>
-  <w:abstractNum w:abstractNumId="14" w15:restartNumberingAfterBreak="0">
+  <w:abstractNum w:abstractNumId="16" w15:restartNumberingAfterBreak="0">
+    <w:nsid w:val="36257864"/>
+    <w:multiLevelType w:val="hybridMultilevel"/>
+    <w:tmpl w:val="BD7000B8"/>
+    <w:lvl w:ilvl="0" w:tplc="04090001">
+      <w:start w:val="1"/>
+      <w:numFmt w:val="bullet"/>
+      <w:lvlText w:val=""/>
+      <w:lvlJc w:val="left"/>
+      <w:pPr>
+        <w:ind w:left="720" w:hanging="360"/>
+      </w:pPr>
+      <w:rPr>
+        <w:rFonts w:ascii="Symbol" w:hAnsi="Symbol" w:hint="default"/>
+      </w:rPr>
+    </w:lvl>
+    <w:lvl w:ilvl="1" w:tplc="04090003" w:tentative="1">
+      <w:start w:val="1"/>
+      <w:numFmt w:val="bullet"/>
+      <w:lvlText w:val="o"/>
+      <w:lvlJc w:val="left"/>
+      <w:pPr>
+        <w:ind w:left="1440" w:hanging="360"/>
+      </w:pPr>
+      <w:rPr>
+        <w:rFonts w:ascii="Courier New" w:hAnsi="Courier New" w:cs="Courier New" w:hint="default"/>
+      </w:rPr>
+    </w:lvl>
+    <w:lvl w:ilvl="2" w:tplc="04090005" w:tentative="1">
+      <w:start w:val="1"/>
+      <w:numFmt w:val="bullet"/>
+      <w:lvlText w:val=""/>
+      <w:lvlJc w:val="left"/>
+      <w:pPr>
+        <w:ind w:left="2160" w:hanging="360"/>
+      </w:pPr>
+      <w:rPr>
+        <w:rFonts w:ascii="Wingdings" w:hAnsi="Wingdings" w:hint="default"/>
+      </w:rPr>
+    </w:lvl>
+    <w:lvl w:ilvl="3" w:tplc="04090001" w:tentative="1">
+      <w:start w:val="1"/>
+      <w:numFmt w:val="bullet"/>
+      <w:lvlText w:val=""/>
+      <w:lvlJc w:val="left"/>
+      <w:pPr>
+        <w:ind w:left="2880" w:hanging="360"/>
+      </w:pPr>
+      <w:rPr>
+        <w:rFonts w:ascii="Symbol" w:hAnsi="Symbol" w:hint="default"/>
+      </w:rPr>
+    </w:lvl>
+    <w:lvl w:ilvl="4" w:tplc="04090003" w:tentative="1">
+      <w:start w:val="1"/>
+      <w:numFmt w:val="bullet"/>
+      <w:lvlText w:val="o"/>
+      <w:lvlJc w:val="left"/>
+      <w:pPr>
+        <w:ind w:left="3600" w:hanging="360"/>
+      </w:pPr>
+      <w:rPr>
+        <w:rFonts w:ascii="Courier New" w:hAnsi="Courier New" w:cs="Courier New" w:hint="default"/>
+      </w:rPr>
+    </w:lvl>
+    <w:lvl w:ilvl="5" w:tplc="04090005" w:tentative="1">
+      <w:start w:val="1"/>
+      <w:numFmt w:val="bullet"/>
+      <w:lvlText w:val=""/>
+      <w:lvlJc w:val="left"/>
+      <w:pPr>
+        <w:ind w:left="4320" w:hanging="360"/>
+      </w:pPr>
+      <w:rPr>
+        <w:rFonts w:ascii="Wingdings" w:hAnsi="Wingdings" w:hint="default"/>
+      </w:rPr>
+    </w:lvl>
+    <w:lvl w:ilvl="6" w:tplc="04090001" w:tentative="1">
+      <w:start w:val="1"/>
+      <w:numFmt w:val="bullet"/>
+      <w:lvlText w:val=""/>
+      <w:lvlJc w:val="left"/>
+      <w:pPr>
+        <w:ind w:left="5040" w:hanging="360"/>
+      </w:pPr>
+      <w:rPr>
+        <w:rFonts w:ascii="Symbol" w:hAnsi="Symbol" w:hint="default"/>
+      </w:rPr>
+    </w:lvl>
+    <w:lvl w:ilvl="7" w:tplc="04090003" w:tentative="1">
+      <w:start w:val="1"/>
+      <w:numFmt w:val="bullet"/>
+      <w:lvlText w:val="o"/>
+      <w:lvlJc w:val="left"/>
+      <w:pPr>
+        <w:ind w:left="5760" w:hanging="360"/>
+      </w:pPr>
+      <w:rPr>
+        <w:rFonts w:ascii="Courier New" w:hAnsi="Courier New" w:cs="Courier New" w:hint="default"/>
+      </w:rPr>
+    </w:lvl>
+    <w:lvl w:ilvl="8" w:tplc="04090005" w:tentative="1">
+      <w:start w:val="1"/>
+      <w:numFmt w:val="bullet"/>
+      <w:lvlText w:val=""/>
+      <w:lvlJc w:val="left"/>
+      <w:pPr>
+        <w:ind w:left="6480" w:hanging="360"/>
+      </w:pPr>
+      <w:rPr>
+        <w:rFonts w:ascii="Wingdings" w:hAnsi="Wingdings" w:hint="default"/>
+      </w:rPr>
+    </w:lvl>
+  </w:abstractNum>
+  <w:abstractNum w:abstractNumId="17" w15:restartNumberingAfterBreak="0">
     <w:nsid w:val="37660336"/>
     <w:multiLevelType w:val="hybridMultilevel"/>
     <w:tmpl w:val="754EAC84"/>
@@ -3796,7 +5135,7 @@
       </w:rPr>
     </w:lvl>
   </w:abstractNum>
-  <w:abstractNum w:abstractNumId="15" w15:restartNumberingAfterBreak="0">
+  <w:abstractNum w:abstractNumId="18" w15:restartNumberingAfterBreak="0">
     <w:nsid w:val="39E54FC6"/>
     <w:multiLevelType w:val="singleLevel"/>
     <w:tmpl w:val="5B7288D4"/>
@@ -3816,7 +5155,233 @@
       </w:rPr>
     </w:lvl>
   </w:abstractNum>
-  <w:abstractNum w:abstractNumId="16" w15:restartNumberingAfterBreak="0">
+  <w:abstractNum w:abstractNumId="19" w15:restartNumberingAfterBreak="0">
+    <w:nsid w:val="3BDA5AB7"/>
+    <w:multiLevelType w:val="hybridMultilevel"/>
+    <w:tmpl w:val="F1D2CC52"/>
+    <w:lvl w:ilvl="0" w:tplc="04090001">
+      <w:start w:val="1"/>
+      <w:numFmt w:val="bullet"/>
+      <w:lvlText w:val=""/>
+      <w:lvlJc w:val="left"/>
+      <w:pPr>
+        <w:ind w:left="720" w:hanging="360"/>
+      </w:pPr>
+      <w:rPr>
+        <w:rFonts w:ascii="Symbol" w:hAnsi="Symbol" w:hint="default"/>
+      </w:rPr>
+    </w:lvl>
+    <w:lvl w:ilvl="1" w:tplc="04090003" w:tentative="1">
+      <w:start w:val="1"/>
+      <w:numFmt w:val="bullet"/>
+      <w:lvlText w:val="o"/>
+      <w:lvlJc w:val="left"/>
+      <w:pPr>
+        <w:ind w:left="1440" w:hanging="360"/>
+      </w:pPr>
+      <w:rPr>
+        <w:rFonts w:ascii="Courier New" w:hAnsi="Courier New" w:cs="Courier New" w:hint="default"/>
+      </w:rPr>
+    </w:lvl>
+    <w:lvl w:ilvl="2" w:tplc="04090005" w:tentative="1">
+      <w:start w:val="1"/>
+      <w:numFmt w:val="bullet"/>
+      <w:lvlText w:val=""/>
+      <w:lvlJc w:val="left"/>
+      <w:pPr>
+        <w:ind w:left="2160" w:hanging="360"/>
+      </w:pPr>
+      <w:rPr>
+        <w:rFonts w:ascii="Wingdings" w:hAnsi="Wingdings" w:hint="default"/>
+      </w:rPr>
+    </w:lvl>
+    <w:lvl w:ilvl="3" w:tplc="04090001" w:tentative="1">
+      <w:start w:val="1"/>
+      <w:numFmt w:val="bullet"/>
+      <w:lvlText w:val=""/>
+      <w:lvlJc w:val="left"/>
+      <w:pPr>
+        <w:ind w:left="2880" w:hanging="360"/>
+      </w:pPr>
+      <w:rPr>
+        <w:rFonts w:ascii="Symbol" w:hAnsi="Symbol" w:hint="default"/>
+      </w:rPr>
+    </w:lvl>
+    <w:lvl w:ilvl="4" w:tplc="04090003" w:tentative="1">
+      <w:start w:val="1"/>
+      <w:numFmt w:val="bullet"/>
+      <w:lvlText w:val="o"/>
+      <w:lvlJc w:val="left"/>
+      <w:pPr>
+        <w:ind w:left="3600" w:hanging="360"/>
+      </w:pPr>
+      <w:rPr>
+        <w:rFonts w:ascii="Courier New" w:hAnsi="Courier New" w:cs="Courier New" w:hint="default"/>
+      </w:rPr>
+    </w:lvl>
+    <w:lvl w:ilvl="5" w:tplc="04090005" w:tentative="1">
+      <w:start w:val="1"/>
+      <w:numFmt w:val="bullet"/>
+      <w:lvlText w:val=""/>
+      <w:lvlJc w:val="left"/>
+      <w:pPr>
+        <w:ind w:left="4320" w:hanging="360"/>
+      </w:pPr>
+      <w:rPr>
+        <w:rFonts w:ascii="Wingdings" w:hAnsi="Wingdings" w:hint="default"/>
+      </w:rPr>
+    </w:lvl>
+    <w:lvl w:ilvl="6" w:tplc="04090001" w:tentative="1">
+      <w:start w:val="1"/>
+      <w:numFmt w:val="bullet"/>
+      <w:lvlText w:val=""/>
+      <w:lvlJc w:val="left"/>
+      <w:pPr>
+        <w:ind w:left="5040" w:hanging="360"/>
+      </w:pPr>
+      <w:rPr>
+        <w:rFonts w:ascii="Symbol" w:hAnsi="Symbol" w:hint="default"/>
+      </w:rPr>
+    </w:lvl>
+    <w:lvl w:ilvl="7" w:tplc="04090003" w:tentative="1">
+      <w:start w:val="1"/>
+      <w:numFmt w:val="bullet"/>
+      <w:lvlText w:val="o"/>
+      <w:lvlJc w:val="left"/>
+      <w:pPr>
+        <w:ind w:left="5760" w:hanging="360"/>
+      </w:pPr>
+      <w:rPr>
+        <w:rFonts w:ascii="Courier New" w:hAnsi="Courier New" w:cs="Courier New" w:hint="default"/>
+      </w:rPr>
+    </w:lvl>
+    <w:lvl w:ilvl="8" w:tplc="04090005" w:tentative="1">
+      <w:start w:val="1"/>
+      <w:numFmt w:val="bullet"/>
+      <w:lvlText w:val=""/>
+      <w:lvlJc w:val="left"/>
+      <w:pPr>
+        <w:ind w:left="6480" w:hanging="360"/>
+      </w:pPr>
+      <w:rPr>
+        <w:rFonts w:ascii="Wingdings" w:hAnsi="Wingdings" w:hint="default"/>
+      </w:rPr>
+    </w:lvl>
+  </w:abstractNum>
+  <w:abstractNum w:abstractNumId="20" w15:restartNumberingAfterBreak="0">
+    <w:nsid w:val="40FD5921"/>
+    <w:multiLevelType w:val="hybridMultilevel"/>
+    <w:tmpl w:val="0A40B9CC"/>
+    <w:lvl w:ilvl="0" w:tplc="04090001">
+      <w:start w:val="1"/>
+      <w:numFmt w:val="bullet"/>
+      <w:lvlText w:val=""/>
+      <w:lvlJc w:val="left"/>
+      <w:pPr>
+        <w:ind w:left="720" w:hanging="360"/>
+      </w:pPr>
+      <w:rPr>
+        <w:rFonts w:ascii="Symbol" w:hAnsi="Symbol" w:hint="default"/>
+      </w:rPr>
+    </w:lvl>
+    <w:lvl w:ilvl="1" w:tplc="04090003" w:tentative="1">
+      <w:start w:val="1"/>
+      <w:numFmt w:val="bullet"/>
+      <w:lvlText w:val="o"/>
+      <w:lvlJc w:val="left"/>
+      <w:pPr>
+        <w:ind w:left="1440" w:hanging="360"/>
+      </w:pPr>
+      <w:rPr>
+        <w:rFonts w:ascii="Courier New" w:hAnsi="Courier New" w:cs="Courier New" w:hint="default"/>
+      </w:rPr>
+    </w:lvl>
+    <w:lvl w:ilvl="2" w:tplc="04090005" w:tentative="1">
+      <w:start w:val="1"/>
+      <w:numFmt w:val="bullet"/>
+      <w:lvlText w:val=""/>
+      <w:lvlJc w:val="left"/>
+      <w:pPr>
+        <w:ind w:left="2160" w:hanging="360"/>
+      </w:pPr>
+      <w:rPr>
+        <w:rFonts w:ascii="Wingdings" w:hAnsi="Wingdings" w:hint="default"/>
+      </w:rPr>
+    </w:lvl>
+    <w:lvl w:ilvl="3" w:tplc="04090001" w:tentative="1">
+      <w:start w:val="1"/>
+      <w:numFmt w:val="bullet"/>
+      <w:lvlText w:val=""/>
+      <w:lvlJc w:val="left"/>
+      <w:pPr>
+        <w:ind w:left="2880" w:hanging="360"/>
+      </w:pPr>
+      <w:rPr>
+        <w:rFonts w:ascii="Symbol" w:hAnsi="Symbol" w:hint="default"/>
+      </w:rPr>
+    </w:lvl>
+    <w:lvl w:ilvl="4" w:tplc="04090003" w:tentative="1">
+      <w:start w:val="1"/>
+      <w:numFmt w:val="bullet"/>
+      <w:lvlText w:val="o"/>
+      <w:lvlJc w:val="left"/>
+      <w:pPr>
+        <w:ind w:left="3600" w:hanging="360"/>
+      </w:pPr>
+      <w:rPr>
+        <w:rFonts w:ascii="Courier New" w:hAnsi="Courier New" w:cs="Courier New" w:hint="default"/>
+      </w:rPr>
+    </w:lvl>
+    <w:lvl w:ilvl="5" w:tplc="04090005" w:tentative="1">
+      <w:start w:val="1"/>
+      <w:numFmt w:val="bullet"/>
+      <w:lvlText w:val=""/>
+      <w:lvlJc w:val="left"/>
+      <w:pPr>
+        <w:ind w:left="4320" w:hanging="360"/>
+      </w:pPr>
+      <w:rPr>
+        <w:rFonts w:ascii="Wingdings" w:hAnsi="Wingdings" w:hint="default"/>
+      </w:rPr>
+    </w:lvl>
+    <w:lvl w:ilvl="6" w:tplc="04090001" w:tentative="1">
+      <w:start w:val="1"/>
+      <w:numFmt w:val="bullet"/>
+      <w:lvlText w:val=""/>
+      <w:lvlJc w:val="left"/>
+      <w:pPr>
+        <w:ind w:left="5040" w:hanging="360"/>
+      </w:pPr>
+      <w:rPr>
+        <w:rFonts w:ascii="Symbol" w:hAnsi="Symbol" w:hint="default"/>
+      </w:rPr>
+    </w:lvl>
+    <w:lvl w:ilvl="7" w:tplc="04090003" w:tentative="1">
+      <w:start w:val="1"/>
+      <w:numFmt w:val="bullet"/>
+      <w:lvlText w:val="o"/>
+      <w:lvlJc w:val="left"/>
+      <w:pPr>
+        <w:ind w:left="5760" w:hanging="360"/>
+      </w:pPr>
+      <w:rPr>
+        <w:rFonts w:ascii="Courier New" w:hAnsi="Courier New" w:cs="Courier New" w:hint="default"/>
+      </w:rPr>
+    </w:lvl>
+    <w:lvl w:ilvl="8" w:tplc="04090005" w:tentative="1">
+      <w:start w:val="1"/>
+      <w:numFmt w:val="bullet"/>
+      <w:lvlText w:val=""/>
+      <w:lvlJc w:val="left"/>
+      <w:pPr>
+        <w:ind w:left="6480" w:hanging="360"/>
+      </w:pPr>
+      <w:rPr>
+        <w:rFonts w:ascii="Wingdings" w:hAnsi="Wingdings" w:hint="default"/>
+      </w:rPr>
+    </w:lvl>
+  </w:abstractNum>
+  <w:abstractNum w:abstractNumId="21" w15:restartNumberingAfterBreak="0">
     <w:nsid w:val="4189603E"/>
     <w:multiLevelType w:val="multilevel"/>
     <w:tmpl w:val="0AB06E12"/>
@@ -4023,7 +5588,7 @@
       </w:rPr>
     </w:lvl>
   </w:abstractNum>
-  <w:abstractNum w:abstractNumId="17" w15:restartNumberingAfterBreak="0">
+  <w:abstractNum w:abstractNumId="22" w15:restartNumberingAfterBreak="0">
     <w:nsid w:val="493C3F76"/>
     <w:multiLevelType w:val="hybridMultilevel"/>
     <w:tmpl w:val="9A9E418C"/>
@@ -4134,7 +5699,7 @@
       </w:pPr>
     </w:lvl>
   </w:abstractNum>
-  <w:abstractNum w:abstractNumId="18" w15:restartNumberingAfterBreak="0">
+  <w:abstractNum w:abstractNumId="23" w15:restartNumberingAfterBreak="0">
     <w:nsid w:val="52CA544A"/>
     <w:multiLevelType w:val="singleLevel"/>
     <w:tmpl w:val="AED6D67E"/>
@@ -4161,7 +5726,120 @@
       </w:rPr>
     </w:lvl>
   </w:abstractNum>
-  <w:abstractNum w:abstractNumId="19" w15:restartNumberingAfterBreak="0">
+  <w:abstractNum w:abstractNumId="24" w15:restartNumberingAfterBreak="0">
+    <w:nsid w:val="5E5B1603"/>
+    <w:multiLevelType w:val="hybridMultilevel"/>
+    <w:tmpl w:val="4354747E"/>
+    <w:lvl w:ilvl="0" w:tplc="04090001">
+      <w:start w:val="1"/>
+      <w:numFmt w:val="bullet"/>
+      <w:lvlText w:val=""/>
+      <w:lvlJc w:val="left"/>
+      <w:pPr>
+        <w:ind w:left="720" w:hanging="360"/>
+      </w:pPr>
+      <w:rPr>
+        <w:rFonts w:ascii="Symbol" w:hAnsi="Symbol" w:hint="default"/>
+      </w:rPr>
+    </w:lvl>
+    <w:lvl w:ilvl="1" w:tplc="04090003" w:tentative="1">
+      <w:start w:val="1"/>
+      <w:numFmt w:val="bullet"/>
+      <w:lvlText w:val="o"/>
+      <w:lvlJc w:val="left"/>
+      <w:pPr>
+        <w:ind w:left="1440" w:hanging="360"/>
+      </w:pPr>
+      <w:rPr>
+        <w:rFonts w:ascii="Courier New" w:hAnsi="Courier New" w:cs="Courier New" w:hint="default"/>
+      </w:rPr>
+    </w:lvl>
+    <w:lvl w:ilvl="2" w:tplc="04090005" w:tentative="1">
+      <w:start w:val="1"/>
+      <w:numFmt w:val="bullet"/>
+      <w:lvlText w:val=""/>
+      <w:lvlJc w:val="left"/>
+      <w:pPr>
+        <w:ind w:left="2160" w:hanging="360"/>
+      </w:pPr>
+      <w:rPr>
+        <w:rFonts w:ascii="Wingdings" w:hAnsi="Wingdings" w:hint="default"/>
+      </w:rPr>
+    </w:lvl>
+    <w:lvl w:ilvl="3" w:tplc="04090001" w:tentative="1">
+      <w:start w:val="1"/>
+      <w:numFmt w:val="bullet"/>
+      <w:lvlText w:val=""/>
+      <w:lvlJc w:val="left"/>
+      <w:pPr>
+        <w:ind w:left="2880" w:hanging="360"/>
+      </w:pPr>
+      <w:rPr>
+        <w:rFonts w:ascii="Symbol" w:hAnsi="Symbol" w:hint="default"/>
+      </w:rPr>
+    </w:lvl>
+    <w:lvl w:ilvl="4" w:tplc="04090003" w:tentative="1">
+      <w:start w:val="1"/>
+      <w:numFmt w:val="bullet"/>
+      <w:lvlText w:val="o"/>
+      <w:lvlJc w:val="left"/>
+      <w:pPr>
+        <w:ind w:left="3600" w:hanging="360"/>
+      </w:pPr>
+      <w:rPr>
+        <w:rFonts w:ascii="Courier New" w:hAnsi="Courier New" w:cs="Courier New" w:hint="default"/>
+      </w:rPr>
+    </w:lvl>
+    <w:lvl w:ilvl="5" w:tplc="04090005" w:tentative="1">
+      <w:start w:val="1"/>
+      <w:numFmt w:val="bullet"/>
+      <w:lvlText w:val=""/>
+      <w:lvlJc w:val="left"/>
+      <w:pPr>
+        <w:ind w:left="4320" w:hanging="360"/>
+      </w:pPr>
+      <w:rPr>
+        <w:rFonts w:ascii="Wingdings" w:hAnsi="Wingdings" w:hint="default"/>
+      </w:rPr>
+    </w:lvl>
+    <w:lvl w:ilvl="6" w:tplc="04090001" w:tentative="1">
+      <w:start w:val="1"/>
+      <w:numFmt w:val="bullet"/>
+      <w:lvlText w:val=""/>
+      <w:lvlJc w:val="left"/>
+      <w:pPr>
+        <w:ind w:left="5040" w:hanging="360"/>
+      </w:pPr>
+      <w:rPr>
+        <w:rFonts w:ascii="Symbol" w:hAnsi="Symbol" w:hint="default"/>
+      </w:rPr>
+    </w:lvl>
+    <w:lvl w:ilvl="7" w:tplc="04090003" w:tentative="1">
+      <w:start w:val="1"/>
+      <w:numFmt w:val="bullet"/>
+      <w:lvlText w:val="o"/>
+      <w:lvlJc w:val="left"/>
+      <w:pPr>
+        <w:ind w:left="5760" w:hanging="360"/>
+      </w:pPr>
+      <w:rPr>
+        <w:rFonts w:ascii="Courier New" w:hAnsi="Courier New" w:cs="Courier New" w:hint="default"/>
+      </w:rPr>
+    </w:lvl>
+    <w:lvl w:ilvl="8" w:tplc="04090005" w:tentative="1">
+      <w:start w:val="1"/>
+      <w:numFmt w:val="bullet"/>
+      <w:lvlText w:val=""/>
+      <w:lvlJc w:val="left"/>
+      <w:pPr>
+        <w:ind w:left="6480" w:hanging="360"/>
+      </w:pPr>
+      <w:rPr>
+        <w:rFonts w:ascii="Wingdings" w:hAnsi="Wingdings" w:hint="default"/>
+      </w:rPr>
+    </w:lvl>
+  </w:abstractNum>
+  <w:abstractNum w:abstractNumId="25" w15:restartNumberingAfterBreak="0">
     <w:nsid w:val="6C402C58"/>
     <w:multiLevelType w:val="hybridMultilevel"/>
     <w:tmpl w:val="9A1CA078"/>
@@ -4306,7 +5984,7 @@
       </w:rPr>
     </w:lvl>
   </w:abstractNum>
-  <w:abstractNum w:abstractNumId="20" w15:restartNumberingAfterBreak="0">
+  <w:abstractNum w:abstractNumId="26" w15:restartNumberingAfterBreak="0">
     <w:nsid w:val="6CD32DA8"/>
     <w:multiLevelType w:val="singleLevel"/>
     <w:tmpl w:val="166470C2"/>
@@ -4333,40 +6011,40 @@
     </w:lvl>
   </w:abstractNum>
   <w:num w:numId="1" w16cid:durableId="1369909383">
+    <w:abstractNumId w:val="17"/>
+  </w:num>
+  <w:num w:numId="2" w16cid:durableId="568543031">
+    <w:abstractNumId w:val="25"/>
+  </w:num>
+  <w:num w:numId="3" w16cid:durableId="1207790780">
+    <w:abstractNumId w:val="15"/>
+  </w:num>
+  <w:num w:numId="4" w16cid:durableId="629168631">
+    <w:abstractNumId w:val="21"/>
+  </w:num>
+  <w:num w:numId="5" w16cid:durableId="1032806882">
+    <w:abstractNumId w:val="21"/>
+  </w:num>
+  <w:num w:numId="6" w16cid:durableId="1614826021">
+    <w:abstractNumId w:val="21"/>
+  </w:num>
+  <w:num w:numId="7" w16cid:durableId="1871990542">
+    <w:abstractNumId w:val="21"/>
+  </w:num>
+  <w:num w:numId="8" w16cid:durableId="2088458160">
+    <w:abstractNumId w:val="23"/>
+  </w:num>
+  <w:num w:numId="9" w16cid:durableId="231694775">
+    <w:abstractNumId w:val="26"/>
+  </w:num>
+  <w:num w:numId="10" w16cid:durableId="2126189682">
+    <w:abstractNumId w:val="18"/>
+  </w:num>
+  <w:num w:numId="11" w16cid:durableId="771515552">
     <w:abstractNumId w:val="14"/>
   </w:num>
-  <w:num w:numId="2" w16cid:durableId="568543031">
-    <w:abstractNumId w:val="19"/>
-  </w:num>
-  <w:num w:numId="3" w16cid:durableId="1207790780">
-    <w:abstractNumId w:val="13"/>
-  </w:num>
-  <w:num w:numId="4" w16cid:durableId="629168631">
-    <w:abstractNumId w:val="16"/>
-  </w:num>
-  <w:num w:numId="5" w16cid:durableId="1032806882">
-    <w:abstractNumId w:val="16"/>
-  </w:num>
-  <w:num w:numId="6" w16cid:durableId="1614826021">
-    <w:abstractNumId w:val="16"/>
-  </w:num>
-  <w:num w:numId="7" w16cid:durableId="1871990542">
-    <w:abstractNumId w:val="16"/>
-  </w:num>
-  <w:num w:numId="8" w16cid:durableId="2088458160">
-    <w:abstractNumId w:val="18"/>
-  </w:num>
-  <w:num w:numId="9" w16cid:durableId="231694775">
-    <w:abstractNumId w:val="20"/>
-  </w:num>
-  <w:num w:numId="10" w16cid:durableId="2126189682">
-    <w:abstractNumId w:val="15"/>
-  </w:num>
-  <w:num w:numId="11" w16cid:durableId="771515552">
+  <w:num w:numId="12" w16cid:durableId="1603688421">
     <w:abstractNumId w:val="12"/>
-  </w:num>
-  <w:num w:numId="12" w16cid:durableId="1603688421">
-    <w:abstractNumId w:val="11"/>
   </w:num>
   <w:num w:numId="13" w16cid:durableId="308025467">
     <w:abstractNumId w:val="0"/>
@@ -4402,7 +6080,25 @@
     <w:abstractNumId w:val="1"/>
   </w:num>
   <w:num w:numId="24" w16cid:durableId="276639338">
-    <w:abstractNumId w:val="17"/>
+    <w:abstractNumId w:val="22"/>
+  </w:num>
+  <w:num w:numId="25" w16cid:durableId="1894807581">
+    <w:abstractNumId w:val="13"/>
+  </w:num>
+  <w:num w:numId="26" w16cid:durableId="1250118422">
+    <w:abstractNumId w:val="20"/>
+  </w:num>
+  <w:num w:numId="27" w16cid:durableId="2065718926">
+    <w:abstractNumId w:val="19"/>
+  </w:num>
+  <w:num w:numId="28" w16cid:durableId="723677072">
+    <w:abstractNumId w:val="16"/>
+  </w:num>
+  <w:num w:numId="29" w16cid:durableId="1049646154">
+    <w:abstractNumId w:val="11"/>
+  </w:num>
+  <w:num w:numId="30" w16cid:durableId="1757749555">
+    <w:abstractNumId w:val="24"/>
   </w:num>
 </w:numbering>
 </file>
@@ -4726,7 +6422,6 @@
         <w:tab w:val="left" w:pos="216"/>
       </w:tabs>
       <w:spacing w:before="160" w:after="80"/>
-      <w:ind w:firstLine="0"/>
       <w:jc w:val="center"/>
       <w:outlineLvl w:val="0"/>
     </w:pPr>
@@ -4748,10 +6443,6 @@
         <w:ilvl w:val="1"/>
         <w:numId w:val="4"/>
       </w:numPr>
-      <w:tabs>
-        <w:tab w:val="clear" w:pos="360"/>
-        <w:tab w:val="num" w:pos="288"/>
-      </w:tabs>
       <w:spacing w:before="120" w:after="60"/>
       <w:jc w:val="left"/>
       <w:outlineLvl w:val="1"/>
@@ -4774,7 +6465,6 @@
         <w:numId w:val="4"/>
       </w:numPr>
       <w:spacing w:line="240" w:lineRule="exact"/>
-      <w:ind w:firstLine="288"/>
       <w:outlineLvl w:val="2"/>
     </w:pPr>
     <w:rPr>
@@ -4795,11 +6485,9 @@
         <w:numId w:val="4"/>
       </w:numPr>
       <w:tabs>
-        <w:tab w:val="clear" w:pos="630"/>
         <w:tab w:val="left" w:pos="720"/>
       </w:tabs>
       <w:spacing w:before="40" w:after="40"/>
-      <w:ind w:firstLine="504"/>
       <w:outlineLvl w:val="3"/>
     </w:pPr>
     <w:rPr>
@@ -5305,6 +6993,17 @@
       </w:tcPr>
     </w:tblStylePr>
   </w:style>
+  <w:style w:type="paragraph" w:styleId="ListParagraph">
+    <w:name w:val="List Paragraph"/>
+    <w:basedOn w:val="Normal"/>
+    <w:uiPriority w:val="34"/>
+    <w:qFormat/>
+    <w:rsid w:val="001309A1"/>
+    <w:pPr>
+      <w:ind w:left="720"/>
+      <w:contextualSpacing/>
+    </w:pPr>
+  </w:style>
 </w:styles>
 </file>
 
